--- a/docs/KMCP_Capability_and_Security.docx
+++ b/docs/KMCP_Capability_and_Security.docx
@@ -5,7 +5,6 @@
     <w:p>
       <w:pPr>
         <w:spacing w:after="0"/>
-        <w:jc w:val="left"/>
       </w:pPr>
       <w:r>
         <w:rPr>
@@ -61,12 +60,12 @@
           <w:i w:val="0"/>
           <w:sz w:val="40"/>
         </w:rPr>
-        <w:t>Capability, Differentiation and Security</w:t>
+        <w:t>Capability, Security and Commercial Proposal</w:t>
       </w:r>
     </w:p>
     <w:p>
       <w:pPr>
-        <w:spacing w:after="520"/>
+        <w:spacing w:after="480"/>
       </w:pPr>
       <w:r>
         <w:rPr>
@@ -75,7 +74,7 @@
           <w:color w:val="5C6675"/>
           <w:sz w:val="22"/>
         </w:rPr>
-        <w:t>Feature specification · architectural differentiators · security controls for citizen data, payment information and parking evidence</w:t>
+        <w:t>Feature specification · architectural differentiators · security controls for citizen data, payment information and parking evidence · commercial terms</w:t>
       </w:r>
     </w:p>
     <w:tbl>
@@ -97,7 +96,7 @@
           </w:tcPr>
           <w:p>
             <w:pPr>
-              <w:spacing w:after="40" w:before="40"/>
+              <w:spacing w:before="40" w:after="40"/>
             </w:pPr>
             <w:r/>
             <w:r>
@@ -116,7 +115,7 @@
           </w:tcPr>
           <w:p>
             <w:pPr>
-              <w:spacing w:after="40" w:before="40"/>
+              <w:spacing w:before="40" w:after="40"/>
             </w:pPr>
             <w:r/>
             <w:r>
@@ -136,11 +135,12 @@
           </w:tcPr>
           <w:p>
             <w:pPr>
-              <w:spacing w:after="40" w:before="40"/>
-            </w:pPr>
-            <w:r/>
-            <w:r>
-              <w:rPr>
+              <w:spacing w:before="40" w:after="40"/>
+            </w:pPr>
+            <w:r/>
+            <w:r>
+              <w:rPr>
+                <w:b w:val="0"/>
                 <w:sz w:val="18"/>
               </w:rPr>
               <w:t>Document</w:t>
@@ -153,14 +153,15 @@
           </w:tcPr>
           <w:p>
             <w:pPr>
-              <w:spacing w:after="40" w:before="40"/>
-            </w:pPr>
-            <w:r/>
-            <w:r>
-              <w:rPr>
-                <w:sz w:val="18"/>
-              </w:rPr>
-              <w:t>Capability, Differentiation and Security</w:t>
+              <w:spacing w:before="40" w:after="40"/>
+            </w:pPr>
+            <w:r/>
+            <w:r>
+              <w:rPr>
+                <w:b w:val="0"/>
+                <w:sz w:val="18"/>
+              </w:rPr>
+              <w:t>Capability, Security and Commercial Proposal</w:t>
             </w:r>
           </w:p>
         </w:tc>
@@ -172,11 +173,12 @@
           </w:tcPr>
           <w:p>
             <w:pPr>
-              <w:spacing w:after="40" w:before="40"/>
-            </w:pPr>
-            <w:r/>
-            <w:r>
-              <w:rPr>
+              <w:spacing w:before="40" w:after="40"/>
+            </w:pPr>
+            <w:r/>
+            <w:r>
+              <w:rPr>
+                <w:b w:val="0"/>
                 <w:sz w:val="18"/>
               </w:rPr>
               <w:t>Version</w:t>
@@ -189,14 +191,15 @@
           </w:tcPr>
           <w:p>
             <w:pPr>
-              <w:spacing w:after="40" w:before="40"/>
-            </w:pPr>
-            <w:r/>
-            <w:r>
-              <w:rPr>
-                <w:sz w:val="18"/>
-              </w:rPr>
-              <w:t>1.0</w:t>
+              <w:spacing w:before="40" w:after="40"/>
+            </w:pPr>
+            <w:r/>
+            <w:r>
+              <w:rPr>
+                <w:b w:val="0"/>
+                <w:sz w:val="18"/>
+              </w:rPr>
+              <w:t>2.0</w:t>
             </w:r>
           </w:p>
         </w:tc>
@@ -208,11 +211,12 @@
           </w:tcPr>
           <w:p>
             <w:pPr>
-              <w:spacing w:after="40" w:before="40"/>
-            </w:pPr>
-            <w:r/>
-            <w:r>
-              <w:rPr>
+              <w:spacing w:before="40" w:after="40"/>
+            </w:pPr>
+            <w:r/>
+            <w:r>
+              <w:rPr>
+                <w:b w:val="0"/>
                 <w:sz w:val="18"/>
               </w:rPr>
               <w:t>Date</w:t>
@@ -225,11 +229,12 @@
           </w:tcPr>
           <w:p>
             <w:pPr>
-              <w:spacing w:after="40" w:before="40"/>
-            </w:pPr>
-            <w:r/>
-            <w:r>
-              <w:rPr>
+              <w:spacing w:before="40" w:after="40"/>
+            </w:pPr>
+            <w:r/>
+            <w:r>
+              <w:rPr>
+                <w:b w:val="0"/>
                 <w:sz w:val="18"/>
               </w:rPr>
               <w:t>September 2026</w:t>
@@ -244,14 +249,15 @@
           </w:tcPr>
           <w:p>
             <w:pPr>
-              <w:spacing w:after="40" w:before="40"/>
-            </w:pPr>
-            <w:r/>
-            <w:r>
-              <w:rPr>
-                <w:sz w:val="18"/>
-              </w:rPr>
-              <w:t>Phase</w:t>
+              <w:spacing w:before="40" w:after="40"/>
+            </w:pPr>
+            <w:r/>
+            <w:r>
+              <w:rPr>
+                <w:b w:val="0"/>
+                <w:sz w:val="18"/>
+              </w:rPr>
+              <w:t>Scope</w:t>
             </w:r>
           </w:p>
         </w:tc>
@@ -261,11 +267,12 @@
           </w:tcPr>
           <w:p>
             <w:pPr>
-              <w:spacing w:after="40" w:before="40"/>
-            </w:pPr>
-            <w:r/>
-            <w:r>
-              <w:rPr>
+              <w:spacing w:before="40" w:after="40"/>
+            </w:pPr>
+            <w:r/>
+            <w:r>
+              <w:rPr>
+                <w:b w:val="0"/>
                 <w:sz w:val="18"/>
               </w:rPr>
               <w:t>Phase 1 — 352 features across three applications</w:t>
@@ -280,11 +287,12 @@
           </w:tcPr>
           <w:p>
             <w:pPr>
-              <w:spacing w:after="40" w:before="40"/>
-            </w:pPr>
-            <w:r/>
-            <w:r>
-              <w:rPr>
+              <w:spacing w:before="40" w:after="40"/>
+            </w:pPr>
+            <w:r/>
+            <w:r>
+              <w:rPr>
+                <w:b w:val="0"/>
                 <w:sz w:val="18"/>
               </w:rPr>
               <w:t>Prepared for</w:t>
@@ -297,11 +305,12 @@
           </w:tcPr>
           <w:p>
             <w:pPr>
-              <w:spacing w:after="40" w:before="40"/>
-            </w:pPr>
-            <w:r/>
-            <w:r>
-              <w:rPr>
+              <w:spacing w:before="40" w:after="40"/>
+            </w:pPr>
+            <w:r/>
+            <w:r>
+              <w:rPr>
+                <w:b w:val="0"/>
                 <w:sz w:val="18"/>
               </w:rPr>
               <w:t>Kolkata Municipal Corporation</w:t>
@@ -316,11 +325,12 @@
           </w:tcPr>
           <w:p>
             <w:pPr>
-              <w:spacing w:after="40" w:before="40"/>
-            </w:pPr>
-            <w:r/>
-            <w:r>
-              <w:rPr>
+              <w:spacing w:before="40" w:after="40"/>
+            </w:pPr>
+            <w:r/>
+            <w:r>
+              <w:rPr>
+                <w:b w:val="0"/>
                 <w:sz w:val="18"/>
               </w:rPr>
               <w:t>Classification</w:t>
@@ -333,11 +343,12 @@
           </w:tcPr>
           <w:p>
             <w:pPr>
-              <w:spacing w:after="40" w:before="40"/>
-            </w:pPr>
-            <w:r/>
-            <w:r>
-              <w:rPr>
+              <w:spacing w:before="40" w:after="40"/>
+            </w:pPr>
+            <w:r/>
+            <w:r>
+              <w:rPr>
+                <w:b w:val="0"/>
                 <w:sz w:val="18"/>
               </w:rPr>
               <w:t>Confidential — for the authority and its advisers</w:t>
@@ -352,14 +363,48 @@
       </w:pPr>
     </w:p>
     <w:p>
+      <w:pPr>
+        <w:pStyle w:val="Heading3"/>
+      </w:pPr>
+      <w:r>
+        <w:t>A note on how the security controls are marked</w:t>
+      </w:r>
+    </w:p>
+    <w:p>
+      <w:pPr>
+        <w:spacing w:after="200"/>
+      </w:pPr>
       <w:r>
         <w:rPr>
           <w:b w:val="0"/>
-          <w:i/>
-          <w:color w:val="5C6675"/>
-          <w:sz w:val="18"/>
         </w:rPr>
-        <w:t>All platform metrics in this document were verified against the running system, not taken from a design specification. Controls described as in force were confirmed in executing code.</w:t>
+        <w:t xml:space="preserve">Every control in section 4 is marked either </w:t>
+      </w:r>
+      <w:r>
+        <w:rPr>
+          <w:b/>
+          <w:color w:val="0C6E56"/>
+        </w:rPr>
+        <w:t>In force</w:t>
+      </w:r>
+      <w:r>
+        <w:rPr>
+          <w:b w:val="0"/>
+        </w:rPr>
+        <w:t xml:space="preserve"> — verified in the executing system as at September 2026 — or </w:t>
+      </w:r>
+      <w:r>
+        <w:rPr>
+          <w:b/>
+          <w:color w:val="1F4FD8"/>
+        </w:rPr>
+        <w:t>Deployment</w:t>
+      </w:r>
+      <w:r>
+        <w:rPr>
+          <w:b w:val="0"/>
+        </w:rPr>
+        <w:t>, meaning it forms part of the target deployment architecture and is implemented during commissioning onto the Corporation's infrastructure. The distinction is drawn deliberately: a security document that does not separate what is running from what is planned cannot be relied upon by an auditor, and both categories are contractually committed.</w:t>
       </w:r>
     </w:p>
     <w:p>
@@ -475,7 +520,7 @@
           </w:tcPr>
           <w:p>
             <w:pPr>
-              <w:spacing w:after="40" w:before="40"/>
+              <w:spacing w:before="40" w:after="40"/>
             </w:pPr>
             <w:r/>
             <w:r>
@@ -495,7 +540,7 @@
           </w:tcPr>
           <w:p>
             <w:pPr>
-              <w:spacing w:after="40" w:before="40"/>
+              <w:spacing w:before="40" w:after="40"/>
             </w:pPr>
             <w:r/>
             <w:r>
@@ -515,7 +560,7 @@
           </w:tcPr>
           <w:p>
             <w:pPr>
-              <w:spacing w:after="40" w:before="40"/>
+              <w:spacing w:before="40" w:after="40"/>
             </w:pPr>
             <w:r/>
             <w:r>
@@ -535,7 +580,7 @@
           </w:tcPr>
           <w:p>
             <w:pPr>
-              <w:spacing w:after="40" w:before="40"/>
+              <w:spacing w:before="40" w:after="40"/>
             </w:pPr>
             <w:r/>
             <w:r>
@@ -556,11 +601,12 @@
           </w:tcPr>
           <w:p>
             <w:pPr>
-              <w:spacing w:after="40" w:before="40"/>
-            </w:pPr>
-            <w:r/>
-            <w:r>
-              <w:rPr>
+              <w:spacing w:before="40" w:after="40"/>
+            </w:pPr>
+            <w:r/>
+            <w:r>
+              <w:rPr>
+                <w:b w:val="0"/>
                 <w:sz w:val="18"/>
               </w:rPr>
               <w:t>Admin Portal</w:t>
@@ -573,11 +619,12 @@
           </w:tcPr>
           <w:p>
             <w:pPr>
-              <w:spacing w:after="40" w:before="40"/>
-            </w:pPr>
-            <w:r/>
-            <w:r>
-              <w:rPr>
+              <w:spacing w:before="40" w:after="40"/>
+            </w:pPr>
+            <w:r/>
+            <w:r>
+              <w:rPr>
+                <w:b w:val="0"/>
                 <w:sz w:val="18"/>
               </w:rPr>
               <w:t>Municipal officers, zone officers, auditors</w:t>
@@ -590,11 +637,12 @@
           </w:tcPr>
           <w:p>
             <w:pPr>
-              <w:spacing w:after="40" w:before="40"/>
-            </w:pPr>
-            <w:r/>
-            <w:r>
-              <w:rPr>
+              <w:spacing w:before="40" w:after="40"/>
+            </w:pPr>
+            <w:r/>
+            <w:r>
+              <w:rPr>
+                <w:b w:val="0"/>
                 <w:sz w:val="18"/>
               </w:rPr>
               <w:t>Web</w:t>
@@ -607,11 +655,12 @@
           </w:tcPr>
           <w:p>
             <w:pPr>
-              <w:spacing w:after="40" w:before="40"/>
-            </w:pPr>
-            <w:r/>
-            <w:r>
-              <w:rPr>
+              <w:spacing w:before="40" w:after="40"/>
+            </w:pPr>
+            <w:r/>
+            <w:r>
+              <w:rPr>
+                <w:b w:val="0"/>
                 <w:sz w:val="18"/>
               </w:rPr>
               <w:t>149</w:t>
@@ -623,14 +672,16 @@
         <w:tc>
           <w:tcPr>
             <w:tcW w:type="dxa" w:w="3024"/>
-          </w:tcPr>
-          <w:p>
-            <w:pPr>
-              <w:spacing w:after="40" w:before="40"/>
-            </w:pPr>
-            <w:r/>
-            <w:r>
-              <w:rPr>
+            <w:shd w:val="clear" w:fill="F2F5F9"/>
+          </w:tcPr>
+          <w:p>
+            <w:pPr>
+              <w:spacing w:before="40" w:after="40"/>
+            </w:pPr>
+            <w:r/>
+            <w:r>
+              <w:rPr>
+                <w:b w:val="0"/>
                 <w:sz w:val="18"/>
               </w:rPr>
               <w:t>Vendor Application</w:t>
@@ -640,14 +691,16 @@
         <w:tc>
           <w:tcPr>
             <w:tcW w:type="dxa" w:w="3312"/>
-          </w:tcPr>
-          <w:p>
-            <w:pPr>
-              <w:spacing w:after="40" w:before="40"/>
-            </w:pPr>
-            <w:r/>
-            <w:r>
-              <w:rPr>
+            <w:shd w:val="clear" w:fill="F2F5F9"/>
+          </w:tcPr>
+          <w:p>
+            <w:pPr>
+              <w:spacing w:before="40" w:after="40"/>
+            </w:pPr>
+            <w:r/>
+            <w:r>
+              <w:rPr>
+                <w:b w:val="0"/>
                 <w:sz w:val="18"/>
               </w:rPr>
               <w:t>Parking operators and attendants</w:t>
@@ -657,14 +710,16 @@
         <w:tc>
           <w:tcPr>
             <w:tcW w:type="dxa" w:w="1872"/>
-          </w:tcPr>
-          <w:p>
-            <w:pPr>
-              <w:spacing w:after="40" w:before="40"/>
-            </w:pPr>
-            <w:r/>
-            <w:r>
-              <w:rPr>
+            <w:shd w:val="clear" w:fill="F2F5F9"/>
+          </w:tcPr>
+          <w:p>
+            <w:pPr>
+              <w:spacing w:before="40" w:after="40"/>
+            </w:pPr>
+            <w:r/>
+            <w:r>
+              <w:rPr>
+                <w:b w:val="0"/>
                 <w:sz w:val="18"/>
               </w:rPr>
               <w:t>Android + iOS</w:t>
@@ -674,14 +729,16 @@
         <w:tc>
           <w:tcPr>
             <w:tcW w:type="dxa" w:w="1152"/>
-          </w:tcPr>
-          <w:p>
-            <w:pPr>
-              <w:spacing w:after="40" w:before="40"/>
-            </w:pPr>
-            <w:r/>
-            <w:r>
-              <w:rPr>
+            <w:shd w:val="clear" w:fill="F2F5F9"/>
+          </w:tcPr>
+          <w:p>
+            <w:pPr>
+              <w:spacing w:before="40" w:after="40"/>
+            </w:pPr>
+            <w:r/>
+            <w:r>
+              <w:rPr>
+                <w:b w:val="0"/>
                 <w:sz w:val="18"/>
               </w:rPr>
               <w:t>73</w:t>
@@ -696,11 +753,12 @@
           </w:tcPr>
           <w:p>
             <w:pPr>
-              <w:spacing w:after="40" w:before="40"/>
-            </w:pPr>
-            <w:r/>
-            <w:r>
-              <w:rPr>
+              <w:spacing w:before="40" w:after="40"/>
+            </w:pPr>
+            <w:r/>
+            <w:r>
+              <w:rPr>
+                <w:b w:val="0"/>
                 <w:sz w:val="18"/>
               </w:rPr>
               <w:t>Citizen Application</w:t>
@@ -713,11 +771,12 @@
           </w:tcPr>
           <w:p>
             <w:pPr>
-              <w:spacing w:after="40" w:before="40"/>
-            </w:pPr>
-            <w:r/>
-            <w:r>
-              <w:rPr>
+              <w:spacing w:before="40" w:after="40"/>
+            </w:pPr>
+            <w:r/>
+            <w:r>
+              <w:rPr>
+                <w:b w:val="0"/>
                 <w:sz w:val="18"/>
               </w:rPr>
               <w:t>Vehicle owners</w:t>
@@ -730,11 +789,12 @@
           </w:tcPr>
           <w:p>
             <w:pPr>
-              <w:spacing w:after="40" w:before="40"/>
-            </w:pPr>
-            <w:r/>
-            <w:r>
-              <w:rPr>
+              <w:spacing w:before="40" w:after="40"/>
+            </w:pPr>
+            <w:r/>
+            <w:r>
+              <w:rPr>
+                <w:b w:val="0"/>
                 <w:sz w:val="18"/>
               </w:rPr>
               <w:t>Android + iOS</w:t>
@@ -747,11 +807,12 @@
           </w:tcPr>
           <w:p>
             <w:pPr>
-              <w:spacing w:after="40" w:before="40"/>
-            </w:pPr>
-            <w:r/>
-            <w:r>
-              <w:rPr>
+              <w:spacing w:before="40" w:after="40"/>
+            </w:pPr>
+            <w:r/>
+            <w:r>
+              <w:rPr>
+                <w:b w:val="0"/>
                 <w:sz w:val="18"/>
               </w:rPr>
               <w:t>63</w:t>
@@ -763,14 +824,16 @@
         <w:tc>
           <w:tcPr>
             <w:tcW w:type="dxa" w:w="3024"/>
-          </w:tcPr>
-          <w:p>
-            <w:pPr>
-              <w:spacing w:after="40" w:before="40"/>
-            </w:pPr>
-            <w:r/>
-            <w:r>
-              <w:rPr>
+            <w:shd w:val="clear" w:fill="F2F5F9"/>
+          </w:tcPr>
+          <w:p>
+            <w:pPr>
+              <w:spacing w:before="40" w:after="40"/>
+            </w:pPr>
+            <w:r/>
+            <w:r>
+              <w:rPr>
+                <w:b w:val="0"/>
                 <w:sz w:val="18"/>
               </w:rPr>
               <w:t>Core platform services</w:t>
@@ -780,14 +843,16 @@
         <w:tc>
           <w:tcPr>
             <w:tcW w:type="dxa" w:w="3312"/>
-          </w:tcPr>
-          <w:p>
-            <w:pPr>
-              <w:spacing w:after="40" w:before="40"/>
-            </w:pPr>
-            <w:r/>
-            <w:r>
-              <w:rPr>
+            <w:shd w:val="clear" w:fill="F2F5F9"/>
+          </w:tcPr>
+          <w:p>
+            <w:pPr>
+              <w:spacing w:before="40" w:after="40"/>
+            </w:pPr>
+            <w:r/>
+            <w:r>
+              <w:rPr>
+                <w:b w:val="0"/>
                 <w:sz w:val="18"/>
               </w:rPr>
               <w:t>All three clients</w:t>
@@ -797,14 +862,16 @@
         <w:tc>
           <w:tcPr>
             <w:tcW w:type="dxa" w:w="1872"/>
-          </w:tcPr>
-          <w:p>
-            <w:pPr>
-              <w:spacing w:after="40" w:before="40"/>
-            </w:pPr>
-            <w:r/>
-            <w:r>
-              <w:rPr>
+            <w:shd w:val="clear" w:fill="F2F5F9"/>
+          </w:tcPr>
+          <w:p>
+            <w:pPr>
+              <w:spacing w:before="40" w:after="40"/>
+            </w:pPr>
+            <w:r/>
+            <w:r>
+              <w:rPr>
+                <w:b w:val="0"/>
                 <w:sz w:val="18"/>
               </w:rPr>
               <w:t>API</w:t>
@@ -814,14 +881,16 @@
         <w:tc>
           <w:tcPr>
             <w:tcW w:type="dxa" w:w="1152"/>
-          </w:tcPr>
-          <w:p>
-            <w:pPr>
-              <w:spacing w:after="40" w:before="40"/>
-            </w:pPr>
-            <w:r/>
-            <w:r>
-              <w:rPr>
+            <w:shd w:val="clear" w:fill="F2F5F9"/>
+          </w:tcPr>
+          <w:p>
+            <w:pPr>
+              <w:spacing w:before="40" w:after="40"/>
+            </w:pPr>
+            <w:r/>
+            <w:r>
+              <w:rPr>
+                <w:b w:val="0"/>
                 <w:sz w:val="18"/>
               </w:rPr>
               <w:t>35</w:t>
@@ -836,11 +905,12 @@
           </w:tcPr>
           <w:p>
             <w:pPr>
-              <w:spacing w:after="40" w:before="40"/>
-            </w:pPr>
-            <w:r/>
-            <w:r>
-              <w:rPr>
+              <w:spacing w:before="40" w:after="40"/>
+            </w:pPr>
+            <w:r/>
+            <w:r>
+              <w:rPr>
+                <w:b w:val="0"/>
                 <w:sz w:val="18"/>
               </w:rPr>
               <w:t>Fraud prevention, security, integrations</w:t>
@@ -853,11 +923,12 @@
           </w:tcPr>
           <w:p>
             <w:pPr>
-              <w:spacing w:after="40" w:before="40"/>
-            </w:pPr>
-            <w:r/>
-            <w:r>
-              <w:rPr>
+              <w:spacing w:before="40" w:after="40"/>
+            </w:pPr>
+            <w:r/>
+            <w:r>
+              <w:rPr>
+                <w:b w:val="0"/>
                 <w:sz w:val="18"/>
               </w:rPr>
               <w:t>Cross-cutting</w:t>
@@ -870,11 +941,12 @@
           </w:tcPr>
           <w:p>
             <w:pPr>
-              <w:spacing w:after="40" w:before="40"/>
-            </w:pPr>
-            <w:r/>
-            <w:r>
-              <w:rPr>
+              <w:spacing w:before="40" w:after="40"/>
+            </w:pPr>
+            <w:r/>
+            <w:r>
+              <w:rPr>
+                <w:b w:val="0"/>
                 <w:sz w:val="18"/>
               </w:rPr>
               <w:t>API</w:t>
@@ -887,11 +959,12 @@
           </w:tcPr>
           <w:p>
             <w:pPr>
-              <w:spacing w:after="40" w:before="40"/>
-            </w:pPr>
-            <w:r/>
-            <w:r>
-              <w:rPr>
+              <w:spacing w:before="40" w:after="40"/>
+            </w:pPr>
+            <w:r/>
+            <w:r>
+              <w:rPr>
+                <w:b w:val="0"/>
                 <w:sz w:val="18"/>
               </w:rPr>
               <w:t>32</w:t>
@@ -903,14 +976,16 @@
         <w:tc>
           <w:tcPr>
             <w:tcW w:type="dxa" w:w="3024"/>
-          </w:tcPr>
-          <w:p>
-            <w:pPr>
-              <w:spacing w:after="40" w:before="40"/>
-            </w:pPr>
-            <w:r/>
-            <w:r>
-              <w:rPr>
+            <w:shd w:val="clear" w:fill="F2F5F9"/>
+          </w:tcPr>
+          <w:p>
+            <w:pPr>
+              <w:spacing w:before="40" w:after="40"/>
+            </w:pPr>
+            <w:r/>
+            <w:r>
+              <w:rPr>
+                <w:b/>
                 <w:sz w:val="18"/>
               </w:rPr>
               <w:t>Total, Phase 1</w:t>
@@ -920,14 +995,16 @@
         <w:tc>
           <w:tcPr>
             <w:tcW w:type="dxa" w:w="3312"/>
-          </w:tcPr>
-          <w:p>
-            <w:pPr>
-              <w:spacing w:after="40" w:before="40"/>
-            </w:pPr>
-            <w:r/>
-            <w:r>
-              <w:rPr>
+            <w:shd w:val="clear" w:fill="F2F5F9"/>
+          </w:tcPr>
+          <w:p>
+            <w:pPr>
+              <w:spacing w:before="40" w:after="40"/>
+            </w:pPr>
+            <w:r/>
+            <w:r>
+              <w:rPr>
+                <w:b w:val="0"/>
                 <w:sz w:val="18"/>
               </w:rPr>
             </w:r>
@@ -936,14 +1013,16 @@
         <w:tc>
           <w:tcPr>
             <w:tcW w:type="dxa" w:w="1872"/>
-          </w:tcPr>
-          <w:p>
-            <w:pPr>
-              <w:spacing w:after="40" w:before="40"/>
-            </w:pPr>
-            <w:r/>
-            <w:r>
-              <w:rPr>
+            <w:shd w:val="clear" w:fill="F2F5F9"/>
+          </w:tcPr>
+          <w:p>
+            <w:pPr>
+              <w:spacing w:before="40" w:after="40"/>
+            </w:pPr>
+            <w:r/>
+            <w:r>
+              <w:rPr>
+                <w:b w:val="0"/>
                 <w:sz w:val="18"/>
               </w:rPr>
             </w:r>
@@ -952,14 +1031,16 @@
         <w:tc>
           <w:tcPr>
             <w:tcW w:type="dxa" w:w="1152"/>
-          </w:tcPr>
-          <w:p>
-            <w:pPr>
-              <w:spacing w:after="40" w:before="40"/>
-            </w:pPr>
-            <w:r/>
-            <w:r>
-              <w:rPr>
+            <w:shd w:val="clear" w:fill="F2F5F9"/>
+          </w:tcPr>
+          <w:p>
+            <w:pPr>
+              <w:spacing w:before="40" w:after="40"/>
+            </w:pPr>
+            <w:r/>
+            <w:r>
+              <w:rPr>
+                <w:b/>
                 <w:sz w:val="18"/>
               </w:rPr>
               <w:t>352</w:t>
@@ -972,6 +1053,316 @@
       <w:pPr>
         <w:spacing w:after="80"/>
       </w:pPr>
+    </w:p>
+    <w:p>
+      <w:pPr>
+        <w:pStyle w:val="Heading3"/>
+      </w:pPr>
+      <w:r>
+        <w:t>Commercial summary</w:t>
+      </w:r>
+    </w:p>
+    <w:tbl>
+      <w:tblPr>
+        <w:tblStyle w:val="TableGrid"/>
+        <w:tblW w:type="auto" w:w="0"/>
+        <w:jc w:val="center"/>
+        <w:tblLook w:firstColumn="1" w:firstRow="1" w:lastColumn="0" w:lastRow="0" w:noHBand="0" w:noVBand="1" w:val="04A0"/>
+      </w:tblPr>
+      <w:tblGrid>
+        <w:gridCol w:w="4824"/>
+        <w:gridCol w:w="4824"/>
+      </w:tblGrid>
+      <w:tr>
+        <w:tc>
+          <w:tcPr>
+            <w:tcW w:type="dxa" w:w="3312"/>
+            <w:shd w:val="clear" w:fill="0C6E56"/>
+          </w:tcPr>
+          <w:p>
+            <w:pPr>
+              <w:spacing w:before="40" w:after="40"/>
+            </w:pPr>
+            <w:r/>
+            <w:r>
+              <w:rPr>
+                <w:b/>
+                <w:color w:val="FFFFFF"/>
+                <w:sz w:val="18"/>
+              </w:rPr>
+            </w:r>
+          </w:p>
+        </w:tc>
+        <w:tc>
+          <w:tcPr>
+            <w:tcW w:type="dxa" w:w="6048"/>
+            <w:shd w:val="clear" w:fill="0C6E56"/>
+          </w:tcPr>
+          <w:p>
+            <w:pPr>
+              <w:spacing w:before="40" w:after="40"/>
+            </w:pPr>
+            <w:r/>
+            <w:r>
+              <w:rPr>
+                <w:b/>
+                <w:color w:val="FFFFFF"/>
+                <w:sz w:val="18"/>
+              </w:rPr>
+            </w:r>
+          </w:p>
+        </w:tc>
+      </w:tr>
+      <w:tr>
+        <w:tc>
+          <w:tcPr>
+            <w:tcW w:type="dxa" w:w="3312"/>
+          </w:tcPr>
+          <w:p>
+            <w:pPr>
+              <w:spacing w:before="40" w:after="40"/>
+            </w:pPr>
+            <w:r/>
+            <w:r>
+              <w:rPr>
+                <w:b w:val="0"/>
+                <w:sz w:val="18"/>
+              </w:rPr>
+              <w:t>Capital cost</w:t>
+            </w:r>
+          </w:p>
+        </w:tc>
+        <w:tc>
+          <w:tcPr>
+            <w:tcW w:type="dxa" w:w="6048"/>
+          </w:tcPr>
+          <w:p>
+            <w:pPr>
+              <w:spacing w:before="40" w:after="40"/>
+            </w:pPr>
+            <w:r/>
+            <w:r>
+              <w:rPr>
+                <w:b w:val="0"/>
+                <w:sz w:val="18"/>
+              </w:rPr>
+              <w:t>Rs 1,50,00,000 plus GST</w:t>
+            </w:r>
+          </w:p>
+        </w:tc>
+      </w:tr>
+      <w:tr>
+        <w:tc>
+          <w:tcPr>
+            <w:tcW w:type="dxa" w:w="3312"/>
+            <w:shd w:val="clear" w:fill="F2F5F9"/>
+          </w:tcPr>
+          <w:p>
+            <w:pPr>
+              <w:spacing w:before="40" w:after="40"/>
+            </w:pPr>
+            <w:r/>
+            <w:r>
+              <w:rPr>
+                <w:b w:val="0"/>
+                <w:sz w:val="18"/>
+              </w:rPr>
+              <w:t>Payment</w:t>
+            </w:r>
+          </w:p>
+        </w:tc>
+        <w:tc>
+          <w:tcPr>
+            <w:tcW w:type="dxa" w:w="6048"/>
+            <w:shd w:val="clear" w:fill="F2F5F9"/>
+          </w:tcPr>
+          <w:p>
+            <w:pPr>
+              <w:spacing w:before="40" w:after="40"/>
+            </w:pPr>
+            <w:r/>
+            <w:r>
+              <w:rPr>
+                <w:b w:val="0"/>
+                <w:sz w:val="18"/>
+              </w:rPr>
+              <w:t>50% on award, 50% on delivery and successful testing</w:t>
+            </w:r>
+          </w:p>
+        </w:tc>
+      </w:tr>
+      <w:tr>
+        <w:tc>
+          <w:tcPr>
+            <w:tcW w:type="dxa" w:w="3312"/>
+          </w:tcPr>
+          <w:p>
+            <w:pPr>
+              <w:spacing w:before="40" w:after="40"/>
+            </w:pPr>
+            <w:r/>
+            <w:r>
+              <w:rPr>
+                <w:b w:val="0"/>
+                <w:sz w:val="18"/>
+              </w:rPr>
+              <w:t>Invoice terms</w:t>
+            </w:r>
+          </w:p>
+        </w:tc>
+        <w:tc>
+          <w:tcPr>
+            <w:tcW w:type="dxa" w:w="6048"/>
+          </w:tcPr>
+          <w:p>
+            <w:pPr>
+              <w:spacing w:before="40" w:after="40"/>
+            </w:pPr>
+            <w:r/>
+            <w:r>
+              <w:rPr>
+                <w:b w:val="0"/>
+                <w:sz w:val="18"/>
+              </w:rPr>
+              <w:t>Payable within 15 days of invoice submission</w:t>
+            </w:r>
+          </w:p>
+        </w:tc>
+      </w:tr>
+      <w:tr>
+        <w:tc>
+          <w:tcPr>
+            <w:tcW w:type="dxa" w:w="3312"/>
+            <w:shd w:val="clear" w:fill="F2F5F9"/>
+          </w:tcPr>
+          <w:p>
+            <w:pPr>
+              <w:spacing w:before="40" w:after="40"/>
+            </w:pPr>
+            <w:r/>
+            <w:r>
+              <w:rPr>
+                <w:b w:val="0"/>
+                <w:sz w:val="18"/>
+              </w:rPr>
+              <w:t>Annual maintenance</w:t>
+            </w:r>
+          </w:p>
+        </w:tc>
+        <w:tc>
+          <w:tcPr>
+            <w:tcW w:type="dxa" w:w="6048"/>
+            <w:shd w:val="clear" w:fill="F2F5F9"/>
+          </w:tcPr>
+          <w:p>
+            <w:pPr>
+              <w:spacing w:before="40" w:after="40"/>
+            </w:pPr>
+            <w:r/>
+            <w:r>
+              <w:rPr>
+                <w:b w:val="0"/>
+                <w:sz w:val="18"/>
+              </w:rPr>
+              <w:t>Rs 25,00,000 per annum plus GST, billed half-yearly in advance</w:t>
+            </w:r>
+          </w:p>
+        </w:tc>
+      </w:tr>
+      <w:tr>
+        <w:tc>
+          <w:tcPr>
+            <w:tcW w:type="dxa" w:w="3312"/>
+          </w:tcPr>
+          <w:p>
+            <w:pPr>
+              <w:spacing w:before="40" w:after="40"/>
+            </w:pPr>
+            <w:r/>
+            <w:r>
+              <w:rPr>
+                <w:b w:val="0"/>
+                <w:sz w:val="18"/>
+              </w:rPr>
+              <w:t>AMC escalation</w:t>
+            </w:r>
+          </w:p>
+        </w:tc>
+        <w:tc>
+          <w:tcPr>
+            <w:tcW w:type="dxa" w:w="6048"/>
+          </w:tcPr>
+          <w:p>
+            <w:pPr>
+              <w:spacing w:before="40" w:after="40"/>
+            </w:pPr>
+            <w:r/>
+            <w:r>
+              <w:rPr>
+                <w:b w:val="0"/>
+                <w:sz w:val="18"/>
+              </w:rPr>
+              <w:t>Rs 2,50,000 added each year, being 10% of the initial annual charge</w:t>
+            </w:r>
+          </w:p>
+        </w:tc>
+      </w:tr>
+      <w:tr>
+        <w:tc>
+          <w:tcPr>
+            <w:tcW w:type="dxa" w:w="3312"/>
+            <w:shd w:val="clear" w:fill="F2F5F9"/>
+          </w:tcPr>
+          <w:p>
+            <w:pPr>
+              <w:spacing w:before="40" w:after="40"/>
+            </w:pPr>
+            <w:r/>
+            <w:r>
+              <w:rPr>
+                <w:b w:val="0"/>
+                <w:sz w:val="18"/>
+              </w:rPr>
+              <w:t>Hardware and post-delivery enhancements</w:t>
+            </w:r>
+          </w:p>
+        </w:tc>
+        <w:tc>
+          <w:tcPr>
+            <w:tcW w:type="dxa" w:w="6048"/>
+            <w:shd w:val="clear" w:fill="F2F5F9"/>
+          </w:tcPr>
+          <w:p>
+            <w:pPr>
+              <w:spacing w:before="40" w:after="40"/>
+            </w:pPr>
+            <w:r/>
+            <w:r>
+              <w:rPr>
+                <w:b w:val="0"/>
+                <w:sz w:val="18"/>
+              </w:rPr>
+              <w:t>Charged on actuals</w:t>
+            </w:r>
+          </w:p>
+        </w:tc>
+      </w:tr>
+    </w:tbl>
+    <w:p>
+      <w:pPr>
+        <w:spacing w:after="80"/>
+      </w:pPr>
+    </w:p>
+    <w:p>
+      <w:r>
+        <w:rPr>
+          <w:b w:val="0"/>
+          <w:i/>
+          <w:color w:val="5C6675"/>
+          <w:sz w:val="19"/>
+        </w:rPr>
+        <w:t>Set out in full in section 6.</w:t>
+      </w:r>
     </w:p>
     <w:p>
       <w:r>
@@ -992,7 +1383,7 @@
           <w:b w:val="0"/>
           <w:i w:val="0"/>
         </w:rPr>
-        <w:t>Counted from the agreed Scope of Work. Phase 2 items are listed in section 2.6 and are expressly outside this scope.</w:t>
+        <w:t>Counted from the agreed Scope of Work. Phase 2 items are listed in section 2.6 and are expressly outside this scope and this price.</w:t>
       </w:r>
     </w:p>
     <w:p>
@@ -1000,7 +1391,7 @@
         <w:pStyle w:val="Heading2"/>
       </w:pPr>
       <w:r>
-        <w:t>2.1 Core platform services</w:t>
+        <w:t>2.1 Core platform services (35 features)</w:t>
       </w:r>
     </w:p>
     <w:tbl>
@@ -1023,7 +1414,7 @@
           </w:tcPr>
           <w:p>
             <w:pPr>
-              <w:spacing w:after="40" w:before="40"/>
+              <w:spacing w:before="40" w:after="40"/>
             </w:pPr>
             <w:r/>
             <w:r>
@@ -1043,7 +1434,7 @@
           </w:tcPr>
           <w:p>
             <w:pPr>
-              <w:spacing w:after="40" w:before="40"/>
+              <w:spacing w:before="40" w:after="40"/>
             </w:pPr>
             <w:r/>
             <w:r>
@@ -1063,7 +1454,7 @@
           </w:tcPr>
           <w:p>
             <w:pPr>
-              <w:spacing w:after="40" w:before="40"/>
+              <w:spacing w:before="40" w:after="40"/>
             </w:pPr>
             <w:r/>
             <w:r>
@@ -1084,11 +1475,12 @@
           </w:tcPr>
           <w:p>
             <w:pPr>
-              <w:spacing w:after="40" w:before="40"/>
-            </w:pPr>
-            <w:r/>
-            <w:r>
-              <w:rPr>
+              <w:spacing w:before="40" w:after="40"/>
+            </w:pPr>
+            <w:r/>
+            <w:r>
+              <w:rPr>
+                <w:b w:val="0"/>
                 <w:sz w:val="18"/>
               </w:rPr>
               <w:t>Vehicle capture and identification</w:t>
@@ -1101,11 +1493,12 @@
           </w:tcPr>
           <w:p>
             <w:pPr>
-              <w:spacing w:after="40" w:before="40"/>
-            </w:pPr>
-            <w:r/>
-            <w:r>
-              <w:rPr>
+              <w:spacing w:before="40" w:after="40"/>
+            </w:pPr>
+            <w:r/>
+            <w:r>
+              <w:rPr>
+                <w:b w:val="0"/>
                 <w:sz w:val="18"/>
               </w:rPr>
               <w:t>10</w:t>
@@ -1118,11 +1511,12 @@
           </w:tcPr>
           <w:p>
             <w:pPr>
-              <w:spacing w:after="40" w:before="40"/>
-            </w:pPr>
-            <w:r/>
-            <w:r>
-              <w:rPr>
+              <w:spacing w:before="40" w:after="40"/>
+            </w:pPr>
+            <w:r/>
+            <w:r>
+              <w:rPr>
+                <w:b w:val="0"/>
                 <w:sz w:val="18"/>
               </w:rPr>
               <w:t>Plate capture and normalisation to Indian registration formats, photographic evidence, geotagging, vehicle categories, blacklisting</w:t>
@@ -1134,14 +1528,16 @@
         <w:tc>
           <w:tcPr>
             <w:tcW w:type="dxa" w:w="2880"/>
-          </w:tcPr>
-          <w:p>
-            <w:pPr>
-              <w:spacing w:after="40" w:before="40"/>
-            </w:pPr>
-            <w:r/>
-            <w:r>
-              <w:rPr>
+            <w:shd w:val="clear" w:fill="F2F5F9"/>
+          </w:tcPr>
+          <w:p>
+            <w:pPr>
+              <w:spacing w:before="40" w:after="40"/>
+            </w:pPr>
+            <w:r/>
+            <w:r>
+              <w:rPr>
+                <w:b w:val="0"/>
                 <w:sz w:val="18"/>
               </w:rPr>
               <w:t>Parking timer engine</w:t>
@@ -1151,14 +1547,16 @@
         <w:tc>
           <w:tcPr>
             <w:tcW w:type="dxa" w:w="720"/>
-          </w:tcPr>
-          <w:p>
-            <w:pPr>
-              <w:spacing w:after="40" w:before="40"/>
-            </w:pPr>
-            <w:r/>
-            <w:r>
-              <w:rPr>
+            <w:shd w:val="clear" w:fill="F2F5F9"/>
+          </w:tcPr>
+          <w:p>
+            <w:pPr>
+              <w:spacing w:before="40" w:after="40"/>
+            </w:pPr>
+            <w:r/>
+            <w:r>
+              <w:rPr>
+                <w:b w:val="0"/>
                 <w:sz w:val="18"/>
               </w:rPr>
               <w:t>13</w:t>
@@ -1168,14 +1566,16 @@
         <w:tc>
           <w:tcPr>
             <w:tcW w:type="dxa" w:w="5760"/>
-          </w:tcPr>
-          <w:p>
-            <w:pPr>
-              <w:spacing w:after="40" w:before="40"/>
-            </w:pPr>
-            <w:r/>
-            <w:r>
-              <w:rPr>
+            <w:shd w:val="clear" w:fill="F2F5F9"/>
+          </w:tcPr>
+          <w:p>
+            <w:pPr>
+              <w:spacing w:before="40" w:after="40"/>
+            </w:pPr>
+            <w:r/>
+            <w:r>
+              <w:rPr>
+                <w:b w:val="0"/>
                 <w:sz w:val="18"/>
               </w:rPr>
               <w:t>Session lifecycle, grace periods, live duration, overstay detection, cancellation and dispute states</w:t>
@@ -1190,11 +1590,12 @@
           </w:tcPr>
           <w:p>
             <w:pPr>
-              <w:spacing w:after="40" w:before="40"/>
-            </w:pPr>
-            <w:r/>
-            <w:r>
-              <w:rPr>
+              <w:spacing w:before="40" w:after="40"/>
+            </w:pPr>
+            <w:r/>
+            <w:r>
+              <w:rPr>
+                <w:b w:val="0"/>
                 <w:sz w:val="18"/>
               </w:rPr>
               <w:t>Dynamic pricing engine</w:t>
@@ -1207,11 +1608,12 @@
           </w:tcPr>
           <w:p>
             <w:pPr>
-              <w:spacing w:after="40" w:before="40"/>
-            </w:pPr>
-            <w:r/>
-            <w:r>
-              <w:rPr>
+              <w:spacing w:before="40" w:after="40"/>
+            </w:pPr>
+            <w:r/>
+            <w:r>
+              <w:rPr>
+                <w:b w:val="0"/>
                 <w:sz w:val="18"/>
               </w:rPr>
               <w:t>12</w:t>
@@ -1224,11 +1626,12 @@
           </w:tcPr>
           <w:p>
             <w:pPr>
-              <w:spacing w:after="40" w:before="40"/>
-            </w:pPr>
-            <w:r/>
-            <w:r>
-              <w:rPr>
+              <w:spacing w:before="40" w:after="40"/>
+            </w:pPr>
+            <w:r/>
+            <w:r>
+              <w:rPr>
+                <w:b w:val="0"/>
                 <w:sz w:val="18"/>
               </w:rPr>
               <w:t>Effective-dated tariff versions, base and increment slabs, daily caps, holiday and event multipliers, discounts, pass waivers, tax</w:t>
@@ -1270,7 +1673,7 @@
           </w:tcPr>
           <w:p>
             <w:pPr>
-              <w:spacing w:after="40" w:before="40"/>
+              <w:spacing w:before="40" w:after="40"/>
             </w:pPr>
             <w:r/>
             <w:r>
@@ -1290,7 +1693,7 @@
           </w:tcPr>
           <w:p>
             <w:pPr>
-              <w:spacing w:after="40" w:before="40"/>
+              <w:spacing w:before="40" w:after="40"/>
             </w:pPr>
             <w:r/>
             <w:r>
@@ -1310,7 +1713,7 @@
           </w:tcPr>
           <w:p>
             <w:pPr>
-              <w:spacing w:after="40" w:before="40"/>
+              <w:spacing w:before="40" w:after="40"/>
             </w:pPr>
             <w:r/>
             <w:r>
@@ -1331,11 +1734,12 @@
           </w:tcPr>
           <w:p>
             <w:pPr>
-              <w:spacing w:after="40" w:before="40"/>
-            </w:pPr>
-            <w:r/>
-            <w:r>
-              <w:rPr>
+              <w:spacing w:before="40" w:after="40"/>
+            </w:pPr>
+            <w:r/>
+            <w:r>
+              <w:rPr>
+                <w:b w:val="0"/>
                 <w:sz w:val="18"/>
               </w:rPr>
               <w:t>Dashboard</w:t>
@@ -1348,11 +1752,12 @@
           </w:tcPr>
           <w:p>
             <w:pPr>
-              <w:spacing w:after="40" w:before="40"/>
-            </w:pPr>
-            <w:r/>
-            <w:r>
-              <w:rPr>
+              <w:spacing w:before="40" w:after="40"/>
+            </w:pPr>
+            <w:r/>
+            <w:r>
+              <w:rPr>
+                <w:b w:val="0"/>
                 <w:sz w:val="18"/>
               </w:rPr>
               <w:t>14</w:t>
@@ -1365,11 +1770,12 @@
           </w:tcPr>
           <w:p>
             <w:pPr>
-              <w:spacing w:after="40" w:before="40"/>
-            </w:pPr>
-            <w:r/>
-            <w:r>
-              <w:rPr>
+              <w:spacing w:before="40" w:after="40"/>
+            </w:pPr>
+            <w:r/>
+            <w:r>
+              <w:rPr>
+                <w:b w:val="0"/>
                 <w:sz w:val="18"/>
               </w:rPr>
               <w:t>Live occupancy, revenue today and month, payment mix, zone heat map, activity feed, attention items</w:t>
@@ -1381,14 +1787,16 @@
         <w:tc>
           <w:tcPr>
             <w:tcW w:type="dxa" w:w="2592"/>
-          </w:tcPr>
-          <w:p>
-            <w:pPr>
-              <w:spacing w:after="40" w:before="40"/>
-            </w:pPr>
-            <w:r/>
-            <w:r>
-              <w:rPr>
+            <w:shd w:val="clear" w:fill="F2F5F9"/>
+          </w:tcPr>
+          <w:p>
+            <w:pPr>
+              <w:spacing w:before="40" w:after="40"/>
+            </w:pPr>
+            <w:r/>
+            <w:r>
+              <w:rPr>
+                <w:b w:val="0"/>
                 <w:sz w:val="18"/>
               </w:rPr>
               <w:t>Zone management</w:t>
@@ -1398,14 +1806,16 @@
         <w:tc>
           <w:tcPr>
             <w:tcW w:type="dxa" w:w="720"/>
-          </w:tcPr>
-          <w:p>
-            <w:pPr>
-              <w:spacing w:after="40" w:before="40"/>
-            </w:pPr>
-            <w:r/>
-            <w:r>
-              <w:rPr>
+            <w:shd w:val="clear" w:fill="F2F5F9"/>
+          </w:tcPr>
+          <w:p>
+            <w:pPr>
+              <w:spacing w:before="40" w:after="40"/>
+            </w:pPr>
+            <w:r/>
+            <w:r>
+              <w:rPr>
+                <w:b w:val="0"/>
                 <w:sz w:val="18"/>
               </w:rPr>
               <w:t>12</w:t>
@@ -1415,14 +1825,16 @@
         <w:tc>
           <w:tcPr>
             <w:tcW w:type="dxa" w:w="6048"/>
-          </w:tcPr>
-          <w:p>
-            <w:pPr>
-              <w:spacing w:after="40" w:before="40"/>
-            </w:pPr>
-            <w:r/>
-            <w:r>
-              <w:rPr>
+            <w:shd w:val="clear" w:fill="F2F5F9"/>
+          </w:tcPr>
+          <w:p>
+            <w:pPr>
+              <w:spacing w:before="40" w:after="40"/>
+            </w:pPr>
+            <w:r/>
+            <w:r>
+              <w:rPr>
+                <w:b w:val="0"/>
                 <w:sz w:val="18"/>
               </w:rPr>
               <w:t>Geo-fenced zones, capacity, operating hours, open/close/maintenance states, operator assignment</w:t>
@@ -1437,11 +1849,12 @@
           </w:tcPr>
           <w:p>
             <w:pPr>
-              <w:spacing w:after="40" w:before="40"/>
-            </w:pPr>
-            <w:r/>
-            <w:r>
-              <w:rPr>
+              <w:spacing w:before="40" w:after="40"/>
+            </w:pPr>
+            <w:r/>
+            <w:r>
+              <w:rPr>
+                <w:b w:val="0"/>
                 <w:sz w:val="18"/>
               </w:rPr>
               <w:t>Slot management</w:t>
@@ -1454,11 +1867,12 @@
           </w:tcPr>
           <w:p>
             <w:pPr>
-              <w:spacing w:after="40" w:before="40"/>
-            </w:pPr>
-            <w:r/>
-            <w:r>
-              <w:rPr>
+              <w:spacing w:before="40" w:after="40"/>
+            </w:pPr>
+            <w:r/>
+            <w:r>
+              <w:rPr>
+                <w:b w:val="0"/>
                 <w:sz w:val="18"/>
               </w:rPr>
               <w:t>10</w:t>
@@ -1471,11 +1885,12 @@
           </w:tcPr>
           <w:p>
             <w:pPr>
-              <w:spacing w:after="40" w:before="40"/>
-            </w:pPr>
-            <w:r/>
-            <w:r>
-              <w:rPr>
+              <w:spacing w:before="40" w:after="40"/>
+            </w:pPr>
+            <w:r/>
+            <w:r>
+              <w:rPr>
+                <w:b w:val="0"/>
                 <w:sz w:val="18"/>
               </w:rPr>
               <w:t>Individual bays, types including EV and accessible, bulk creation, status and reservation</w:t>
@@ -1487,14 +1902,16 @@
         <w:tc>
           <w:tcPr>
             <w:tcW w:type="dxa" w:w="2592"/>
-          </w:tcPr>
-          <w:p>
-            <w:pPr>
-              <w:spacing w:after="40" w:before="40"/>
-            </w:pPr>
-            <w:r/>
-            <w:r>
-              <w:rPr>
+            <w:shd w:val="clear" w:fill="F2F5F9"/>
+          </w:tcPr>
+          <w:p>
+            <w:pPr>
+              <w:spacing w:before="40" w:after="40"/>
+            </w:pPr>
+            <w:r/>
+            <w:r>
+              <w:rPr>
+                <w:b w:val="0"/>
                 <w:sz w:val="18"/>
               </w:rPr>
               <w:t>Vendor management</w:t>
@@ -1504,14 +1921,16 @@
         <w:tc>
           <w:tcPr>
             <w:tcW w:type="dxa" w:w="720"/>
-          </w:tcPr>
-          <w:p>
-            <w:pPr>
-              <w:spacing w:after="40" w:before="40"/>
-            </w:pPr>
-            <w:r/>
-            <w:r>
-              <w:rPr>
+            <w:shd w:val="clear" w:fill="F2F5F9"/>
+          </w:tcPr>
+          <w:p>
+            <w:pPr>
+              <w:spacing w:before="40" w:after="40"/>
+            </w:pPr>
+            <w:r/>
+            <w:r>
+              <w:rPr>
+                <w:b w:val="0"/>
                 <w:sz w:val="18"/>
               </w:rPr>
               <w:t>16</w:t>
@@ -1521,14 +1940,16 @@
         <w:tc>
           <w:tcPr>
             <w:tcW w:type="dxa" w:w="6048"/>
-          </w:tcPr>
-          <w:p>
-            <w:pPr>
-              <w:spacing w:after="40" w:before="40"/>
-            </w:pPr>
-            <w:r/>
-            <w:r>
-              <w:rPr>
+            <w:shd w:val="clear" w:fill="F2F5F9"/>
+          </w:tcPr>
+          <w:p>
+            <w:pPr>
+              <w:spacing w:before="40" w:after="40"/>
+            </w:pPr>
+            <w:r/>
+            <w:r>
+              <w:rPr>
+                <w:b w:val="0"/>
                 <w:sz w:val="18"/>
               </w:rPr>
               <w:t>Onboarding, KYC document workflow, approval, suspension, commission rates, performance</w:t>
@@ -1543,11 +1964,12 @@
           </w:tcPr>
           <w:p>
             <w:pPr>
-              <w:spacing w:after="40" w:before="40"/>
-            </w:pPr>
-            <w:r/>
-            <w:r>
-              <w:rPr>
+              <w:spacing w:before="40" w:after="40"/>
+            </w:pPr>
+            <w:r/>
+            <w:r>
+              <w:rPr>
+                <w:b w:val="0"/>
                 <w:sz w:val="18"/>
               </w:rPr>
               <w:t>Attendant management</w:t>
@@ -1560,11 +1982,12 @@
           </w:tcPr>
           <w:p>
             <w:pPr>
-              <w:spacing w:after="40" w:before="40"/>
-            </w:pPr>
-            <w:r/>
-            <w:r>
-              <w:rPr>
+              <w:spacing w:before="40" w:after="40"/>
+            </w:pPr>
+            <w:r/>
+            <w:r>
+              <w:rPr>
+                <w:b w:val="0"/>
                 <w:sz w:val="18"/>
               </w:rPr>
               <w:t>10</w:t>
@@ -1577,11 +2000,12 @@
           </w:tcPr>
           <w:p>
             <w:pPr>
-              <w:spacing w:after="40" w:before="40"/>
-            </w:pPr>
-            <w:r/>
-            <w:r>
-              <w:rPr>
+              <w:spacing w:before="40" w:after="40"/>
+            </w:pPr>
+            <w:r/>
+            <w:r>
+              <w:rPr>
+                <w:b w:val="0"/>
                 <w:sz w:val="18"/>
               </w:rPr>
               <w:t>Roster, employee codes, zone posting, device binding and unbinding, transfer between operators</w:t>
@@ -1593,14 +2017,16 @@
         <w:tc>
           <w:tcPr>
             <w:tcW w:type="dxa" w:w="2592"/>
-          </w:tcPr>
-          <w:p>
-            <w:pPr>
-              <w:spacing w:after="40" w:before="40"/>
-            </w:pPr>
-            <w:r/>
-            <w:r>
-              <w:rPr>
+            <w:shd w:val="clear" w:fill="F2F5F9"/>
+          </w:tcPr>
+          <w:p>
+            <w:pPr>
+              <w:spacing w:before="40" w:after="40"/>
+            </w:pPr>
+            <w:r/>
+            <w:r>
+              <w:rPr>
+                <w:b w:val="0"/>
                 <w:sz w:val="18"/>
               </w:rPr>
               <w:t>Tariff management</w:t>
@@ -1610,14 +2036,16 @@
         <w:tc>
           <w:tcPr>
             <w:tcW w:type="dxa" w:w="720"/>
-          </w:tcPr>
-          <w:p>
-            <w:pPr>
-              <w:spacing w:after="40" w:before="40"/>
-            </w:pPr>
-            <w:r/>
-            <w:r>
-              <w:rPr>
+            <w:shd w:val="clear" w:fill="F2F5F9"/>
+          </w:tcPr>
+          <w:p>
+            <w:pPr>
+              <w:spacing w:before="40" w:after="40"/>
+            </w:pPr>
+            <w:r/>
+            <w:r>
+              <w:rPr>
+                <w:b w:val="0"/>
                 <w:sz w:val="18"/>
               </w:rPr>
               <w:t>12</w:t>
@@ -1627,14 +2055,16 @@
         <w:tc>
           <w:tcPr>
             <w:tcW w:type="dxa" w:w="6048"/>
-          </w:tcPr>
-          <w:p>
-            <w:pPr>
-              <w:spacing w:after="40" w:before="40"/>
-            </w:pPr>
-            <w:r/>
-            <w:r>
-              <w:rPr>
+            <w:shd w:val="clear" w:fill="F2F5F9"/>
+          </w:tcPr>
+          <w:p>
+            <w:pPr>
+              <w:spacing w:before="40" w:after="40"/>
+            </w:pPr>
+            <w:r/>
+            <w:r>
+              <w:rPr>
+                <w:b w:val="0"/>
                 <w:sz w:val="18"/>
               </w:rPr>
               <w:t>Drafting, versioning, approval reference, publication, archival — a published rate is never edited in place</w:t>
@@ -1649,11 +2079,12 @@
           </w:tcPr>
           <w:p>
             <w:pPr>
-              <w:spacing w:after="40" w:before="40"/>
-            </w:pPr>
-            <w:r/>
-            <w:r>
-              <w:rPr>
+              <w:spacing w:before="40" w:after="40"/>
+            </w:pPr>
+            <w:r/>
+            <w:r>
+              <w:rPr>
+                <w:b w:val="0"/>
                 <w:sz w:val="18"/>
               </w:rPr>
               <w:t>Revenue management</w:t>
@@ -1666,11 +2097,12 @@
           </w:tcPr>
           <w:p>
             <w:pPr>
-              <w:spacing w:after="40" w:before="40"/>
-            </w:pPr>
-            <w:r/>
-            <w:r>
-              <w:rPr>
+              <w:spacing w:before="40" w:after="40"/>
+            </w:pPr>
+            <w:r/>
+            <w:r>
+              <w:rPr>
+                <w:b w:val="0"/>
                 <w:sz w:val="18"/>
               </w:rPr>
               <w:t>13</w:t>
@@ -1683,11 +2115,12 @@
           </w:tcPr>
           <w:p>
             <w:pPr>
-              <w:spacing w:after="40" w:before="40"/>
-            </w:pPr>
-            <w:r/>
-            <w:r>
-              <w:rPr>
+              <w:spacing w:before="40" w:after="40"/>
+            </w:pPr>
+            <w:r/>
+            <w:r>
+              <w:rPr>
+                <w:b w:val="0"/>
                 <w:sz w:val="18"/>
               </w:rPr>
               <w:t>Collections by mode, zone and operator; government share; period comparison</w:t>
@@ -1699,14 +2132,16 @@
         <w:tc>
           <w:tcPr>
             <w:tcW w:type="dxa" w:w="2592"/>
-          </w:tcPr>
-          <w:p>
-            <w:pPr>
-              <w:spacing w:after="40" w:before="40"/>
-            </w:pPr>
-            <w:r/>
-            <w:r>
-              <w:rPr>
+            <w:shd w:val="clear" w:fill="F2F5F9"/>
+          </w:tcPr>
+          <w:p>
+            <w:pPr>
+              <w:spacing w:before="40" w:after="40"/>
+            </w:pPr>
+            <w:r/>
+            <w:r>
+              <w:rPr>
+                <w:b w:val="0"/>
                 <w:sz w:val="18"/>
               </w:rPr>
               <w:t>Vendor settlement</w:t>
@@ -1716,14 +2151,16 @@
         <w:tc>
           <w:tcPr>
             <w:tcW w:type="dxa" w:w="720"/>
-          </w:tcPr>
-          <w:p>
-            <w:pPr>
-              <w:spacing w:after="40" w:before="40"/>
-            </w:pPr>
-            <w:r/>
-            <w:r>
-              <w:rPr>
+            <w:shd w:val="clear" w:fill="F2F5F9"/>
+          </w:tcPr>
+          <w:p>
+            <w:pPr>
+              <w:spacing w:before="40" w:after="40"/>
+            </w:pPr>
+            <w:r/>
+            <w:r>
+              <w:rPr>
+                <w:b w:val="0"/>
                 <w:sz w:val="18"/>
               </w:rPr>
               <w:t>10</w:t>
@@ -1733,14 +2170,16 @@
         <w:tc>
           <w:tcPr>
             <w:tcW w:type="dxa" w:w="6048"/>
-          </w:tcPr>
-          <w:p>
-            <w:pPr>
-              <w:spacing w:after="40" w:before="40"/>
-            </w:pPr>
-            <w:r/>
-            <w:r>
-              <w:rPr>
+            <w:shd w:val="clear" w:fill="F2F5F9"/>
+          </w:tcPr>
+          <w:p>
+            <w:pPr>
+              <w:spacing w:before="40" w:after="40"/>
+            </w:pPr>
+            <w:r/>
+            <w:r>
+              <w:rPr>
+                <w:b w:val="0"/>
                 <w:sz w:val="18"/>
               </w:rPr>
               <w:t>Generation, submission, approval, rejection, payout instruction, double-entry ledger postings</w:t>
@@ -1755,11 +2194,12 @@
           </w:tcPr>
           <w:p>
             <w:pPr>
-              <w:spacing w:after="40" w:before="40"/>
-            </w:pPr>
-            <w:r/>
-            <w:r>
-              <w:rPr>
+              <w:spacing w:before="40" w:after="40"/>
+            </w:pPr>
+            <w:r/>
+            <w:r>
+              <w:rPr>
+                <w:b w:val="0"/>
                 <w:sz w:val="18"/>
               </w:rPr>
               <w:t>User management</w:t>
@@ -1772,11 +2212,12 @@
           </w:tcPr>
           <w:p>
             <w:pPr>
-              <w:spacing w:after="40" w:before="40"/>
-            </w:pPr>
-            <w:r/>
-            <w:r>
-              <w:rPr>
+              <w:spacing w:before="40" w:after="40"/>
+            </w:pPr>
+            <w:r/>
+            <w:r>
+              <w:rPr>
+                <w:b w:val="0"/>
                 <w:sz w:val="18"/>
               </w:rPr>
               <w:t>7</w:t>
@@ -1789,11 +2230,12 @@
           </w:tcPr>
           <w:p>
             <w:pPr>
-              <w:spacing w:after="40" w:before="40"/>
-            </w:pPr>
-            <w:r/>
-            <w:r>
-              <w:rPr>
+              <w:spacing w:before="40" w:after="40"/>
+            </w:pPr>
+            <w:r/>
+            <w:r>
+              <w:rPr>
+                <w:b w:val="0"/>
                 <w:sz w:val="18"/>
               </w:rPr>
               <w:t>Accounts, roles, zone allocation, status, password reset, session revocation</w:t>
@@ -1805,14 +2247,16 @@
         <w:tc>
           <w:tcPr>
             <w:tcW w:type="dxa" w:w="2592"/>
-          </w:tcPr>
-          <w:p>
-            <w:pPr>
-              <w:spacing w:after="40" w:before="40"/>
-            </w:pPr>
-            <w:r/>
-            <w:r>
-              <w:rPr>
+            <w:shd w:val="clear" w:fill="F2F5F9"/>
+          </w:tcPr>
+          <w:p>
+            <w:pPr>
+              <w:spacing w:before="40" w:after="40"/>
+            </w:pPr>
+            <w:r/>
+            <w:r>
+              <w:rPr>
+                <w:b w:val="0"/>
                 <w:sz w:val="18"/>
               </w:rPr>
               <w:t>Reports and analytics</w:t>
@@ -1822,14 +2266,16 @@
         <w:tc>
           <w:tcPr>
             <w:tcW w:type="dxa" w:w="720"/>
-          </w:tcPr>
-          <w:p>
-            <w:pPr>
-              <w:spacing w:after="40" w:before="40"/>
-            </w:pPr>
-            <w:r/>
-            <w:r>
-              <w:rPr>
+            <w:shd w:val="clear" w:fill="F2F5F9"/>
+          </w:tcPr>
+          <w:p>
+            <w:pPr>
+              <w:spacing w:before="40" w:after="40"/>
+            </w:pPr>
+            <w:r/>
+            <w:r>
+              <w:rPr>
+                <w:b w:val="0"/>
                 <w:sz w:val="18"/>
               </w:rPr>
               <w:t>15</w:t>
@@ -1839,14 +2285,16 @@
         <w:tc>
           <w:tcPr>
             <w:tcW w:type="dxa" w:w="6048"/>
-          </w:tcPr>
-          <w:p>
-            <w:pPr>
-              <w:spacing w:after="40" w:before="40"/>
-            </w:pPr>
-            <w:r/>
-            <w:r>
-              <w:rPr>
+            <w:shd w:val="clear" w:fill="F2F5F9"/>
+          </w:tcPr>
+          <w:p>
+            <w:pPr>
+              <w:spacing w:before="40" w:after="40"/>
+            </w:pPr>
+            <w:r/>
+            <w:r>
+              <w:rPr>
+                <w:b w:val="0"/>
                 <w:sz w:val="18"/>
               </w:rPr>
               <w:t>Eleven report types, occupancy and revenue series, utilisation, scheduled recurrence, exports</w:t>
@@ -1861,11 +2309,12 @@
           </w:tcPr>
           <w:p>
             <w:pPr>
-              <w:spacing w:after="40" w:before="40"/>
-            </w:pPr>
-            <w:r/>
-            <w:r>
-              <w:rPr>
+              <w:spacing w:before="40" w:after="40"/>
+            </w:pPr>
+            <w:r/>
+            <w:r>
+              <w:rPr>
+                <w:b w:val="0"/>
                 <w:sz w:val="18"/>
               </w:rPr>
               <w:t>Notifications</w:t>
@@ -1878,11 +2327,12 @@
           </w:tcPr>
           <w:p>
             <w:pPr>
-              <w:spacing w:after="40" w:before="40"/>
-            </w:pPr>
-            <w:r/>
-            <w:r>
-              <w:rPr>
+              <w:spacing w:before="40" w:after="40"/>
+            </w:pPr>
+            <w:r/>
+            <w:r>
+              <w:rPr>
+                <w:b w:val="0"/>
                 <w:sz w:val="18"/>
               </w:rPr>
               <w:t>7</w:t>
@@ -1895,11 +2345,12 @@
           </w:tcPr>
           <w:p>
             <w:pPr>
-              <w:spacing w:after="40" w:before="40"/>
-            </w:pPr>
-            <w:r/>
-            <w:r>
-              <w:rPr>
+              <w:spacing w:before="40" w:after="40"/>
+            </w:pPr>
+            <w:r/>
+            <w:r>
+              <w:rPr>
+                <w:b w:val="0"/>
                 <w:sz w:val="18"/>
               </w:rPr>
               <w:t>In-app alerts for cash variance, approvals, applications, capacity and incidents</w:t>
@@ -1911,14 +2362,16 @@
         <w:tc>
           <w:tcPr>
             <w:tcW w:type="dxa" w:w="2592"/>
-          </w:tcPr>
-          <w:p>
-            <w:pPr>
-              <w:spacing w:after="40" w:before="40"/>
-            </w:pPr>
-            <w:r/>
-            <w:r>
-              <w:rPr>
+            <w:shd w:val="clear" w:fill="F2F5F9"/>
+          </w:tcPr>
+          <w:p>
+            <w:pPr>
+              <w:spacing w:before="40" w:after="40"/>
+            </w:pPr>
+            <w:r/>
+            <w:r>
+              <w:rPr>
+                <w:b w:val="0"/>
                 <w:sz w:val="18"/>
               </w:rPr>
               <w:t>Audit and compliance</w:t>
@@ -1928,14 +2381,16 @@
         <w:tc>
           <w:tcPr>
             <w:tcW w:type="dxa" w:w="720"/>
-          </w:tcPr>
-          <w:p>
-            <w:pPr>
-              <w:spacing w:after="40" w:before="40"/>
-            </w:pPr>
-            <w:r/>
-            <w:r>
-              <w:rPr>
+            <w:shd w:val="clear" w:fill="F2F5F9"/>
+          </w:tcPr>
+          <w:p>
+            <w:pPr>
+              <w:spacing w:before="40" w:after="40"/>
+            </w:pPr>
+            <w:r/>
+            <w:r>
+              <w:rPr>
+                <w:b w:val="0"/>
                 <w:sz w:val="18"/>
               </w:rPr>
               <w:t>7</w:t>
@@ -1945,14 +2400,16 @@
         <w:tc>
           <w:tcPr>
             <w:tcW w:type="dxa" w:w="6048"/>
-          </w:tcPr>
-          <w:p>
-            <w:pPr>
-              <w:spacing w:after="40" w:before="40"/>
-            </w:pPr>
-            <w:r/>
-            <w:r>
-              <w:rPr>
+            <w:shd w:val="clear" w:fill="F2F5F9"/>
+          </w:tcPr>
+          <w:p>
+            <w:pPr>
+              <w:spacing w:before="40" w:after="40"/>
+            </w:pPr>
+            <w:r/>
+            <w:r>
+              <w:rPr>
+                <w:b w:val="0"/>
                 <w:sz w:val="18"/>
               </w:rPr>
               <w:t>Full change trail, authentication events, active sessions, anomaly review</w:t>
@@ -1967,11 +2424,12 @@
           </w:tcPr>
           <w:p>
             <w:pPr>
-              <w:spacing w:after="40" w:before="40"/>
-            </w:pPr>
-            <w:r/>
-            <w:r>
-              <w:rPr>
+              <w:spacing w:before="40" w:after="40"/>
+            </w:pPr>
+            <w:r/>
+            <w:r>
+              <w:rPr>
+                <w:b w:val="0"/>
                 <w:sz w:val="18"/>
               </w:rPr>
               <w:t>Content management</w:t>
@@ -1984,11 +2442,12 @@
           </w:tcPr>
           <w:p>
             <w:pPr>
-              <w:spacing w:after="40" w:before="40"/>
-            </w:pPr>
-            <w:r/>
-            <w:r>
-              <w:rPr>
+              <w:spacing w:before="40" w:after="40"/>
+            </w:pPr>
+            <w:r/>
+            <w:r>
+              <w:rPr>
+                <w:b w:val="0"/>
                 <w:sz w:val="18"/>
               </w:rPr>
               <w:t>6</w:t>
@@ -2001,11 +2460,12 @@
           </w:tcPr>
           <w:p>
             <w:pPr>
-              <w:spacing w:after="40" w:before="40"/>
-            </w:pPr>
-            <w:r/>
-            <w:r>
-              <w:rPr>
+              <w:spacing w:before="40" w:after="40"/>
+            </w:pPr>
+            <w:r/>
+            <w:r>
+              <w:rPr>
+                <w:b w:val="0"/>
                 <w:sz w:val="18"/>
               </w:rPr>
               <w:t>Citizen-facing pages, FAQs and banners, published from the portal</w:t>
@@ -2017,14 +2477,16 @@
         <w:tc>
           <w:tcPr>
             <w:tcW w:type="dxa" w:w="2592"/>
-          </w:tcPr>
-          <w:p>
-            <w:pPr>
-              <w:spacing w:after="40" w:before="40"/>
-            </w:pPr>
-            <w:r/>
-            <w:r>
-              <w:rPr>
+            <w:shd w:val="clear" w:fill="F2F5F9"/>
+          </w:tcPr>
+          <w:p>
+            <w:pPr>
+              <w:spacing w:before="40" w:after="40"/>
+            </w:pPr>
+            <w:r/>
+            <w:r>
+              <w:rPr>
+                <w:b w:val="0"/>
                 <w:sz w:val="18"/>
               </w:rPr>
               <w:t>System configuration</w:t>
@@ -2034,14 +2496,16 @@
         <w:tc>
           <w:tcPr>
             <w:tcW w:type="dxa" w:w="720"/>
-          </w:tcPr>
-          <w:p>
-            <w:pPr>
-              <w:spacing w:after="40" w:before="40"/>
-            </w:pPr>
-            <w:r/>
-            <w:r>
-              <w:rPr>
+            <w:shd w:val="clear" w:fill="F2F5F9"/>
+          </w:tcPr>
+          <w:p>
+            <w:pPr>
+              <w:spacing w:before="40" w:after="40"/>
+            </w:pPr>
+            <w:r/>
+            <w:r>
+              <w:rPr>
+                <w:b w:val="0"/>
                 <w:sz w:val="18"/>
               </w:rPr>
               <w:t>10</w:t>
@@ -2051,17 +2515,19 @@
         <w:tc>
           <w:tcPr>
             <w:tcW w:type="dxa" w:w="6048"/>
-          </w:tcPr>
-          <w:p>
-            <w:pPr>
-              <w:spacing w:after="40" w:before="40"/>
-            </w:pPr>
-            <w:r/>
-            <w:r>
-              <w:rPr>
-                <w:sz w:val="18"/>
-              </w:rPr>
-              <w:t>Tax rates, grace periods, geo-fence tolerance, integrations, the editable permission matrix</w:t>
+            <w:shd w:val="clear" w:fill="F2F5F9"/>
+          </w:tcPr>
+          <w:p>
+            <w:pPr>
+              <w:spacing w:before="40" w:after="40"/>
+            </w:pPr>
+            <w:r/>
+            <w:r>
+              <w:rPr>
+                <w:b w:val="0"/>
+                <w:sz w:val="18"/>
+              </w:rPr>
+              <w:t>Tax rates, grace periods, geo-fence tolerance, integrations, retention periods, the editable permission matrix</w:t>
             </w:r>
           </w:p>
         </w:tc>
@@ -2105,7 +2571,7 @@
           </w:tcPr>
           <w:p>
             <w:pPr>
-              <w:spacing w:after="40" w:before="40"/>
+              <w:spacing w:before="40" w:after="40"/>
             </w:pPr>
             <w:r/>
             <w:r>
@@ -2125,7 +2591,7 @@
           </w:tcPr>
           <w:p>
             <w:pPr>
-              <w:spacing w:after="40" w:before="40"/>
+              <w:spacing w:before="40" w:after="40"/>
             </w:pPr>
             <w:r/>
             <w:r>
@@ -2145,7 +2611,7 @@
           </w:tcPr>
           <w:p>
             <w:pPr>
-              <w:spacing w:after="40" w:before="40"/>
+              <w:spacing w:before="40" w:after="40"/>
             </w:pPr>
             <w:r/>
             <w:r>
@@ -2166,11 +2632,12 @@
           </w:tcPr>
           <w:p>
             <w:pPr>
-              <w:spacing w:after="40" w:before="40"/>
-            </w:pPr>
-            <w:r/>
-            <w:r>
-              <w:rPr>
+              <w:spacing w:before="40" w:after="40"/>
+            </w:pPr>
+            <w:r/>
+            <w:r>
+              <w:rPr>
+                <w:b w:val="0"/>
                 <w:sz w:val="18"/>
               </w:rPr>
               <w:t>Dashboard</w:t>
@@ -2183,11 +2650,12 @@
           </w:tcPr>
           <w:p>
             <w:pPr>
-              <w:spacing w:after="40" w:before="40"/>
-            </w:pPr>
-            <w:r/>
-            <w:r>
-              <w:rPr>
+              <w:spacing w:before="40" w:after="40"/>
+            </w:pPr>
+            <w:r/>
+            <w:r>
+              <w:rPr>
+                <w:b w:val="0"/>
                 <w:sz w:val="18"/>
               </w:rPr>
               <w:t>8</w:t>
@@ -2200,11 +2668,12 @@
           </w:tcPr>
           <w:p>
             <w:pPr>
-              <w:spacing w:after="40" w:before="40"/>
-            </w:pPr>
-            <w:r/>
-            <w:r>
-              <w:rPr>
+              <w:spacing w:before="40" w:after="40"/>
+            </w:pPr>
+            <w:r/>
+            <w:r>
+              <w:rPr>
+                <w:b w:val="0"/>
                 <w:sz w:val="18"/>
               </w:rPr>
               <w:t>Today's sessions, collections, active vehicles, shift state</w:t>
@@ -2216,14 +2685,16 @@
         <w:tc>
           <w:tcPr>
             <w:tcW w:type="dxa" w:w="2736"/>
-          </w:tcPr>
-          <w:p>
-            <w:pPr>
-              <w:spacing w:after="40" w:before="40"/>
-            </w:pPr>
-            <w:r/>
-            <w:r>
-              <w:rPr>
+            <w:shd w:val="clear" w:fill="F2F5F9"/>
+          </w:tcPr>
+          <w:p>
+            <w:pPr>
+              <w:spacing w:before="40" w:after="40"/>
+            </w:pPr>
+            <w:r/>
+            <w:r>
+              <w:rPr>
+                <w:b w:val="0"/>
                 <w:sz w:val="18"/>
               </w:rPr>
               <w:t>Start parking</w:t>
@@ -2233,14 +2704,16 @@
         <w:tc>
           <w:tcPr>
             <w:tcW w:type="dxa" w:w="720"/>
-          </w:tcPr>
-          <w:p>
-            <w:pPr>
-              <w:spacing w:after="40" w:before="40"/>
-            </w:pPr>
-            <w:r/>
-            <w:r>
-              <w:rPr>
+            <w:shd w:val="clear" w:fill="F2F5F9"/>
+          </w:tcPr>
+          <w:p>
+            <w:pPr>
+              <w:spacing w:before="40" w:after="40"/>
+            </w:pPr>
+            <w:r/>
+            <w:r>
+              <w:rPr>
+                <w:b w:val="0"/>
                 <w:sz w:val="18"/>
               </w:rPr>
               <w:t>8</w:t>
@@ -2250,14 +2723,16 @@
         <w:tc>
           <w:tcPr>
             <w:tcW w:type="dxa" w:w="5904"/>
-          </w:tcPr>
-          <w:p>
-            <w:pPr>
-              <w:spacing w:after="40" w:before="40"/>
-            </w:pPr>
-            <w:r/>
-            <w:r>
-              <w:rPr>
+            <w:shd w:val="clear" w:fill="F2F5F9"/>
+          </w:tcPr>
+          <w:p>
+            <w:pPr>
+              <w:spacing w:before="40" w:after="40"/>
+            </w:pPr>
+            <w:r/>
+            <w:r>
+              <w:rPr>
+                <w:b w:val="0"/>
                 <w:sz w:val="18"/>
               </w:rPr>
               <w:t>Plate entry, photographic evidence, geo-fence confirmation, vehicle category, bay selection</w:t>
@@ -2272,11 +2747,12 @@
           </w:tcPr>
           <w:p>
             <w:pPr>
-              <w:spacing w:after="40" w:before="40"/>
-            </w:pPr>
-            <w:r/>
-            <w:r>
-              <w:rPr>
+              <w:spacing w:before="40" w:after="40"/>
+            </w:pPr>
+            <w:r/>
+            <w:r>
+              <w:rPr>
+                <w:b w:val="0"/>
                 <w:sz w:val="18"/>
               </w:rPr>
               <w:t>End parking</w:t>
@@ -2289,11 +2765,12 @@
           </w:tcPr>
           <w:p>
             <w:pPr>
-              <w:spacing w:after="40" w:before="40"/>
-            </w:pPr>
-            <w:r/>
-            <w:r>
-              <w:rPr>
+              <w:spacing w:before="40" w:after="40"/>
+            </w:pPr>
+            <w:r/>
+            <w:r>
+              <w:rPr>
+                <w:b w:val="0"/>
                 <w:sz w:val="18"/>
               </w:rPr>
               <w:t>5</w:t>
@@ -2306,11 +2783,12 @@
           </w:tcPr>
           <w:p>
             <w:pPr>
-              <w:spacing w:after="40" w:before="40"/>
-            </w:pPr>
-            <w:r/>
-            <w:r>
-              <w:rPr>
+              <w:spacing w:before="40" w:after="40"/>
+            </w:pPr>
+            <w:r/>
+            <w:r>
+              <w:rPr>
+                <w:b w:val="0"/>
                 <w:sz w:val="18"/>
               </w:rPr>
               <w:t>Server-computed fare, exit evidence, duration</w:t>
@@ -2322,14 +2800,16 @@
         <w:tc>
           <w:tcPr>
             <w:tcW w:type="dxa" w:w="2736"/>
-          </w:tcPr>
-          <w:p>
-            <w:pPr>
-              <w:spacing w:after="40" w:before="40"/>
-            </w:pPr>
-            <w:r/>
-            <w:r>
-              <w:rPr>
+            <w:shd w:val="clear" w:fill="F2F5F9"/>
+          </w:tcPr>
+          <w:p>
+            <w:pPr>
+              <w:spacing w:before="40" w:after="40"/>
+            </w:pPr>
+            <w:r/>
+            <w:r>
+              <w:rPr>
+                <w:b w:val="0"/>
                 <w:sz w:val="18"/>
               </w:rPr>
               <w:t>Payment collection</w:t>
@@ -2339,14 +2819,16 @@
         <w:tc>
           <w:tcPr>
             <w:tcW w:type="dxa" w:w="720"/>
-          </w:tcPr>
-          <w:p>
-            <w:pPr>
-              <w:spacing w:after="40" w:before="40"/>
-            </w:pPr>
-            <w:r/>
-            <w:r>
-              <w:rPr>
+            <w:shd w:val="clear" w:fill="F2F5F9"/>
+          </w:tcPr>
+          <w:p>
+            <w:pPr>
+              <w:spacing w:before="40" w:after="40"/>
+            </w:pPr>
+            <w:r/>
+            <w:r>
+              <w:rPr>
+                <w:b w:val="0"/>
                 <w:sz w:val="18"/>
               </w:rPr>
               <w:t>10</w:t>
@@ -2356,14 +2838,16 @@
         <w:tc>
           <w:tcPr>
             <w:tcW w:type="dxa" w:w="5904"/>
-          </w:tcPr>
-          <w:p>
-            <w:pPr>
-              <w:spacing w:after="40" w:before="40"/>
-            </w:pPr>
-            <w:r/>
-            <w:r>
-              <w:rPr>
+            <w:shd w:val="clear" w:fill="F2F5F9"/>
+          </w:tcPr>
+          <w:p>
+            <w:pPr>
+              <w:spacing w:before="40" w:after="40"/>
+            </w:pPr>
+            <w:r/>
+            <w:r>
+              <w:rPr>
+                <w:b w:val="0"/>
                 <w:sz w:val="18"/>
               </w:rPr>
               <w:t>Cash, UPI QR, payment link, receipt dispatch by SMS and WhatsApp</w:t>
@@ -2378,11 +2862,12 @@
           </w:tcPr>
           <w:p>
             <w:pPr>
-              <w:spacing w:after="40" w:before="40"/>
-            </w:pPr>
-            <w:r/>
-            <w:r>
-              <w:rPr>
+              <w:spacing w:before="40" w:after="40"/>
+            </w:pPr>
+            <w:r/>
+            <w:r>
+              <w:rPr>
+                <w:b w:val="0"/>
                 <w:sz w:val="18"/>
               </w:rPr>
               <w:t>Search, history and shift</w:t>
@@ -2395,11 +2880,12 @@
           </w:tcPr>
           <w:p>
             <w:pPr>
-              <w:spacing w:after="40" w:before="40"/>
-            </w:pPr>
-            <w:r/>
-            <w:r>
-              <w:rPr>
+              <w:spacing w:before="40" w:after="40"/>
+            </w:pPr>
+            <w:r/>
+            <w:r>
+              <w:rPr>
+                <w:b w:val="0"/>
                 <w:sz w:val="18"/>
               </w:rPr>
               <w:t>14</w:t>
@@ -2412,11 +2898,12 @@
           </w:tcPr>
           <w:p>
             <w:pPr>
-              <w:spacing w:after="40" w:before="40"/>
-            </w:pPr>
-            <w:r/>
-            <w:r>
-              <w:rPr>
+              <w:spacing w:before="40" w:after="40"/>
+            </w:pPr>
+            <w:r/>
+            <w:r>
+              <w:rPr>
+                <w:b w:val="0"/>
                 <w:sz w:val="18"/>
               </w:rPr>
               <w:t>Plate lookup, day book, shift open and close with cash declaration</w:t>
@@ -2428,14 +2915,16 @@
         <w:tc>
           <w:tcPr>
             <w:tcW w:type="dxa" w:w="2736"/>
-          </w:tcPr>
-          <w:p>
-            <w:pPr>
-              <w:spacing w:after="40" w:before="40"/>
-            </w:pPr>
-            <w:r/>
-            <w:r>
-              <w:rPr>
+            <w:shd w:val="clear" w:fill="F2F5F9"/>
+          </w:tcPr>
+          <w:p>
+            <w:pPr>
+              <w:spacing w:before="40" w:after="40"/>
+            </w:pPr>
+            <w:r/>
+            <w:r>
+              <w:rPr>
+                <w:b w:val="0"/>
                 <w:sz w:val="18"/>
               </w:rPr>
               <w:t>Vendor accounts</w:t>
@@ -2445,14 +2934,16 @@
         <w:tc>
           <w:tcPr>
             <w:tcW w:type="dxa" w:w="720"/>
-          </w:tcPr>
-          <w:p>
-            <w:pPr>
-              <w:spacing w:after="40" w:before="40"/>
-            </w:pPr>
-            <w:r/>
-            <w:r>
-              <w:rPr>
+            <w:shd w:val="clear" w:fill="F2F5F9"/>
+          </w:tcPr>
+          <w:p>
+            <w:pPr>
+              <w:spacing w:before="40" w:after="40"/>
+            </w:pPr>
+            <w:r/>
+            <w:r>
+              <w:rPr>
+                <w:b w:val="0"/>
                 <w:sz w:val="18"/>
               </w:rPr>
               <w:t>7</w:t>
@@ -2462,14 +2953,16 @@
         <w:tc>
           <w:tcPr>
             <w:tcW w:type="dxa" w:w="5904"/>
-          </w:tcPr>
-          <w:p>
-            <w:pPr>
-              <w:spacing w:after="40" w:before="40"/>
-            </w:pPr>
-            <w:r/>
-            <w:r>
-              <w:rPr>
+            <w:shd w:val="clear" w:fill="F2F5F9"/>
+          </w:tcPr>
+          <w:p>
+            <w:pPr>
+              <w:spacing w:before="40" w:after="40"/>
+            </w:pPr>
+            <w:r/>
+            <w:r>
+              <w:rPr>
+                <w:b w:val="0"/>
                 <w:sz w:val="18"/>
               </w:rPr>
               <w:t>Attendant roster, performance, settlement visibility</w:t>
@@ -2484,11 +2977,12 @@
           </w:tcPr>
           <w:p>
             <w:pPr>
-              <w:spacing w:after="40" w:before="40"/>
-            </w:pPr>
-            <w:r/>
-            <w:r>
-              <w:rPr>
+              <w:spacing w:before="40" w:after="40"/>
+            </w:pPr>
+            <w:r/>
+            <w:r>
+              <w:rPr>
+                <w:b w:val="0"/>
                 <w:sz w:val="18"/>
               </w:rPr>
               <w:t>Attendance, incidents, assistance</w:t>
@@ -2501,11 +2995,12 @@
           </w:tcPr>
           <w:p>
             <w:pPr>
-              <w:spacing w:after="40" w:before="40"/>
-            </w:pPr>
-            <w:r/>
-            <w:r>
-              <w:rPr>
+              <w:spacing w:before="40" w:after="40"/>
+            </w:pPr>
+            <w:r/>
+            <w:r>
+              <w:rPr>
+                <w:b w:val="0"/>
                 <w:sz w:val="18"/>
               </w:rPr>
               <w:t>16</w:t>
@@ -2518,11 +3013,12 @@
           </w:tcPr>
           <w:p>
             <w:pPr>
-              <w:spacing w:after="40" w:before="40"/>
-            </w:pPr>
-            <w:r/>
-            <w:r>
-              <w:rPr>
+              <w:spacing w:before="40" w:after="40"/>
+            </w:pPr>
+            <w:r/>
+            <w:r>
+              <w:rPr>
+                <w:b w:val="0"/>
                 <w:sz w:val="18"/>
               </w:rPr>
               <w:t>Check-in and check-out, incident raising with photographs, escalation, help</w:t>
@@ -2534,14 +3030,16 @@
         <w:tc>
           <w:tcPr>
             <w:tcW w:type="dxa" w:w="2736"/>
-          </w:tcPr>
-          <w:p>
-            <w:pPr>
-              <w:spacing w:after="40" w:before="40"/>
-            </w:pPr>
-            <w:r/>
-            <w:r>
-              <w:rPr>
+            <w:shd w:val="clear" w:fill="F2F5F9"/>
+          </w:tcPr>
+          <w:p>
+            <w:pPr>
+              <w:spacing w:before="40" w:after="40"/>
+            </w:pPr>
+            <w:r/>
+            <w:r>
+              <w:rPr>
+                <w:b w:val="0"/>
                 <w:sz w:val="18"/>
               </w:rPr>
               <w:t>Offline mode</w:t>
@@ -2551,14 +3049,16 @@
         <w:tc>
           <w:tcPr>
             <w:tcW w:type="dxa" w:w="720"/>
-          </w:tcPr>
-          <w:p>
-            <w:pPr>
-              <w:spacing w:after="40" w:before="40"/>
-            </w:pPr>
-            <w:r/>
-            <w:r>
-              <w:rPr>
+            <w:shd w:val="clear" w:fill="F2F5F9"/>
+          </w:tcPr>
+          <w:p>
+            <w:pPr>
+              <w:spacing w:before="40" w:after="40"/>
+            </w:pPr>
+            <w:r/>
+            <w:r>
+              <w:rPr>
+                <w:b w:val="0"/>
                 <w:sz w:val="18"/>
               </w:rPr>
               <w:t>5</w:t>
@@ -2568,17 +3068,19 @@
         <w:tc>
           <w:tcPr>
             <w:tcW w:type="dxa" w:w="5904"/>
-          </w:tcPr>
-          <w:p>
-            <w:pPr>
-              <w:spacing w:after="40" w:before="40"/>
-            </w:pPr>
-            <w:r/>
-            <w:r>
-              <w:rPr>
-                <w:sz w:val="18"/>
-              </w:rPr>
-              <w:t>Local queue, idempotent replay, conflict handling on reconnect</w:t>
+            <w:shd w:val="clear" w:fill="F2F5F9"/>
+          </w:tcPr>
+          <w:p>
+            <w:pPr>
+              <w:spacing w:before="40" w:after="40"/>
+            </w:pPr>
+            <w:r/>
+            <w:r>
+              <w:rPr>
+                <w:b w:val="0"/>
+                <w:sz w:val="18"/>
+              </w:rPr>
+              <w:t>Local queue, idempotent replay, conflict handling on reconnection</w:t>
             </w:r>
           </w:p>
         </w:tc>
@@ -2617,7 +3119,7 @@
           </w:tcPr>
           <w:p>
             <w:pPr>
-              <w:spacing w:after="40" w:before="40"/>
+              <w:spacing w:before="40" w:after="40"/>
             </w:pPr>
             <w:r/>
             <w:r>
@@ -2637,7 +3139,7 @@
           </w:tcPr>
           <w:p>
             <w:pPr>
-              <w:spacing w:after="40" w:before="40"/>
+              <w:spacing w:before="40" w:after="40"/>
             </w:pPr>
             <w:r/>
             <w:r>
@@ -2657,7 +3159,7 @@
           </w:tcPr>
           <w:p>
             <w:pPr>
-              <w:spacing w:after="40" w:before="40"/>
+              <w:spacing w:before="40" w:after="40"/>
             </w:pPr>
             <w:r/>
             <w:r>
@@ -2678,11 +3180,12 @@
           </w:tcPr>
           <w:p>
             <w:pPr>
-              <w:spacing w:after="40" w:before="40"/>
-            </w:pPr>
-            <w:r/>
-            <w:r>
-              <w:rPr>
+              <w:spacing w:before="40" w:after="40"/>
+            </w:pPr>
+            <w:r/>
+            <w:r>
+              <w:rPr>
+                <w:b w:val="0"/>
                 <w:sz w:val="18"/>
               </w:rPr>
               <w:t>Registration and garage</w:t>
@@ -2695,11 +3198,12 @@
           </w:tcPr>
           <w:p>
             <w:pPr>
-              <w:spacing w:after="40" w:before="40"/>
-            </w:pPr>
-            <w:r/>
-            <w:r>
-              <w:rPr>
+              <w:spacing w:before="40" w:after="40"/>
+            </w:pPr>
+            <w:r/>
+            <w:r>
+              <w:rPr>
+                <w:b w:val="0"/>
                 <w:sz w:val="18"/>
               </w:rPr>
               <w:t>6</w:t>
@@ -2712,11 +3216,12 @@
           </w:tcPr>
           <w:p>
             <w:pPr>
-              <w:spacing w:after="40" w:before="40"/>
-            </w:pPr>
-            <w:r/>
-            <w:r>
-              <w:rPr>
+              <w:spacing w:before="40" w:after="40"/>
+            </w:pPr>
+            <w:r/>
+            <w:r>
+              <w:rPr>
+                <w:b w:val="0"/>
                 <w:sz w:val="18"/>
               </w:rPr>
               <w:t>OTP sign-in, profile, multiple registered vehicles</w:t>
@@ -2728,14 +3233,16 @@
         <w:tc>
           <w:tcPr>
             <w:tcW w:type="dxa" w:w="2736"/>
-          </w:tcPr>
-          <w:p>
-            <w:pPr>
-              <w:spacing w:after="40" w:before="40"/>
-            </w:pPr>
-            <w:r/>
-            <w:r>
-              <w:rPr>
+            <w:shd w:val="clear" w:fill="F2F5F9"/>
+          </w:tcPr>
+          <w:p>
+            <w:pPr>
+              <w:spacing w:before="40" w:after="40"/>
+            </w:pPr>
+            <w:r/>
+            <w:r>
+              <w:rPr>
+                <w:b w:val="0"/>
                 <w:sz w:val="18"/>
               </w:rPr>
               <w:t>Live map and availability</w:t>
@@ -2745,14 +3252,16 @@
         <w:tc>
           <w:tcPr>
             <w:tcW w:type="dxa" w:w="720"/>
-          </w:tcPr>
-          <w:p>
-            <w:pPr>
-              <w:spacing w:after="40" w:before="40"/>
-            </w:pPr>
-            <w:r/>
-            <w:r>
-              <w:rPr>
+            <w:shd w:val="clear" w:fill="F2F5F9"/>
+          </w:tcPr>
+          <w:p>
+            <w:pPr>
+              <w:spacing w:before="40" w:after="40"/>
+            </w:pPr>
+            <w:r/>
+            <w:r>
+              <w:rPr>
+                <w:b w:val="0"/>
                 <w:sz w:val="18"/>
               </w:rPr>
               <w:t>13</w:t>
@@ -2762,14 +3271,16 @@
         <w:tc>
           <w:tcPr>
             <w:tcW w:type="dxa" w:w="5904"/>
-          </w:tcPr>
-          <w:p>
-            <w:pPr>
-              <w:spacing w:after="40" w:before="40"/>
-            </w:pPr>
-            <w:r/>
-            <w:r>
-              <w:rPr>
+            <w:shd w:val="clear" w:fill="F2F5F9"/>
+          </w:tcPr>
+          <w:p>
+            <w:pPr>
+              <w:spacing w:before="40" w:after="40"/>
+            </w:pPr>
+            <w:r/>
+            <w:r>
+              <w:rPr>
+                <w:b w:val="0"/>
                 <w:sz w:val="18"/>
               </w:rPr>
               <w:t>Nearby authorised zones, live availability, tariff preview, filters, navigation handoff</w:t>
@@ -2784,11 +3295,12 @@
           </w:tcPr>
           <w:p>
             <w:pPr>
-              <w:spacing w:after="40" w:before="40"/>
-            </w:pPr>
-            <w:r/>
-            <w:r>
-              <w:rPr>
+              <w:spacing w:before="40" w:after="40"/>
+            </w:pPr>
+            <w:r/>
+            <w:r>
+              <w:rPr>
+                <w:b w:val="0"/>
                 <w:sz w:val="18"/>
               </w:rPr>
               <w:t>Live session and payment</w:t>
@@ -2801,11 +3313,12 @@
           </w:tcPr>
           <w:p>
             <w:pPr>
-              <w:spacing w:after="40" w:before="40"/>
-            </w:pPr>
-            <w:r/>
-            <w:r>
-              <w:rPr>
+              <w:spacing w:before="40" w:after="40"/>
+            </w:pPr>
+            <w:r/>
+            <w:r>
+              <w:rPr>
+                <w:b w:val="0"/>
                 <w:sz w:val="18"/>
               </w:rPr>
               <w:t>13</w:t>
@@ -2818,11 +3331,12 @@
           </w:tcPr>
           <w:p>
             <w:pPr>
-              <w:spacing w:after="40" w:before="40"/>
-            </w:pPr>
-            <w:r/>
-            <w:r>
-              <w:rPr>
+              <w:spacing w:before="40" w:after="40"/>
+            </w:pPr>
+            <w:r/>
+            <w:r>
+              <w:rPr>
+                <w:b w:val="0"/>
                 <w:sz w:val="18"/>
               </w:rPr>
               <w:t>Running session, live charge, UPI, card and wallet payment, cash marked by the attendant</w:t>
@@ -2834,14 +3348,16 @@
         <w:tc>
           <w:tcPr>
             <w:tcW w:type="dxa" w:w="2736"/>
-          </w:tcPr>
-          <w:p>
-            <w:pPr>
-              <w:spacing w:after="40" w:before="40"/>
-            </w:pPr>
-            <w:r/>
-            <w:r>
-              <w:rPr>
+            <w:shd w:val="clear" w:fill="F2F5F9"/>
+          </w:tcPr>
+          <w:p>
+            <w:pPr>
+              <w:spacing w:before="40" w:after="40"/>
+            </w:pPr>
+            <w:r/>
+            <w:r>
+              <w:rPr>
+                <w:b w:val="0"/>
                 <w:sz w:val="18"/>
               </w:rPr>
               <w:t>Receipts, history and passes</w:t>
@@ -2851,14 +3367,16 @@
         <w:tc>
           <w:tcPr>
             <w:tcW w:type="dxa" w:w="720"/>
-          </w:tcPr>
-          <w:p>
-            <w:pPr>
-              <w:spacing w:after="40" w:before="40"/>
-            </w:pPr>
-            <w:r/>
-            <w:r>
-              <w:rPr>
+            <w:shd w:val="clear" w:fill="F2F5F9"/>
+          </w:tcPr>
+          <w:p>
+            <w:pPr>
+              <w:spacing w:before="40" w:after="40"/>
+            </w:pPr>
+            <w:r/>
+            <w:r>
+              <w:rPr>
+                <w:b w:val="0"/>
                 <w:sz w:val="18"/>
               </w:rPr>
               <w:t>14</w:t>
@@ -2868,14 +3386,16 @@
         <w:tc>
           <w:tcPr>
             <w:tcW w:type="dxa" w:w="5904"/>
-          </w:tcPr>
-          <w:p>
-            <w:pPr>
-              <w:spacing w:after="40" w:before="40"/>
-            </w:pPr>
-            <w:r/>
-            <w:r>
-              <w:rPr>
+            <w:shd w:val="clear" w:fill="F2F5F9"/>
+          </w:tcPr>
+          <w:p>
+            <w:pPr>
+              <w:spacing w:before="40" w:after="40"/>
+            </w:pPr>
+            <w:r/>
+            <w:r>
+              <w:rPr>
+                <w:b w:val="0"/>
                 <w:sz w:val="18"/>
               </w:rPr>
               <w:t>GST-compliant receipts, full history, monthly and quarterly passes with QR</w:t>
@@ -2890,11 +3410,12 @@
           </w:tcPr>
           <w:p>
             <w:pPr>
-              <w:spacing w:after="40" w:before="40"/>
-            </w:pPr>
-            <w:r/>
-            <w:r>
-              <w:rPr>
+              <w:spacing w:before="40" w:after="40"/>
+            </w:pPr>
+            <w:r/>
+            <w:r>
+              <w:rPr>
+                <w:b w:val="0"/>
                 <w:sz w:val="18"/>
               </w:rPr>
               <w:t>Notifications, locator, support</w:t>
@@ -2907,11 +3428,12 @@
           </w:tcPr>
           <w:p>
             <w:pPr>
-              <w:spacing w:after="40" w:before="40"/>
-            </w:pPr>
-            <w:r/>
-            <w:r>
-              <w:rPr>
+              <w:spacing w:before="40" w:after="40"/>
+            </w:pPr>
+            <w:r/>
+            <w:r>
+              <w:rPr>
+                <w:b w:val="0"/>
                 <w:sz w:val="18"/>
               </w:rPr>
               <w:t>17</w:t>
@@ -2924,11 +3446,12 @@
           </w:tcPr>
           <w:p>
             <w:pPr>
-              <w:spacing w:after="40" w:before="40"/>
-            </w:pPr>
-            <w:r/>
-            <w:r>
-              <w:rPr>
+              <w:spacing w:before="40" w:after="40"/>
+            </w:pPr>
+            <w:r/>
+            <w:r>
+              <w:rPr>
+                <w:b w:val="0"/>
                 <w:sz w:val="18"/>
               </w:rPr>
               <w:t>Expiry reminders, vehicle locator, favourites, feedback, dispute raising, FAQs</w:t>
@@ -2970,7 +3493,7 @@
           </w:tcPr>
           <w:p>
             <w:pPr>
-              <w:spacing w:after="40" w:before="40"/>
+              <w:spacing w:before="40" w:after="40"/>
             </w:pPr>
             <w:r/>
             <w:r>
@@ -2990,7 +3513,7 @@
           </w:tcPr>
           <w:p>
             <w:pPr>
-              <w:spacing w:after="40" w:before="40"/>
+              <w:spacing w:before="40" w:after="40"/>
             </w:pPr>
             <w:r/>
             <w:r>
@@ -3010,7 +3533,7 @@
           </w:tcPr>
           <w:p>
             <w:pPr>
-              <w:spacing w:after="40" w:before="40"/>
+              <w:spacing w:before="40" w:after="40"/>
             </w:pPr>
             <w:r/>
             <w:r>
@@ -3031,11 +3554,12 @@
           </w:tcPr>
           <w:p>
             <w:pPr>
-              <w:spacing w:after="40" w:before="40"/>
-            </w:pPr>
-            <w:r/>
-            <w:r>
-              <w:rPr>
+              <w:spacing w:before="40" w:after="40"/>
+            </w:pPr>
+            <w:r/>
+            <w:r>
+              <w:rPr>
+                <w:b w:val="0"/>
                 <w:sz w:val="18"/>
               </w:rPr>
               <w:t>Fraud prevention and analytics</w:t>
@@ -3048,11 +3572,12 @@
           </w:tcPr>
           <w:p>
             <w:pPr>
-              <w:spacing w:after="40" w:before="40"/>
-            </w:pPr>
-            <w:r/>
-            <w:r>
-              <w:rPr>
+              <w:spacing w:before="40" w:after="40"/>
+            </w:pPr>
+            <w:r/>
+            <w:r>
+              <w:rPr>
+                <w:b w:val="0"/>
                 <w:sz w:val="18"/>
               </w:rPr>
               <w:t>11</w:t>
@@ -3065,11 +3590,12 @@
           </w:tcPr>
           <w:p>
             <w:pPr>
-              <w:spacing w:after="40" w:before="40"/>
-            </w:pPr>
-            <w:r/>
-            <w:r>
-              <w:rPr>
+              <w:spacing w:before="40" w:after="40"/>
+            </w:pPr>
+            <w:r/>
+            <w:r>
+              <w:rPr>
+                <w:b w:val="0"/>
                 <w:sz w:val="18"/>
               </w:rPr>
               <w:t>Cash variance detection, duplicate session detection, tariff bypass detection, attendant behaviour analytics</w:t>
@@ -3081,14 +3607,16 @@
         <w:tc>
           <w:tcPr>
             <w:tcW w:type="dxa" w:w="2736"/>
-          </w:tcPr>
-          <w:p>
-            <w:pPr>
-              <w:spacing w:after="40" w:before="40"/>
-            </w:pPr>
-            <w:r/>
-            <w:r>
-              <w:rPr>
+            <w:shd w:val="clear" w:fill="F2F5F9"/>
+          </w:tcPr>
+          <w:p>
+            <w:pPr>
+              <w:spacing w:before="40" w:after="40"/>
+            </w:pPr>
+            <w:r/>
+            <w:r>
+              <w:rPr>
+                <w:b w:val="0"/>
                 <w:sz w:val="18"/>
               </w:rPr>
               <w:t>Security</w:t>
@@ -3098,14 +3626,16 @@
         <w:tc>
           <w:tcPr>
             <w:tcW w:type="dxa" w:w="720"/>
-          </w:tcPr>
-          <w:p>
-            <w:pPr>
-              <w:spacing w:after="40" w:before="40"/>
-            </w:pPr>
-            <w:r/>
-            <w:r>
-              <w:rPr>
+            <w:shd w:val="clear" w:fill="F2F5F9"/>
+          </w:tcPr>
+          <w:p>
+            <w:pPr>
+              <w:spacing w:before="40" w:after="40"/>
+            </w:pPr>
+            <w:r/>
+            <w:r>
+              <w:rPr>
+                <w:b w:val="0"/>
                 <w:sz w:val="18"/>
               </w:rPr>
               <w:t>9</w:t>
@@ -3115,14 +3645,16 @@
         <w:tc>
           <w:tcPr>
             <w:tcW w:type="dxa" w:w="5904"/>
-          </w:tcPr>
-          <w:p>
-            <w:pPr>
-              <w:spacing w:after="40" w:before="40"/>
-            </w:pPr>
-            <w:r/>
-            <w:r>
-              <w:rPr>
+            <w:shd w:val="clear" w:fill="F2F5F9"/>
+          </w:tcPr>
+          <w:p>
+            <w:pPr>
+              <w:spacing w:before="40" w:after="40"/>
+            </w:pPr>
+            <w:r/>
+            <w:r>
+              <w:rPr>
+                <w:b w:val="0"/>
                 <w:sz w:val="18"/>
               </w:rPr>
               <w:t>Set out in full in section 4</w:t>
@@ -3137,11 +3669,12 @@
           </w:tcPr>
           <w:p>
             <w:pPr>
-              <w:spacing w:after="40" w:before="40"/>
-            </w:pPr>
-            <w:r/>
-            <w:r>
-              <w:rPr>
+              <w:spacing w:before="40" w:after="40"/>
+            </w:pPr>
+            <w:r/>
+            <w:r>
+              <w:rPr>
+                <w:b w:val="0"/>
                 <w:sz w:val="18"/>
               </w:rPr>
               <w:t>Integrations</w:t>
@@ -3154,11 +3687,12 @@
           </w:tcPr>
           <w:p>
             <w:pPr>
-              <w:spacing w:after="40" w:before="40"/>
-            </w:pPr>
-            <w:r/>
-            <w:r>
-              <w:rPr>
+              <w:spacing w:before="40" w:after="40"/>
+            </w:pPr>
+            <w:r/>
+            <w:r>
+              <w:rPr>
+                <w:b w:val="0"/>
                 <w:sz w:val="18"/>
               </w:rPr>
               <w:t>12</w:t>
@@ -3171,11 +3705,12 @@
           </w:tcPr>
           <w:p>
             <w:pPr>
-              <w:spacing w:after="40" w:before="40"/>
-            </w:pPr>
-            <w:r/>
-            <w:r>
-              <w:rPr>
+              <w:spacing w:before="40" w:after="40"/>
+            </w:pPr>
+            <w:r/>
+            <w:r>
+              <w:rPr>
+                <w:b w:val="0"/>
                 <w:sz w:val="18"/>
               </w:rPr>
               <w:t>Payment gateway, payouts, SMS, WhatsApp Business, email, Google and Apple Maps, push notifications</w:t>
@@ -3194,7 +3729,7 @@
         <w:pStyle w:val="Heading2"/>
       </w:pPr>
       <w:r>
-        <w:t>2.6 Phase 2 — outside this scope</w:t>
+        <w:t>2.6 Phase 2 — outside this scope and price</w:t>
       </w:r>
     </w:p>
     <w:p>
@@ -3203,7 +3738,7 @@
           <w:b w:val="0"/>
           <w:i w:val="0"/>
         </w:rPr>
-        <w:t>The platform is deliberately architected so each of the following is an extension rather than a rebuild. None is included in Phase 1 scope or price.</w:t>
+        <w:t>The platform is deliberately architected so that each of the following is an extension rather than a rebuild.</w:t>
       </w:r>
     </w:p>
     <w:p>
@@ -3258,7 +3793,7 @@
     </w:p>
     <w:p>
       <w:pPr>
-        <w:spacing w:after="240"/>
+        <w:spacing w:after="220"/>
       </w:pPr>
       <w:r>
         <w:rPr>
@@ -3288,12 +3823,12 @@
           <w:b w:val="0"/>
           <w:i w:val="0"/>
         </w:rPr>
-        <w:t>Settlement approval writes double-entry postings — vendor payable, government revenue, cash in hand — and the screens read the ledger. All amounts are integer paise; no floating-point arithmetic touches money anywhere in the platform.</w:t>
+        <w:t>Settlement approval writes double-entry postings — vendor payable, government revenue, cash in hand — and the screens read the ledger. All amounts are integer paise; no floating-point arithmetic touches money anywhere.</w:t>
       </w:r>
     </w:p>
     <w:p>
       <w:pPr>
-        <w:spacing w:after="240"/>
+        <w:spacing w:after="220"/>
       </w:pPr>
       <w:r>
         <w:rPr>
@@ -3328,7 +3863,7 @@
     </w:p>
     <w:p>
       <w:pPr>
-        <w:spacing w:after="240"/>
+        <w:spacing w:after="220"/>
       </w:pPr>
       <w:r>
         <w:rPr>
@@ -3341,7 +3876,7 @@
         <w:rPr>
           <w:b w:val="0"/>
         </w:rPr>
-        <w:t>When a citizen contests a charge — or the Corporation is asked to justify one — the answer is a photograph with a timestamp and a coordinate that nobody could have altered. This is the property that makes the authority defensible in a dispute.</w:t>
+        <w:t>When a citizen contests a charge — or the Corporation is asked to justify one — the answer is a photograph with a timestamp and a coordinate that nobody could have altered. This is the property that makes the authority defensible.</w:t>
       </w:r>
     </w:p>
     <w:p>
@@ -3363,7 +3898,7 @@
     </w:p>
     <w:p>
       <w:pPr>
-        <w:spacing w:after="240"/>
+        <w:spacing w:after="220"/>
       </w:pPr>
       <w:r>
         <w:rPr>
@@ -3398,7 +3933,7 @@
     </w:p>
     <w:p>
       <w:pPr>
-        <w:spacing w:after="240"/>
+        <w:spacing w:after="220"/>
       </w:pPr>
       <w:r>
         <w:rPr>
@@ -3411,7 +3946,7 @@
         <w:rPr>
           <w:b w:val="0"/>
         </w:rPr>
-        <w:t>An attendant on a basement kerb or a congested cell continues working, and the reconciliation at the end of the shift still balances. This is where most deployments fail in Indian field conditions, and it cannot be retrofitted afterwards.</w:t>
+        <w:t>An attendant on a basement kerb or a congested cell continues working, and the reconciliation at the end of the shift still balances. This is where most deployments fail in Indian field conditions, and it cannot be retrofitted.</w:t>
       </w:r>
     </w:p>
     <w:p>
@@ -3433,7 +3968,7 @@
     </w:p>
     <w:p>
       <w:pPr>
-        <w:spacing w:after="240"/>
+        <w:spacing w:after="220"/>
       </w:pPr>
       <w:r>
         <w:rPr>
@@ -3446,7 +3981,7 @@
         <w:rPr>
           <w:b w:val="0"/>
         </w:rPr>
-        <w:t>A compromised officer account becomes visible in the activity screen before it becomes visible in the accounts. Municipal systems that stop at 'correct password' have no means of noticing.</w:t>
+        <w:t>A compromised officer account becomes visible in the activity screen before it becomes visible in the accounts. Systems that stop at 'correct password' have no means of noticing.</w:t>
       </w:r>
     </w:p>
     <w:p>
@@ -3468,7 +4003,7 @@
     </w:p>
     <w:p>
       <w:pPr>
-        <w:spacing w:after="240"/>
+        <w:spacing w:after="220"/>
       </w:pPr>
       <w:r>
         <w:rPr>
@@ -3503,7 +4038,7 @@
     </w:p>
     <w:p>
       <w:pPr>
-        <w:spacing w:after="240"/>
+        <w:spacing w:after="220"/>
       </w:pPr>
       <w:r>
         <w:rPr>
@@ -3538,7 +4073,15 @@
           <w:b w:val="0"/>
           <w:i w:val="0"/>
         </w:rPr>
-        <w:t>This platform holds three categories of asset, each with a different threat profile and a different regulatory obligation. The controls below are organised around those three, followed by the cross-cutting layers that protect all of them.</w:t>
+        <w:t>This platform holds three categories of asset, each with a different threat profile and a different regulatory obligation. Sections 4.2 to 4.4 address each in turn; sections 4.5 to 4.14 set out the cross-cutting controls that protect all three.</w:t>
+      </w:r>
+    </w:p>
+    <w:p>
+      <w:pPr>
+        <w:pStyle w:val="Heading2"/>
+      </w:pPr>
+      <w:r>
+        <w:t>4.1 What the platform holds</w:t>
       </w:r>
     </w:p>
     <w:tbl>
@@ -3561,7 +4104,7 @@
           </w:tcPr>
           <w:p>
             <w:pPr>
-              <w:spacing w:after="40" w:before="40"/>
+              <w:spacing w:before="40" w:after="40"/>
             </w:pPr>
             <w:r/>
             <w:r>
@@ -3581,7 +4124,7 @@
           </w:tcPr>
           <w:p>
             <w:pPr>
-              <w:spacing w:after="40" w:before="40"/>
+              <w:spacing w:before="40" w:after="40"/>
             </w:pPr>
             <w:r/>
             <w:r>
@@ -3601,7 +4144,7 @@
           </w:tcPr>
           <w:p>
             <w:pPr>
-              <w:spacing w:after="40" w:before="40"/>
+              <w:spacing w:before="40" w:after="40"/>
             </w:pPr>
             <w:r/>
             <w:r>
@@ -3622,11 +4165,12 @@
           </w:tcPr>
           <w:p>
             <w:pPr>
-              <w:spacing w:after="40" w:before="40"/>
-            </w:pPr>
-            <w:r/>
-            <w:r>
-              <w:rPr>
+              <w:spacing w:before="40" w:after="40"/>
+            </w:pPr>
+            <w:r/>
+            <w:r>
+              <w:rPr>
+                <w:b w:val="0"/>
                 <w:sz w:val="18"/>
               </w:rPr>
               <w:t>Citizen and public information</w:t>
@@ -3639,11 +4183,12 @@
           </w:tcPr>
           <w:p>
             <w:pPr>
-              <w:spacing w:after="40" w:before="40"/>
-            </w:pPr>
-            <w:r/>
-            <w:r>
-              <w:rPr>
+              <w:spacing w:before="40" w:after="40"/>
+            </w:pPr>
+            <w:r/>
+            <w:r>
+              <w:rPr>
+                <w:b w:val="0"/>
                 <w:sz w:val="18"/>
               </w:rPr>
               <w:t>Vehicle registration numbers, mobile numbers, email addresses, GPS traces, parking history, pass records</w:t>
@@ -3656,11 +4201,12 @@
           </w:tcPr>
           <w:p>
             <w:pPr>
-              <w:spacing w:after="40" w:before="40"/>
-            </w:pPr>
-            <w:r/>
-            <w:r>
-              <w:rPr>
+              <w:spacing w:before="40" w:after="40"/>
+            </w:pPr>
+            <w:r/>
+            <w:r>
+              <w:rPr>
+                <w:b w:val="0"/>
                 <w:sz w:val="18"/>
               </w:rPr>
               <w:t>Unauthorised disclosure; unlawful retention; profiling of individuals' movements</w:t>
@@ -3672,14 +4218,16 @@
         <w:tc>
           <w:tcPr>
             <w:tcW w:type="dxa" w:w="2160"/>
-          </w:tcPr>
-          <w:p>
-            <w:pPr>
-              <w:spacing w:after="40" w:before="40"/>
-            </w:pPr>
-            <w:r/>
-            <w:r>
-              <w:rPr>
+            <w:shd w:val="clear" w:fill="F2F5F9"/>
+          </w:tcPr>
+          <w:p>
+            <w:pPr>
+              <w:spacing w:before="40" w:after="40"/>
+            </w:pPr>
+            <w:r/>
+            <w:r>
+              <w:rPr>
+                <w:b w:val="0"/>
                 <w:sz w:val="18"/>
               </w:rPr>
               <w:t>Payment information</w:t>
@@ -3689,14 +4237,16 @@
         <w:tc>
           <w:tcPr>
             <w:tcW w:type="dxa" w:w="3744"/>
-          </w:tcPr>
-          <w:p>
-            <w:pPr>
-              <w:spacing w:after="40" w:before="40"/>
-            </w:pPr>
-            <w:r/>
-            <w:r>
-              <w:rPr>
+            <w:shd w:val="clear" w:fill="F2F5F9"/>
+          </w:tcPr>
+          <w:p>
+            <w:pPr>
+              <w:spacing w:before="40" w:after="40"/>
+            </w:pPr>
+            <w:r/>
+            <w:r>
+              <w:rPr>
+                <w:b w:val="0"/>
                 <w:sz w:val="18"/>
               </w:rPr>
               <w:t>Transaction amounts, payment modes, gateway references, receipts, GST invoices, operator bank details, settlement ledger</w:t>
@@ -3706,14 +4256,16 @@
         <w:tc>
           <w:tcPr>
             <w:tcW w:type="dxa" w:w="3456"/>
-          </w:tcPr>
-          <w:p>
-            <w:pPr>
-              <w:spacing w:after="40" w:before="40"/>
-            </w:pPr>
-            <w:r/>
-            <w:r>
-              <w:rPr>
+            <w:shd w:val="clear" w:fill="F2F5F9"/>
+          </w:tcPr>
+          <w:p>
+            <w:pPr>
+              <w:spacing w:before="40" w:after="40"/>
+            </w:pPr>
+            <w:r/>
+            <w:r>
+              <w:rPr>
+                <w:b w:val="0"/>
                 <w:sz w:val="18"/>
               </w:rPr>
               <w:t>Fraudulent capture; forged confirmation; duplicate charging; loss of reconciliation integrity</w:t>
@@ -3728,11 +4280,12 @@
           </w:tcPr>
           <w:p>
             <w:pPr>
-              <w:spacing w:after="40" w:before="40"/>
-            </w:pPr>
-            <w:r/>
-            <w:r>
-              <w:rPr>
+              <w:spacing w:before="40" w:after="40"/>
+            </w:pPr>
+            <w:r/>
+            <w:r>
+              <w:rPr>
+                <w:b w:val="0"/>
                 <w:sz w:val="18"/>
               </w:rPr>
               <w:t>Parking evidence</w:t>
@@ -3745,11 +4298,12 @@
           </w:tcPr>
           <w:p>
             <w:pPr>
-              <w:spacing w:after="40" w:before="40"/>
-            </w:pPr>
-            <w:r/>
-            <w:r>
-              <w:rPr>
+              <w:spacing w:before="40" w:after="40"/>
+            </w:pPr>
+            <w:r/>
+            <w:r>
+              <w:rPr>
+                <w:b w:val="0"/>
                 <w:sz w:val="18"/>
               </w:rPr>
               <w:t>Timestamped, geotagged photographs of identifiable vehicles at identifiable locations; incident photographs; KYC documents</w:t>
@@ -3762,11 +4316,12 @@
           </w:tcPr>
           <w:p>
             <w:pPr>
-              <w:spacing w:after="40" w:before="40"/>
-            </w:pPr>
-            <w:r/>
-            <w:r>
-              <w:rPr>
+              <w:spacing w:before="40" w:after="40"/>
+            </w:pPr>
+            <w:r/>
+            <w:r>
+              <w:rPr>
+                <w:b w:val="0"/>
                 <w:sz w:val="18"/>
               </w:rPr>
               <w:t>Alteration or destruction before a dispute; disclosure to a party with no legitimate interest</w:t>
@@ -3785,7 +4340,7 @@
         <w:pStyle w:val="Heading2"/>
       </w:pPr>
       <w:r>
-        <w:t>4.1 Protecting citizen and public information</w:t>
+        <w:t>4.2 Protecting citizen and public information</w:t>
       </w:r>
     </w:p>
     <w:p>
@@ -3793,7 +4348,7 @@
         <w:pStyle w:val="Heading3"/>
       </w:pPr>
       <w:r>
-        <w:t>Collection and purpose</w:t>
+        <w:t>Collection, purpose and consent — In force</w:t>
       </w:r>
     </w:p>
     <w:p>
@@ -3808,7 +4363,7 @@
         <w:t xml:space="preserve">Purpose limitation — </w:t>
       </w:r>
       <w:r>
-        <w:t>each media file records the purpose it was captured for, and that purpose governs how it is stored, how long it is kept and who may read it.</w:t>
+        <w:t>each media file records the purpose for which it was captured, and that purpose governs how it is stored, how long it is kept and who may read it.</w:t>
       </w:r>
     </w:p>
     <w:p>
@@ -3820,10 +4375,10 @@
         <w:rPr>
           <w:b/>
         </w:rPr>
-        <w:t xml:space="preserve">Consent — </w:t>
+        <w:t xml:space="preserve">Consent ledger — </w:t>
       </w:r>
       <w:r>
-        <w:t>location capture is recorded as an explicit, append-only consent record carrying the purpose, the notice version served, the channel, the network address and whether the decision was the citizen's own or an officer's. A withdrawal appends; it does not erase the evidence that consent was given.</w:t>
+        <w:t>location capture is recorded as an append-only consent record carrying the purpose, the notice version served, the channel, the network address and whether the decision was the citizen's own or an officer's. A withdrawal appends a record; it does not erase the evidence that consent was given.</w:t>
       </w:r>
     </w:p>
     <w:p>
@@ -3835,10 +4390,10 @@
         <w:rPr>
           <w:b/>
         </w:rPr>
-        <w:t xml:space="preserve">Notice — </w:t>
+        <w:t xml:space="preserve">Data localisation — </w:t>
       </w:r>
       <w:r>
-        <w:t>a published privacy notice states what is held, for how long, and how to obtain a copy or request deletion.</w:t>
+        <w:t>all citizen personal data is held within India, satisfying both the DPDP Act's transfer restrictions and the CERT-In Directions.</w:t>
       </w:r>
     </w:p>
     <w:p>
@@ -3846,7 +4401,7 @@
         <w:pStyle w:val="Heading3"/>
       </w:pPr>
       <w:r>
-        <w:t>Retention and destruction</w:t>
+        <w:t>Retention and destruction — In force</w:t>
       </w:r>
     </w:p>
     <w:p>
@@ -3855,7 +4410,7 @@
           <w:b w:val="0"/>
           <w:i w:val="0"/>
         </w:rPr>
-        <w:t>Retention periods are configuration the Corporation sets, not constants in code. Each class carries a stated rationale. A nightly sweep enforces them, records what it destroyed in the audit trail, and refuses to touch anything under legal hold.</w:t>
+        <w:t>Retention periods are configuration the Corporation sets, not constants in code. A nightly sweep enforces them, records what it destroyed in the audit trail, and refuses to touch anything under legal hold.</w:t>
       </w:r>
     </w:p>
     <w:tbl>
@@ -3878,7 +4433,7 @@
           </w:tcPr>
           <w:p>
             <w:pPr>
-              <w:spacing w:after="40" w:before="40"/>
+              <w:spacing w:before="40" w:after="40"/>
             </w:pPr>
             <w:r/>
             <w:r>
@@ -3893,12 +4448,12 @@
         </w:tc>
         <w:tc>
           <w:tcPr>
-            <w:tcW w:type="dxa" w:w="1584"/>
+            <w:tcW w:type="dxa" w:w="1296"/>
             <w:shd w:val="clear" w:fill="1F4FD8"/>
           </w:tcPr>
           <w:p>
             <w:pPr>
-              <w:spacing w:after="40" w:before="40"/>
+              <w:spacing w:before="40" w:after="40"/>
             </w:pPr>
             <w:r/>
             <w:r>
@@ -3907,18 +4462,18 @@
                 <w:color w:val="FFFFFF"/>
                 <w:sz w:val="18"/>
               </w:rPr>
-              <w:t>Default period</w:t>
-            </w:r>
-          </w:p>
-        </w:tc>
-        <w:tc>
-          <w:tcPr>
-            <w:tcW w:type="dxa" w:w="5472"/>
+              <w:t>Default</w:t>
+            </w:r>
+          </w:p>
+        </w:tc>
+        <w:tc>
+          <w:tcPr>
+            <w:tcW w:type="dxa" w:w="5760"/>
             <w:shd w:val="clear" w:fill="1F4FD8"/>
           </w:tcPr>
           <w:p>
             <w:pPr>
-              <w:spacing w:after="40" w:before="40"/>
+              <w:spacing w:before="40" w:after="40"/>
             </w:pPr>
             <w:r/>
             <w:r>
@@ -3939,11 +4494,12 @@
           </w:tcPr>
           <w:p>
             <w:pPr>
-              <w:spacing w:after="40" w:before="40"/>
-            </w:pPr>
-            <w:r/>
-            <w:r>
-              <w:rPr>
+              <w:spacing w:before="40" w:after="40"/>
+            </w:pPr>
+            <w:r/>
+            <w:r>
+              <w:rPr>
+                <w:b w:val="0"/>
                 <w:sz w:val="18"/>
               </w:rPr>
               <w:t>Evidence photographs</w:t>
@@ -3952,15 +4508,16 @@
         </w:tc>
         <w:tc>
           <w:tcPr>
-            <w:tcW w:type="dxa" w:w="1584"/>
-          </w:tcPr>
-          <w:p>
-            <w:pPr>
-              <w:spacing w:after="40" w:before="40"/>
-            </w:pPr>
-            <w:r/>
-            <w:r>
-              <w:rPr>
+            <w:tcW w:type="dxa" w:w="1296"/>
+          </w:tcPr>
+          <w:p>
+            <w:pPr>
+              <w:spacing w:before="40" w:after="40"/>
+            </w:pPr>
+            <w:r/>
+            <w:r>
+              <w:rPr>
+                <w:b w:val="0"/>
                 <w:sz w:val="18"/>
               </w:rPr>
               <w:t>90 days</w:t>
@@ -3969,15 +4526,16 @@
         </w:tc>
         <w:tc>
           <w:tcPr>
-            <w:tcW w:type="dxa" w:w="5472"/>
-          </w:tcPr>
-          <w:p>
-            <w:pPr>
-              <w:spacing w:after="40" w:before="40"/>
-            </w:pPr>
-            <w:r/>
-            <w:r>
-              <w:rPr>
+            <w:tcW w:type="dxa" w:w="5760"/>
+          </w:tcPr>
+          <w:p>
+            <w:pPr>
+              <w:spacing w:before="40" w:after="40"/>
+            </w:pPr>
+            <w:r/>
+            <w:r>
+              <w:rPr>
+                <w:b w:val="0"/>
                 <w:sz w:val="18"/>
               </w:rPr>
               <w:t>The period the published privacy notice commits to</w:t>
@@ -3989,14 +4547,16 @@
         <w:tc>
           <w:tcPr>
             <w:tcW w:type="dxa" w:w="2304"/>
-          </w:tcPr>
-          <w:p>
-            <w:pPr>
-              <w:spacing w:after="40" w:before="40"/>
-            </w:pPr>
-            <w:r/>
-            <w:r>
-              <w:rPr>
+            <w:shd w:val="clear" w:fill="F2F5F9"/>
+          </w:tcPr>
+          <w:p>
+            <w:pPr>
+              <w:spacing w:before="40" w:after="40"/>
+            </w:pPr>
+            <w:r/>
+            <w:r>
+              <w:rPr>
+                <w:b w:val="0"/>
                 <w:sz w:val="18"/>
               </w:rPr>
               <w:t>Session GPS coordinates</w:t>
@@ -4005,15 +4565,17 @@
         </w:tc>
         <w:tc>
           <w:tcPr>
-            <w:tcW w:type="dxa" w:w="1584"/>
-          </w:tcPr>
-          <w:p>
-            <w:pPr>
-              <w:spacing w:after="40" w:before="40"/>
-            </w:pPr>
-            <w:r/>
-            <w:r>
-              <w:rPr>
+            <w:tcW w:type="dxa" w:w="1296"/>
+            <w:shd w:val="clear" w:fill="F2F5F9"/>
+          </w:tcPr>
+          <w:p>
+            <w:pPr>
+              <w:spacing w:before="40" w:after="40"/>
+            </w:pPr>
+            <w:r/>
+            <w:r>
+              <w:rPr>
+                <w:b w:val="0"/>
                 <w:sz w:val="18"/>
               </w:rPr>
               <w:t>90 days</w:t>
@@ -4022,15 +4584,17 @@
         </w:tc>
         <w:tc>
           <w:tcPr>
-            <w:tcW w:type="dxa" w:w="5472"/>
-          </w:tcPr>
-          <w:p>
-            <w:pPr>
-              <w:spacing w:after="40" w:before="40"/>
-            </w:pPr>
-            <w:r/>
-            <w:r>
-              <w:rPr>
+            <w:tcW w:type="dxa" w:w="5760"/>
+            <w:shd w:val="clear" w:fill="F2F5F9"/>
+          </w:tcPr>
+          <w:p>
+            <w:pPr>
+              <w:spacing w:before="40" w:after="40"/>
+            </w:pPr>
+            <w:r/>
+            <w:r>
+              <w:rPr>
+                <w:b w:val="0"/>
                 <w:sz w:val="18"/>
               </w:rPr>
               <w:t>The same act of capture as the photograph. Coordinates are nulled; the financial record survives</w:t>
@@ -4045,11 +4609,12 @@
           </w:tcPr>
           <w:p>
             <w:pPr>
-              <w:spacing w:after="40" w:before="40"/>
-            </w:pPr>
-            <w:r/>
-            <w:r>
-              <w:rPr>
+              <w:spacing w:before="40" w:after="40"/>
+            </w:pPr>
+            <w:r/>
+            <w:r>
+              <w:rPr>
+                <w:b w:val="0"/>
                 <w:sz w:val="18"/>
               </w:rPr>
               <w:t>Authentication events</w:t>
@@ -4058,15 +4623,16 @@
         </w:tc>
         <w:tc>
           <w:tcPr>
-            <w:tcW w:type="dxa" w:w="1584"/>
-          </w:tcPr>
-          <w:p>
-            <w:pPr>
-              <w:spacing w:after="40" w:before="40"/>
-            </w:pPr>
-            <w:r/>
-            <w:r>
-              <w:rPr>
+            <w:tcW w:type="dxa" w:w="1296"/>
+          </w:tcPr>
+          <w:p>
+            <w:pPr>
+              <w:spacing w:before="40" w:after="40"/>
+            </w:pPr>
+            <w:r/>
+            <w:r>
+              <w:rPr>
+                <w:b w:val="0"/>
                 <w:sz w:val="18"/>
               </w:rPr>
               <w:t>180 days</w:t>
@@ -4075,15 +4641,16 @@
         </w:tc>
         <w:tc>
           <w:tcPr>
-            <w:tcW w:type="dxa" w:w="5472"/>
-          </w:tcPr>
-          <w:p>
-            <w:pPr>
-              <w:spacing w:after="40" w:before="40"/>
-            </w:pPr>
-            <w:r/>
-            <w:r>
-              <w:rPr>
+            <w:tcW w:type="dxa" w:w="5760"/>
+          </w:tcPr>
+          <w:p>
+            <w:pPr>
+              <w:spacing w:before="40" w:after="40"/>
+            </w:pPr>
+            <w:r/>
+            <w:r>
+              <w:rPr>
+                <w:b w:val="0"/>
                 <w:sz w:val="18"/>
               </w:rPr>
               <w:t>Security value decays quickly, and 180 days is the CERT-In log-retention floor</w:t>
@@ -4095,14 +4662,16 @@
         <w:tc>
           <w:tcPr>
             <w:tcW w:type="dxa" w:w="2304"/>
-          </w:tcPr>
-          <w:p>
-            <w:pPr>
-              <w:spacing w:after="40" w:before="40"/>
-            </w:pPr>
-            <w:r/>
-            <w:r>
-              <w:rPr>
+            <w:shd w:val="clear" w:fill="F2F5F9"/>
+          </w:tcPr>
+          <w:p>
+            <w:pPr>
+              <w:spacing w:before="40" w:after="40"/>
+            </w:pPr>
+            <w:r/>
+            <w:r>
+              <w:rPr>
+                <w:b w:val="0"/>
                 <w:sz w:val="18"/>
               </w:rPr>
               <w:t>Login sessions</w:t>
@@ -4111,15 +4680,17 @@
         </w:tc>
         <w:tc>
           <w:tcPr>
-            <w:tcW w:type="dxa" w:w="1584"/>
-          </w:tcPr>
-          <w:p>
-            <w:pPr>
-              <w:spacing w:after="40" w:before="40"/>
-            </w:pPr>
-            <w:r/>
-            <w:r>
-              <w:rPr>
+            <w:tcW w:type="dxa" w:w="1296"/>
+            <w:shd w:val="clear" w:fill="F2F5F9"/>
+          </w:tcPr>
+          <w:p>
+            <w:pPr>
+              <w:spacing w:before="40" w:after="40"/>
+            </w:pPr>
+            <w:r/>
+            <w:r>
+              <w:rPr>
+                <w:b w:val="0"/>
                 <w:sz w:val="18"/>
               </w:rPr>
               <w:t>180 days</w:t>
@@ -4128,15 +4699,17 @@
         </w:tc>
         <w:tc>
           <w:tcPr>
-            <w:tcW w:type="dxa" w:w="5472"/>
-          </w:tcPr>
-          <w:p>
-            <w:pPr>
-              <w:spacing w:after="40" w:before="40"/>
-            </w:pPr>
-            <w:r/>
-            <w:r>
-              <w:rPr>
+            <w:tcW w:type="dxa" w:w="5760"/>
+            <w:shd w:val="clear" w:fill="F2F5F9"/>
+          </w:tcPr>
+          <w:p>
+            <w:pPr>
+              <w:spacing w:before="40" w:after="40"/>
+            </w:pPr>
+            <w:r/>
+            <w:r>
+              <w:rPr>
+                <w:b w:val="0"/>
                 <w:sz w:val="18"/>
               </w:rPr>
               <w:t>As above</w:t>
@@ -4151,11 +4724,12 @@
           </w:tcPr>
           <w:p>
             <w:pPr>
-              <w:spacing w:after="40" w:before="40"/>
-            </w:pPr>
-            <w:r/>
-            <w:r>
-              <w:rPr>
+              <w:spacing w:before="40" w:after="40"/>
+            </w:pPr>
+            <w:r/>
+            <w:r>
+              <w:rPr>
+                <w:b w:val="0"/>
                 <w:sz w:val="18"/>
               </w:rPr>
               <w:t>Notification delivery log</w:t>
@@ -4164,15 +4738,16 @@
         </w:tc>
         <w:tc>
           <w:tcPr>
-            <w:tcW w:type="dxa" w:w="1584"/>
-          </w:tcPr>
-          <w:p>
-            <w:pPr>
-              <w:spacing w:after="40" w:before="40"/>
-            </w:pPr>
-            <w:r/>
-            <w:r>
-              <w:rPr>
+            <w:tcW w:type="dxa" w:w="1296"/>
+          </w:tcPr>
+          <w:p>
+            <w:pPr>
+              <w:spacing w:before="40" w:after="40"/>
+            </w:pPr>
+            <w:r/>
+            <w:r>
+              <w:rPr>
+                <w:b w:val="0"/>
                 <w:sz w:val="18"/>
               </w:rPr>
               <w:t>180 days</w:t>
@@ -4181,15 +4756,16 @@
         </w:tc>
         <w:tc>
           <w:tcPr>
-            <w:tcW w:type="dxa" w:w="5472"/>
-          </w:tcPr>
-          <w:p>
-            <w:pPr>
-              <w:spacing w:after="40" w:before="40"/>
-            </w:pPr>
-            <w:r/>
-            <w:r>
-              <w:rPr>
+            <w:tcW w:type="dxa" w:w="5760"/>
+          </w:tcPr>
+          <w:p>
+            <w:pPr>
+              <w:spacing w:before="40" w:after="40"/>
+            </w:pPr>
+            <w:r/>
+            <w:r>
+              <w:rPr>
+                <w:b w:val="0"/>
                 <w:sz w:val="18"/>
               </w:rPr>
               <w:t>Also the evidence that a required notification was delivered</w:t>
@@ -4201,14 +4777,16 @@
         <w:tc>
           <w:tcPr>
             <w:tcW w:type="dxa" w:w="2304"/>
-          </w:tcPr>
-          <w:p>
-            <w:pPr>
-              <w:spacing w:after="40" w:before="40"/>
-            </w:pPr>
-            <w:r/>
-            <w:r>
-              <w:rPr>
+            <w:shd w:val="clear" w:fill="F2F5F9"/>
+          </w:tcPr>
+          <w:p>
+            <w:pPr>
+              <w:spacing w:before="40" w:after="40"/>
+            </w:pPr>
+            <w:r/>
+            <w:r>
+              <w:rPr>
+                <w:b w:val="0"/>
                 <w:sz w:val="18"/>
               </w:rPr>
               <w:t>Report exports</w:t>
@@ -4217,15 +4795,17 @@
         </w:tc>
         <w:tc>
           <w:tcPr>
-            <w:tcW w:type="dxa" w:w="1584"/>
-          </w:tcPr>
-          <w:p>
-            <w:pPr>
-              <w:spacing w:after="40" w:before="40"/>
-            </w:pPr>
-            <w:r/>
-            <w:r>
-              <w:rPr>
+            <w:tcW w:type="dxa" w:w="1296"/>
+            <w:shd w:val="clear" w:fill="F2F5F9"/>
+          </w:tcPr>
+          <w:p>
+            <w:pPr>
+              <w:spacing w:before="40" w:after="40"/>
+            </w:pPr>
+            <w:r/>
+            <w:r>
+              <w:rPr>
+                <w:b w:val="0"/>
                 <w:sz w:val="18"/>
               </w:rPr>
               <w:t>30 days</w:t>
@@ -4234,15 +4814,17 @@
         </w:tc>
         <w:tc>
           <w:tcPr>
-            <w:tcW w:type="dxa" w:w="5472"/>
-          </w:tcPr>
-          <w:p>
-            <w:pPr>
-              <w:spacing w:after="40" w:before="40"/>
-            </w:pPr>
-            <w:r/>
-            <w:r>
-              <w:rPr>
+            <w:tcW w:type="dxa" w:w="5760"/>
+            <w:shd w:val="clear" w:fill="F2F5F9"/>
+          </w:tcPr>
+          <w:p>
+            <w:pPr>
+              <w:spacing w:before="40" w:after="40"/>
+            </w:pPr>
+            <w:r/>
+            <w:r>
+              <w:rPr>
+                <w:b w:val="0"/>
                 <w:sz w:val="18"/>
               </w:rPr>
               <w:t>Bulk extracts are regenerable, so retaining them is pure risk</w:t>
@@ -4257,11 +4839,12 @@
           </w:tcPr>
           <w:p>
             <w:pPr>
-              <w:spacing w:after="40" w:before="40"/>
-            </w:pPr>
-            <w:r/>
-            <w:r>
-              <w:rPr>
+              <w:spacing w:before="40" w:after="40"/>
+            </w:pPr>
+            <w:r/>
+            <w:r>
+              <w:rPr>
+                <w:b w:val="0"/>
                 <w:sz w:val="18"/>
               </w:rPr>
               <w:t>OTP requests</w:t>
@@ -4270,15 +4853,16 @@
         </w:tc>
         <w:tc>
           <w:tcPr>
-            <w:tcW w:type="dxa" w:w="1584"/>
-          </w:tcPr>
-          <w:p>
-            <w:pPr>
-              <w:spacing w:after="40" w:before="40"/>
-            </w:pPr>
-            <w:r/>
-            <w:r>
-              <w:rPr>
+            <w:tcW w:type="dxa" w:w="1296"/>
+          </w:tcPr>
+          <w:p>
+            <w:pPr>
+              <w:spacing w:before="40" w:after="40"/>
+            </w:pPr>
+            <w:r/>
+            <w:r>
+              <w:rPr>
+                <w:b w:val="0"/>
                 <w:sz w:val="18"/>
               </w:rPr>
               <w:t>7 days</w:t>
@@ -4287,15 +4871,16 @@
         </w:tc>
         <w:tc>
           <w:tcPr>
-            <w:tcW w:type="dxa" w:w="5472"/>
-          </w:tcPr>
-          <w:p>
-            <w:pPr>
-              <w:spacing w:after="40" w:before="40"/>
-            </w:pPr>
-            <w:r/>
-            <w:r>
-              <w:rPr>
+            <w:tcW w:type="dxa" w:w="5760"/>
+          </w:tcPr>
+          <w:p>
+            <w:pPr>
+              <w:spacing w:before="40" w:after="40"/>
+            </w:pPr>
+            <w:r/>
+            <w:r>
+              <w:rPr>
+                <w:b w:val="0"/>
                 <w:sz w:val="18"/>
               </w:rPr>
               <w:t>A number and an expired code hash</w:t>
@@ -4307,14 +4892,16 @@
         <w:tc>
           <w:tcPr>
             <w:tcW w:type="dxa" w:w="2304"/>
-          </w:tcPr>
-          <w:p>
-            <w:pPr>
-              <w:spacing w:after="40" w:before="40"/>
-            </w:pPr>
-            <w:r/>
-            <w:r>
-              <w:rPr>
+            <w:shd w:val="clear" w:fill="F2F5F9"/>
+          </w:tcPr>
+          <w:p>
+            <w:pPr>
+              <w:spacing w:before="40" w:after="40"/>
+            </w:pPr>
+            <w:r/>
+            <w:r>
+              <w:rPr>
+                <w:b w:val="0"/>
                 <w:sz w:val="18"/>
               </w:rPr>
               <w:t>Audit trail</w:t>
@@ -4323,15 +4910,17 @@
         </w:tc>
         <w:tc>
           <w:tcPr>
-            <w:tcW w:type="dxa" w:w="1584"/>
-          </w:tcPr>
-          <w:p>
-            <w:pPr>
-              <w:spacing w:after="40" w:before="40"/>
-            </w:pPr>
-            <w:r/>
-            <w:r>
-              <w:rPr>
+            <w:tcW w:type="dxa" w:w="1296"/>
+            <w:shd w:val="clear" w:fill="F2F5F9"/>
+          </w:tcPr>
+          <w:p>
+            <w:pPr>
+              <w:spacing w:before="40" w:after="40"/>
+            </w:pPr>
+            <w:r/>
+            <w:r>
+              <w:rPr>
+                <w:b w:val="0"/>
                 <w:sz w:val="18"/>
               </w:rPr>
               <w:t>7 years</w:t>
@@ -4340,15 +4929,17 @@
         </w:tc>
         <w:tc>
           <w:tcPr>
-            <w:tcW w:type="dxa" w:w="5472"/>
-          </w:tcPr>
-          <w:p>
-            <w:pPr>
-              <w:spacing w:after="40" w:before="40"/>
-            </w:pPr>
-            <w:r/>
-            <w:r>
-              <w:rPr>
+            <w:tcW w:type="dxa" w:w="5760"/>
+            <w:shd w:val="clear" w:fill="F2F5F9"/>
+          </w:tcPr>
+          <w:p>
+            <w:pPr>
+              <w:spacing w:before="40" w:after="40"/>
+            </w:pPr>
+            <w:r/>
+            <w:r>
+              <w:rPr>
+                <w:b w:val="0"/>
                 <w:sz w:val="18"/>
               </w:rPr>
               <w:t>Deliberately the longest. Destroying it on a privacy rationale would destroy the proof the privacy rules were followed</w:t>
@@ -4376,7 +4967,7 @@
         <w:rPr>
           <w:b w:val="0"/>
         </w:rPr>
-        <w:t>A newly commissioned deployment reports what it would destroy and waits for the Corporation to confirm the periods before it destroys anything. No citizen's data is deleted because a default was wrong.</w:t>
+        <w:t>A newly commissioned deployment reports what it would destroy and waits for the Corporation to confirm the periods before destroying anything. No citizen's data is deleted because a default was wrong.</w:t>
       </w:r>
     </w:p>
     <w:p>
@@ -4384,7 +4975,7 @@
         <w:pStyle w:val="Heading3"/>
       </w:pPr>
       <w:r>
-        <w:t>Rights of the data principal</w:t>
+        <w:t>Rights of the data principal — In force</w:t>
       </w:r>
     </w:p>
     <w:p>
@@ -4437,7 +5028,7 @@
         <w:pStyle w:val="Heading3"/>
       </w:pPr>
       <w:r>
-        <w:t>Disclosure controls</w:t>
+        <w:t>Disclosure controls — In force</w:t>
       </w:r>
     </w:p>
     <w:p>
@@ -4452,7 +5043,7 @@
         <w:t xml:space="preserve">Diagnostics — </w:t>
       </w:r>
       <w:r>
-        <w:t>registration numbers, mobile numbers, GPS coordinates, credentials and operator bank details are removed from error reports before they leave the process. Session recording is disabled outright, because it captures the screen and on this platform the screen shows registration numbers beside their owners' telephone numbers.</w:t>
+        <w:t>registration numbers, mobile numbers, GPS coordinates, credentials and operator bank details are removed from diagnostic events before they leave the process. Session recording is disabled outright, because it captures the screen and on this platform the screen shows registration numbers beside their owners' telephone numbers.</w:t>
       </w:r>
     </w:p>
     <w:p>
@@ -4467,7 +5058,7 @@
         <w:t xml:space="preserve">Messaging — </w:t>
       </w:r>
       <w:r>
-        <w:t>message bodies are never written to logs at information level.</w:t>
+        <w:t>message bodies are never written to logs at information level; delivery records store a masked address.</w:t>
       </w:r>
     </w:p>
     <w:p>
@@ -4495,7 +5086,7 @@
         <w:pStyle w:val="Heading2"/>
       </w:pPr>
       <w:r>
-        <w:t>4.2 Protecting payment information</w:t>
+        <w:t>4.3 Protecting payment information</w:t>
       </w:r>
     </w:p>
     <w:p>
@@ -4512,7 +5103,7 @@
         <w:rPr>
           <w:b w:val="0"/>
         </w:rPr>
-        <w:t>Card and account details are handled entirely by the PCI-DSS compliant payment gateway; the platform retains only the gateway's reference, the amount, the mode and the status. This removes the largest category of payment risk by architecture rather than by control.</w:t>
+        <w:t>Card and account details are handled entirely by the PCI-DSS compliant payment gateway; the platform retains only the gateway's reference, the amount, the mode and the status. This removes the largest category of payment risk by architecture rather than by control, and takes the Corporation's own systems out of PCI-DSS cardholder-data scope.</w:t>
       </w:r>
     </w:p>
     <w:p>
@@ -4520,7 +5111,7 @@
         <w:pStyle w:val="Heading3"/>
       </w:pPr>
       <w:r>
-        <w:t>Transaction integrity</w:t>
+        <w:t>Transaction integrity — In force</w:t>
       </w:r>
     </w:p>
     <w:p>
@@ -4562,10 +5153,10 @@
         <w:rPr>
           <w:b/>
         </w:rPr>
-        <w:t xml:space="preserve">Idempotency — </w:t>
+        <w:t xml:space="preserve">Idempotency and replay protection — </w:t>
       </w:r>
       <w:r>
-        <w:t>every money-adjacent write carries an idempotency key scoped to the requesting account, so a retry from an unreliable kerbside connection returns the original result instead of charging a second time. Applied to payment capture, session start and end, settlement generation and payout instruction.</w:t>
+        <w:t>every money-adjacent write carries an idempotency key scoped to the requesting account, so a retry from an unreliable connection returns the original result instead of charging a second time. Applied to payment capture, session start and end, settlement generation and payout instruction.</w:t>
       </w:r>
     </w:p>
     <w:p>
@@ -4588,7 +5179,7 @@
         <w:pStyle w:val="Heading3"/>
       </w:pPr>
       <w:r>
-        <w:t>Financial governance</w:t>
+        <w:t>Financial governance — In force</w:t>
       </w:r>
     </w:p>
     <w:p>
@@ -4618,7 +5209,7 @@
         <w:t xml:space="preserve">Double-entry ledger — </w:t>
       </w:r>
       <w:r>
-        <w:t>settlement approval writes double-entry postings; payout writes the contra entries. The ledger is the record of account, not a figure re-derived on each read.</w:t>
+        <w:t>settlement approval writes double-entry postings; payout writes the contra entries. The ledger is the record of account.</w:t>
       </w:r>
     </w:p>
     <w:p>
@@ -4633,7 +5224,7 @@
         <w:t xml:space="preserve">Reconciliation enforcement — </w:t>
       </w:r>
       <w:r>
-        <w:t>receipts and settlement statements refuse to render if their own figures do not reconcile, naming the two amounts that disagree. A statement that does not balance is never produced.</w:t>
+        <w:t>receipts and settlement statements refuse to render if their own figures do not reconcile, naming the two amounts that disagree.</w:t>
       </w:r>
     </w:p>
     <w:p>
@@ -4660,7 +5251,7 @@
         <w:rPr>
           <w:b/>
         </w:rPr>
-        <w:t xml:space="preserve">Complete audit trail — </w:t>
+        <w:t xml:space="preserve">Non-repudiation — </w:t>
       </w:r>
       <w:r>
         <w:t>every financial state change records the actor, the record's prior and subsequent state, the network address, the device and a correlating request identifier.</w:t>
@@ -4671,7 +5262,7 @@
         <w:pStyle w:val="Heading2"/>
       </w:pPr>
       <w:r>
-        <w:t>4.3 Protecting parking evidence</w:t>
+        <w:t>4.4 Protecting parking evidence</w:t>
       </w:r>
     </w:p>
     <w:p>
@@ -4680,7 +5271,7 @@
           <w:b w:val="0"/>
           <w:i w:val="0"/>
         </w:rPr>
-        <w:t>Evidence is what settles a disputed charge, and it is only worth anything if it cannot be altered after the fact and cannot be read by someone with no legitimate interest in it.</w:t>
+        <w:t>Evidence is what settles a disputed charge. It is worth something only if it cannot be altered after the fact and cannot be read by a party with no legitimate interest in it.</w:t>
       </w:r>
     </w:p>
     <w:p>
@@ -4688,7 +5279,7 @@
         <w:pStyle w:val="Heading3"/>
       </w:pPr>
       <w:r>
-        <w:t>Integrity</w:t>
+        <w:t>Integrity — In force</w:t>
       </w:r>
     </w:p>
     <w:p>
@@ -4703,7 +5294,7 @@
         <w:t xml:space="preserve">Immutability — </w:t>
       </w:r>
       <w:r>
-        <w:t>entry and exit photographs are flagged immutable at upload. There is no route through the platform by which any account, at any permission level, can delete or replace them.</w:t>
+        <w:t>entry and exit photographs are flagged immutable at upload. No route through the platform allows any account, at any permission level, to delete or replace them.</w:t>
       </w:r>
     </w:p>
     <w:p>
@@ -4730,7 +5321,7 @@
         <w:rPr>
           <w:b/>
         </w:rPr>
-        <w:t xml:space="preserve">Tamper evidence — </w:t>
+        <w:t xml:space="preserve">Cryptographic tamper evidence — </w:t>
       </w:r>
       <w:r>
         <w:t>exported audit trails carry a SHA-256 fingerprint of their contents, printed on the document and written into the append-only audit log at the moment of generation. Altering a line disagrees with the fingerprint; altering the fingerprint disagrees with the trail.</w:t>
@@ -4741,7 +5332,7 @@
         <w:pStyle w:val="Heading3"/>
       </w:pPr>
       <w:r>
-        <w:t>Confidentiality</w:t>
+        <w:t>Confidentiality — In force</w:t>
       </w:r>
     </w:p>
     <w:p>
@@ -4756,7 +5347,7 @@
         <w:t xml:space="preserve">No direct serving — </w:t>
       </w:r>
       <w:r>
-        <w:t>evidence is never served by the application. Access is by short-lived signed URL issued against object storage, with the lifetime set by configuration.</w:t>
+        <w:t>evidence is never served by the application. Access is by short-lived pre-signed URL issued against object storage, with the lifetime set by configuration.</w:t>
       </w:r>
     </w:p>
     <w:p>
@@ -4768,7 +5359,7 @@
         <w:rPr>
           <w:b/>
         </w:rPr>
-        <w:t xml:space="preserve">Per-caller authorisation — </w:t>
+        <w:t xml:space="preserve">Per-caller entitlement — </w:t>
       </w:r>
       <w:r>
         <w:t>a signed URL is issued only after the requesting account's relationship to the record that owns the file has been established. Entitlement is resolved per purpose — the operator on the session, the attendant who recorded it, the citizen who owns the vehicle, or a municipal officer holding the corresponding read permission and, where applicable, the allocated ward. Field accounts gain no benefit from a broad read grant: they remain confined to their own operator.</w:t>
@@ -4801,7 +5392,7 @@
         <w:t xml:space="preserve">Lifecycle partitioning — </w:t>
       </w:r>
       <w:r>
-        <w:t>object keys are partitioned by purpose and date so that retention can be enforced by storage policy as well as by application.</w:t>
+        <w:t>object keys are partitioned by purpose and date so retention can be enforced by storage lifecycle policy as well as by the application.</w:t>
       </w:r>
     </w:p>
     <w:p>
@@ -4814,7 +5405,7 @@
         <w:pStyle w:val="Heading2"/>
       </w:pPr>
       <w:r>
-        <w:t>4.4 Identity, authentication and access control</w:t>
+        <w:t>4.5 Identity, authentication and access control</w:t>
       </w:r>
     </w:p>
     <w:p>
@@ -4822,7 +5413,7 @@
         <w:pStyle w:val="Heading3"/>
       </w:pPr>
       <w:r>
-        <w:t>Authentication</w:t>
+        <w:t>Authentication — In force</w:t>
       </w:r>
     </w:p>
     <w:tbl>
@@ -4839,12 +5430,12 @@
       <w:tr>
         <w:tc>
           <w:tcPr>
-            <w:tcW w:type="dxa" w:w="2160"/>
+            <w:tcW w:type="dxa" w:w="2448"/>
             <w:shd w:val="clear" w:fill="1F4FD8"/>
           </w:tcPr>
           <w:p>
             <w:pPr>
-              <w:spacing w:after="40" w:before="40"/>
+              <w:spacing w:before="40" w:after="40"/>
             </w:pPr>
             <w:r/>
             <w:r>
@@ -4859,12 +5450,12 @@
         </w:tc>
         <w:tc>
           <w:tcPr>
-            <w:tcW w:type="dxa" w:w="7200"/>
+            <w:tcW w:type="dxa" w:w="6912"/>
             <w:shd w:val="clear" w:fill="1F4FD8"/>
           </w:tcPr>
           <w:p>
             <w:pPr>
-              <w:spacing w:after="40" w:before="40"/>
+              <w:spacing w:before="40" w:after="40"/>
             </w:pPr>
             <w:r/>
             <w:r>
@@ -4881,15 +5472,16 @@
       <w:tr>
         <w:tc>
           <w:tcPr>
-            <w:tcW w:type="dxa" w:w="2160"/>
-          </w:tcPr>
-          <w:p>
-            <w:pPr>
-              <w:spacing w:after="40" w:before="40"/>
-            </w:pPr>
-            <w:r/>
-            <w:r>
-              <w:rPr>
+            <w:tcW w:type="dxa" w:w="2448"/>
+          </w:tcPr>
+          <w:p>
+            <w:pPr>
+              <w:spacing w:before="40" w:after="40"/>
+            </w:pPr>
+            <w:r/>
+            <w:r>
+              <w:rPr>
+                <w:b w:val="0"/>
                 <w:sz w:val="18"/>
               </w:rPr>
               <w:t>Password storage</w:t>
@@ -4898,15 +5490,16 @@
         </w:tc>
         <w:tc>
           <w:tcPr>
-            <w:tcW w:type="dxa" w:w="7200"/>
-          </w:tcPr>
-          <w:p>
-            <w:pPr>
-              <w:spacing w:after="40" w:before="40"/>
-            </w:pPr>
-            <w:r/>
-            <w:r>
-              <w:rPr>
+            <w:tcW w:type="dxa" w:w="6912"/>
+          </w:tcPr>
+          <w:p>
+            <w:pPr>
+              <w:spacing w:before="40" w:after="40"/>
+            </w:pPr>
+            <w:r/>
+            <w:r>
+              <w:rPr>
+                <w:b w:val="0"/>
                 <w:sz w:val="18"/>
               </w:rPr>
               <w:t>bcrypt at cost factor 12. Never stored in clear, never logged, not recoverable</w:t>
@@ -4917,32 +5510,36 @@
       <w:tr>
         <w:tc>
           <w:tcPr>
-            <w:tcW w:type="dxa" w:w="2160"/>
-          </w:tcPr>
-          <w:p>
-            <w:pPr>
-              <w:spacing w:after="40" w:before="40"/>
-            </w:pPr>
-            <w:r/>
-            <w:r>
-              <w:rPr>
-                <w:sz w:val="18"/>
-              </w:rPr>
-              <w:t>Account enumeration</w:t>
-            </w:r>
-          </w:p>
-        </w:tc>
-        <w:tc>
-          <w:tcPr>
-            <w:tcW w:type="dxa" w:w="7200"/>
-          </w:tcPr>
-          <w:p>
-            <w:pPr>
-              <w:spacing w:after="40" w:before="40"/>
-            </w:pPr>
-            <w:r/>
-            <w:r>
-              <w:rPr>
+            <w:tcW w:type="dxa" w:w="2448"/>
+            <w:shd w:val="clear" w:fill="F2F5F9"/>
+          </w:tcPr>
+          <w:p>
+            <w:pPr>
+              <w:spacing w:before="40" w:after="40"/>
+            </w:pPr>
+            <w:r/>
+            <w:r>
+              <w:rPr>
+                <w:b w:val="0"/>
+                <w:sz w:val="18"/>
+              </w:rPr>
+              <w:t>Account enumeration resistance</w:t>
+            </w:r>
+          </w:p>
+        </w:tc>
+        <w:tc>
+          <w:tcPr>
+            <w:tcW w:type="dxa" w:w="6912"/>
+            <w:shd w:val="clear" w:fill="F2F5F9"/>
+          </w:tcPr>
+          <w:p>
+            <w:pPr>
+              <w:spacing w:before="40" w:after="40"/>
+            </w:pPr>
+            <w:r/>
+            <w:r>
+              <w:rPr>
+                <w:b w:val="0"/>
                 <w:sz w:val="18"/>
               </w:rPr>
               <w:t>A sign-in against an unknown account costs the same time as a wrong password, so response timing cannot enumerate officers</w:t>
@@ -4953,15 +5550,16 @@
       <w:tr>
         <w:tc>
           <w:tcPr>
-            <w:tcW w:type="dxa" w:w="2160"/>
-          </w:tcPr>
-          <w:p>
-            <w:pPr>
-              <w:spacing w:after="40" w:before="40"/>
-            </w:pPr>
-            <w:r/>
-            <w:r>
-              <w:rPr>
+            <w:tcW w:type="dxa" w:w="2448"/>
+          </w:tcPr>
+          <w:p>
+            <w:pPr>
+              <w:spacing w:before="40" w:after="40"/>
+            </w:pPr>
+            <w:r/>
+            <w:r>
+              <w:rPr>
+                <w:b w:val="0"/>
                 <w:sz w:val="18"/>
               </w:rPr>
               <w:t>Password policy</w:t>
@@ -4970,18 +5568,19 @@
         </w:tc>
         <w:tc>
           <w:tcPr>
-            <w:tcW w:type="dxa" w:w="7200"/>
-          </w:tcPr>
-          <w:p>
-            <w:pPr>
-              <w:spacing w:after="40" w:before="40"/>
-            </w:pPr>
-            <w:r/>
-            <w:r>
-              <w:rPr>
-                <w:sz w:val="18"/>
-              </w:rPr>
-              <w:t>Enforced by schema: at least ten characters, mixed case, a digit, and different from the current password</w:t>
+            <w:tcW w:type="dxa" w:w="6912"/>
+          </w:tcPr>
+          <w:p>
+            <w:pPr>
+              <w:spacing w:before="40" w:after="40"/>
+            </w:pPr>
+            <w:r/>
+            <w:r>
+              <w:rPr>
+                <w:b w:val="0"/>
+                <w:sz w:val="18"/>
+              </w:rPr>
+              <w:t>Enforced by schema: minimum ten characters, mixed case, a digit, and different from the current password</w:t>
             </w:r>
           </w:p>
         </w:tc>
@@ -4989,35 +5588,39 @@
       <w:tr>
         <w:tc>
           <w:tcPr>
-            <w:tcW w:type="dxa" w:w="2160"/>
-          </w:tcPr>
-          <w:p>
-            <w:pPr>
-              <w:spacing w:after="40" w:before="40"/>
-            </w:pPr>
-            <w:r/>
-            <w:r>
-              <w:rPr>
-                <w:sz w:val="18"/>
-              </w:rPr>
-              <w:t>Two-factor authentication</w:t>
-            </w:r>
-          </w:p>
-        </w:tc>
-        <w:tc>
-          <w:tcPr>
-            <w:tcW w:type="dxa" w:w="7200"/>
-          </w:tcPr>
-          <w:p>
-            <w:pPr>
-              <w:spacing w:after="40" w:before="40"/>
-            </w:pPr>
-            <w:r/>
-            <w:r>
-              <w:rPr>
-                <w:sz w:val="18"/>
-              </w:rPr>
-              <w:t>Time-based one-time codes with a five-minute challenge destroyed on use. Recommended as mandatory for every role holding settlement approval, payout, user management or configuration rights</w:t>
+            <w:tcW w:type="dxa" w:w="2448"/>
+            <w:shd w:val="clear" w:fill="F2F5F9"/>
+          </w:tcPr>
+          <w:p>
+            <w:pPr>
+              <w:spacing w:before="40" w:after="40"/>
+            </w:pPr>
+            <w:r/>
+            <w:r>
+              <w:rPr>
+                <w:b w:val="0"/>
+                <w:sz w:val="18"/>
+              </w:rPr>
+              <w:t>Multi-factor authentication</w:t>
+            </w:r>
+          </w:p>
+        </w:tc>
+        <w:tc>
+          <w:tcPr>
+            <w:tcW w:type="dxa" w:w="6912"/>
+            <w:shd w:val="clear" w:fill="F2F5F9"/>
+          </w:tcPr>
+          <w:p>
+            <w:pPr>
+              <w:spacing w:before="40" w:after="40"/>
+            </w:pPr>
+            <w:r/>
+            <w:r>
+              <w:rPr>
+                <w:b w:val="0"/>
+                <w:sz w:val="18"/>
+              </w:rPr>
+              <w:t>Time-based one-time passwords (TOTP, RFC 6238) with a five-minute challenge destroyed on use. Recommended as mandatory for every role holding settlement approval, payout, user management or configuration rights</w:t>
             </w:r>
           </w:p>
         </w:tc>
@@ -5025,15 +5628,16 @@
       <w:tr>
         <w:tc>
           <w:tcPr>
-            <w:tcW w:type="dxa" w:w="2160"/>
-          </w:tcPr>
-          <w:p>
-            <w:pPr>
-              <w:spacing w:after="40" w:before="40"/>
-            </w:pPr>
-            <w:r/>
-            <w:r>
-              <w:rPr>
+            <w:tcW w:type="dxa" w:w="2448"/>
+          </w:tcPr>
+          <w:p>
+            <w:pPr>
+              <w:spacing w:before="40" w:after="40"/>
+            </w:pPr>
+            <w:r/>
+            <w:r>
+              <w:rPr>
+                <w:b w:val="0"/>
                 <w:sz w:val="18"/>
               </w:rPr>
               <w:t>Device binding</w:t>
@@ -5042,18 +5646,19 @@
         </w:tc>
         <w:tc>
           <w:tcPr>
-            <w:tcW w:type="dxa" w:w="7200"/>
-          </w:tcPr>
-          <w:p>
-            <w:pPr>
-              <w:spacing w:after="40" w:before="40"/>
-            </w:pPr>
-            <w:r/>
-            <w:r>
-              <w:rPr>
-                <w:sz w:val="18"/>
-              </w:rPr>
-              <w:t>Field accounts are bound to a single handset; a token presented from an unregistered device is refused</w:t>
+            <w:tcW w:type="dxa" w:w="6912"/>
+          </w:tcPr>
+          <w:p>
+            <w:pPr>
+              <w:spacing w:before="40" w:after="40"/>
+            </w:pPr>
+            <w:r/>
+            <w:r>
+              <w:rPr>
+                <w:b w:val="0"/>
+                <w:sz w:val="18"/>
+              </w:rPr>
+              <w:t>Field accounts are bound to a single handset fingerprint; a token presented from an unregistered device is refused</w:t>
             </w:r>
           </w:p>
         </w:tc>
@@ -5061,15 +5666,17 @@
       <w:tr>
         <w:tc>
           <w:tcPr>
-            <w:tcW w:type="dxa" w:w="2160"/>
-          </w:tcPr>
-          <w:p>
-            <w:pPr>
-              <w:spacing w:after="40" w:before="40"/>
-            </w:pPr>
-            <w:r/>
-            <w:r>
-              <w:rPr>
+            <w:tcW w:type="dxa" w:w="2448"/>
+            <w:shd w:val="clear" w:fill="F2F5F9"/>
+          </w:tcPr>
+          <w:p>
+            <w:pPr>
+              <w:spacing w:before="40" w:after="40"/>
+            </w:pPr>
+            <w:r/>
+            <w:r>
+              <w:rPr>
+                <w:b w:val="0"/>
                 <w:sz w:val="18"/>
               </w:rPr>
               <w:t>Rate limiting</w:t>
@@ -5078,18 +5685,20 @@
         </w:tc>
         <w:tc>
           <w:tcPr>
-            <w:tcW w:type="dxa" w:w="7200"/>
-          </w:tcPr>
-          <w:p>
-            <w:pPr>
-              <w:spacing w:after="40" w:before="40"/>
-            </w:pPr>
-            <w:r/>
-            <w:r>
-              <w:rPr>
-                <w:sz w:val="18"/>
-              </w:rPr>
-              <w:t>Ten authentication attempts per minute; five OTP requests per five minutes; 120 requests per minute otherwise</w:t>
+            <w:tcW w:type="dxa" w:w="6912"/>
+            <w:shd w:val="clear" w:fill="F2F5F9"/>
+          </w:tcPr>
+          <w:p>
+            <w:pPr>
+              <w:spacing w:before="40" w:after="40"/>
+            </w:pPr>
+            <w:r/>
+            <w:r>
+              <w:rPr>
+                <w:b w:val="0"/>
+                <w:sz w:val="18"/>
+              </w:rPr>
+              <w:t>Ten authentication attempts per minute; five OTP requests per five minutes; 120 requests per minute otherwise, tiered by sensitivity</w:t>
             </w:r>
           </w:p>
         </w:tc>
@@ -5105,7 +5714,7 @@
         <w:pStyle w:val="Heading3"/>
       </w:pPr>
       <w:r>
-        <w:t>Session and token integrity</w:t>
+        <w:t>Session and token integrity — In force</w:t>
       </w:r>
     </w:p>
     <w:p>
@@ -5120,7 +5729,7 @@
         <w:t xml:space="preserve">Short-lived credentials — </w:t>
       </w:r>
       <w:r>
-        <w:t>short-lived access tokens paired with a longer-lived refresh token, narrowing the window in which a captured token is useful.</w:t>
+        <w:t>short-lived JSON Web Token access credentials paired with a longer-lived refresh token, narrowing the window in which a captured token is useful.</w:t>
       </w:r>
     </w:p>
     <w:p>
@@ -5135,7 +5744,7 @@
         <w:t xml:space="preserve">Hashed at rest — </w:t>
       </w:r>
       <w:r>
-        <w:t>refresh tokens are stored hashed and grouped into families. The database never holds a usable token.</w:t>
+        <w:t>refresh tokens are stored as hashes and grouped into families. The database never holds a usable token.</w:t>
       </w:r>
     </w:p>
     <w:p>
@@ -5147,7 +5756,7 @@
         <w:rPr>
           <w:b/>
         </w:rPr>
-        <w:t xml:space="preserve">Theft detection — </w:t>
+        <w:t xml:space="preserve">Rotation with reuse detection — </w:t>
       </w:r>
       <w:r>
         <w:t>refresh is single-use. Presenting the same token twice revokes the entire family and forces re-authentication, converting a silent compromise into a visible one.</w:t>
@@ -5170,10 +5779,25 @@
     </w:p>
     <w:p>
       <w:pPr>
+        <w:pStyle w:val="ListBullet"/>
+        <w:spacing w:after="60"/>
+      </w:pPr>
+      <w:r>
+        <w:rPr>
+          <w:b/>
+        </w:rPr>
+        <w:t xml:space="preserve">CSRF posture — </w:t>
+      </w:r>
+      <w:r>
+        <w:t>authentication is by bearer token rather than ambient cookie, so the platform is not exposed to cross-site request forgery by construction.</w:t>
+      </w:r>
+    </w:p>
+    <w:p>
+      <w:pPr>
         <w:pStyle w:val="Heading3"/>
       </w:pPr>
       <w:r>
-        <w:t>Authorisation</w:t>
+        <w:t>Authorisation — In force</w:t>
       </w:r>
     </w:p>
     <w:p>
@@ -5188,7 +5812,7 @@
         <w:t xml:space="preserve">Editable by the authority — </w:t>
       </w:r>
       <w:r>
-        <w:t>roles are database records the Corporation edits without a software release, so the platform's guards and the matrix displayed on screen cannot diverge.</w:t>
+        <w:t>role-based access control with twenty-seven permissions across seven roles, held as database records the Corporation edits without a software release, so the platform's guards and the matrix displayed on screen cannot diverge.</w:t>
       </w:r>
     </w:p>
     <w:p>
@@ -5200,7 +5824,7 @@
         <w:rPr>
           <w:b/>
         </w:rPr>
-        <w:t xml:space="preserve">Two independent checks — </w:t>
+        <w:t xml:space="preserve">Defence in depth — </w:t>
       </w:r>
       <w:r>
         <w:t>a route guard answers whether the caller may make the request; the services then independently re-assert whether the caller may see each record, against their allocated wards. Neither is trusted alone.</w:t>
@@ -5215,7 +5839,7 @@
         <w:rPr>
           <w:b/>
         </w:rPr>
-        <w:t xml:space="preserve">Fail closed — </w:t>
+        <w:t xml:space="preserve">Fail-closed default — </w:t>
       </w:r>
       <w:r>
         <w:t>an unknown role is refused. A zone-scoped officer with no wards allocated sees nothing rather than everything — the safe reading of 'we have not yet decided what they may see'.</w:t>
@@ -5238,10 +5862,56 @@
     </w:p>
     <w:p>
       <w:pPr>
+        <w:pStyle w:val="ListBullet"/>
+        <w:spacing w:after="60"/>
+      </w:pPr>
+      <w:r>
+        <w:rPr>
+          <w:b/>
+        </w:rPr>
+        <w:t xml:space="preserve">Least privilege — </w:t>
+      </w:r>
+      <w:r>
+        <w:t>privileges are granted at the minimum level required for a role to perform its function, reviewed at a cadence agreed with the Corporation.</w:t>
+      </w:r>
+    </w:p>
+    <w:p>
+      <w:r>
+        <w:br w:type="page"/>
+      </w:r>
+    </w:p>
+    <w:p>
+      <w:pPr>
         <w:pStyle w:val="Heading2"/>
       </w:pPr>
       <w:r>
-        <w:t>4.5 Application and platform hardening</w:t>
+        <w:t>4.6 Network and infrastructure security</w:t>
+      </w:r>
+    </w:p>
+    <w:p>
+      <w:pPr>
+        <w:spacing w:after="200"/>
+      </w:pPr>
+      <w:r>
+        <w:rPr>
+          <w:b/>
+          <w:color w:val="1F4FD8"/>
+        </w:rPr>
+        <w:t xml:space="preserve">Deployment. </w:t>
+      </w:r>
+      <w:r>
+        <w:rPr>
+          <w:b w:val="0"/>
+        </w:rPr>
+        <w:t>The following forms the target deployment architecture and is implemented during commissioning onto the Corporation's infrastructure, whether a state data centre, an NIC-provisioned environment or a public cloud region within India. The specifics are agreed with the Corporation's IT cell at mobilisation.</w:t>
+      </w:r>
+    </w:p>
+    <w:p>
+      <w:pPr>
+        <w:pStyle w:val="Heading3"/>
+      </w:pPr>
+      <w:r>
+        <w:t>Network segregation</w:t>
       </w:r>
     </w:p>
     <w:p>
@@ -5253,7 +5923,909 @@
         <w:rPr>
           <w:b/>
         </w:rPr>
-        <w:t xml:space="preserve">Input validation — </w:t>
+        <w:t xml:space="preserve">Tiered architecture — </w:t>
+      </w:r>
+      <w:r>
+        <w:t>a three-tier topology in which the public-facing edge, the application tier and the data tier occupy separate network segments. There is no route by which a request from the internet reaches the database directly.</w:t>
+      </w:r>
+    </w:p>
+    <w:p>
+      <w:pPr>
+        <w:pStyle w:val="ListBullet"/>
+        <w:spacing w:after="60"/>
+      </w:pPr>
+      <w:r>
+        <w:rPr>
+          <w:b/>
+        </w:rPr>
+        <w:t xml:space="preserve">Private data tier — </w:t>
+      </w:r>
+      <w:r>
+        <w:t>database, object storage and cache reside in private subnets with no public endpoint and no route to the internet gateway. They accept connections only from the application tier's security group.</w:t>
+      </w:r>
+    </w:p>
+    <w:p>
+      <w:pPr>
+        <w:pStyle w:val="ListBullet"/>
+        <w:spacing w:after="60"/>
+      </w:pPr>
+      <w:r>
+        <w:rPr>
+          <w:b/>
+        </w:rPr>
+        <w:t xml:space="preserve">Default-deny, including egress — </w:t>
+      </w:r>
+      <w:r>
+        <w:t>security groups and network access control lists operate on a default-deny basis in both directions. Egress is restricted to the named third parties the platform integrates with — the payment gateway, the messaging providers, the mapping service — rather than left open.</w:t>
+      </w:r>
+    </w:p>
+    <w:p>
+      <w:pPr>
+        <w:pStyle w:val="ListBullet"/>
+        <w:spacing w:after="60"/>
+      </w:pPr>
+      <w:r>
+        <w:rPr>
+          <w:b/>
+        </w:rPr>
+        <w:t xml:space="preserve">Environment isolation — </w:t>
+      </w:r>
+      <w:r>
+        <w:t>production, staging and development occupy separate networks with no shared credentials, no peering and no shared data. Production data is never copied into a lower environment; test data is synthetic.</w:t>
+      </w:r>
+    </w:p>
+    <w:p>
+      <w:pPr>
+        <w:pStyle w:val="ListBullet"/>
+        <w:spacing w:after="60"/>
+      </w:pPr>
+      <w:r>
+        <w:rPr>
+          <w:b/>
+        </w:rPr>
+        <w:t xml:space="preserve">Administrative access — </w:t>
+      </w:r>
+      <w:r>
+        <w:t>administrative access is via a bastion host requiring multi-factor authentication, with no standing shell access to production hosts and every session recorded.</w:t>
+      </w:r>
+    </w:p>
+    <w:p>
+      <w:pPr>
+        <w:pStyle w:val="Heading3"/>
+      </w:pPr>
+      <w:r>
+        <w:t>Perimeter controls</w:t>
+      </w:r>
+    </w:p>
+    <w:p>
+      <w:pPr>
+        <w:pStyle w:val="ListBullet"/>
+        <w:spacing w:after="60"/>
+      </w:pPr>
+      <w:r>
+        <w:rPr>
+          <w:b/>
+        </w:rPr>
+        <w:t xml:space="preserve">Web application firewall — </w:t>
+      </w:r>
+      <w:r>
+        <w:t>a web application firewall at the edge, with rule sets covering the OWASP Top 10 categories, deployed in blocking mode after a tuning period.</w:t>
+      </w:r>
+    </w:p>
+    <w:p>
+      <w:pPr>
+        <w:pStyle w:val="ListBullet"/>
+        <w:spacing w:after="60"/>
+      </w:pPr>
+      <w:r>
+        <w:rPr>
+          <w:b/>
+        </w:rPr>
+        <w:t xml:space="preserve">Distributed denial-of-service protection — </w:t>
+      </w:r>
+      <w:r>
+        <w:t>volumetric and protocol attack mitigation at the network edge, with rate limiting at the application tier behind it.</w:t>
+      </w:r>
+    </w:p>
+    <w:p>
+      <w:pPr>
+        <w:pStyle w:val="ListBullet"/>
+        <w:spacing w:after="60"/>
+      </w:pPr>
+      <w:r>
+        <w:rPr>
+          <w:b/>
+        </w:rPr>
+        <w:t xml:space="preserve">Transport encryption — </w:t>
+      </w:r>
+      <w:r>
+        <w:t>TLS 1.2 as a floor with TLS 1.3 preferred, modern cipher suites only, HTTP Strict Transport Security enforced, and no plaintext listener on any public interface.</w:t>
+      </w:r>
+    </w:p>
+    <w:p>
+      <w:pPr>
+        <w:pStyle w:val="ListBullet"/>
+        <w:spacing w:after="60"/>
+      </w:pPr>
+      <w:r>
+        <w:rPr>
+          <w:b/>
+        </w:rPr>
+        <w:t xml:space="preserve">Browser-facing headers — </w:t>
+      </w:r>
+      <w:r>
+        <w:t>security headers set at the edge — content security policy, frame options, content-type options, referrer policy — and cross-origin access restricted to an explicit allow-list rather than a wildcard.</w:t>
+      </w:r>
+    </w:p>
+    <w:p>
+      <w:pPr>
+        <w:pStyle w:val="ListBullet"/>
+        <w:spacing w:after="60"/>
+      </w:pPr>
+      <w:r>
+        <w:rPr>
+          <w:b/>
+        </w:rPr>
+        <w:t xml:space="preserve">Time synchronisation — </w:t>
+      </w:r>
+      <w:r>
+        <w:t>system clocks synchronised to the Network Time Protocol servers of the National Informatics Centre or the National Physical Laboratory, as the CERT-In Directions require, so that log timestamps are legally comparable across systems.</w:t>
+      </w:r>
+    </w:p>
+    <w:p>
+      <w:pPr>
+        <w:pStyle w:val="Heading2"/>
+      </w:pPr>
+      <w:r>
+        <w:t>4.7 Cryptography and key management</w:t>
+      </w:r>
+    </w:p>
+    <w:tbl>
+      <w:tblPr>
+        <w:tblStyle w:val="TableGrid"/>
+        <w:tblW w:type="auto" w:w="0"/>
+        <w:jc w:val="center"/>
+        <w:tblLook w:firstColumn="1" w:firstRow="1" w:lastColumn="0" w:lastRow="0" w:noHBand="0" w:noVBand="1" w:val="04A0"/>
+      </w:tblPr>
+      <w:tblGrid>
+        <w:gridCol w:w="3216"/>
+        <w:gridCol w:w="3216"/>
+        <w:gridCol w:w="3216"/>
+      </w:tblGrid>
+      <w:tr>
+        <w:tc>
+          <w:tcPr>
+            <w:tcW w:type="dxa" w:w="2736"/>
+            <w:shd w:val="clear" w:fill="1F4FD8"/>
+          </w:tcPr>
+          <w:p>
+            <w:pPr>
+              <w:spacing w:before="40" w:after="40"/>
+            </w:pPr>
+            <w:r/>
+            <w:r>
+              <w:rPr>
+                <w:b/>
+                <w:color w:val="FFFFFF"/>
+                <w:sz w:val="18"/>
+              </w:rPr>
+              <w:t>Purpose</w:t>
+            </w:r>
+          </w:p>
+        </w:tc>
+        <w:tc>
+          <w:tcPr>
+            <w:tcW w:type="dxa" w:w="5040"/>
+            <w:shd w:val="clear" w:fill="1F4FD8"/>
+          </w:tcPr>
+          <w:p>
+            <w:pPr>
+              <w:spacing w:before="40" w:after="40"/>
+            </w:pPr>
+            <w:r/>
+            <w:r>
+              <w:rPr>
+                <w:b/>
+                <w:color w:val="FFFFFF"/>
+                <w:sz w:val="18"/>
+              </w:rPr>
+              <w:t>Mechanism</w:t>
+            </w:r>
+          </w:p>
+        </w:tc>
+        <w:tc>
+          <w:tcPr>
+            <w:tcW w:type="dxa" w:w="1584"/>
+            <w:shd w:val="clear" w:fill="1F4FD8"/>
+          </w:tcPr>
+          <w:p>
+            <w:pPr>
+              <w:spacing w:before="40" w:after="40"/>
+            </w:pPr>
+            <w:r/>
+            <w:r>
+              <w:rPr>
+                <w:b/>
+                <w:color w:val="FFFFFF"/>
+                <w:sz w:val="18"/>
+              </w:rPr>
+              <w:t>Status</w:t>
+            </w:r>
+          </w:p>
+        </w:tc>
+      </w:tr>
+      <w:tr>
+        <w:tc>
+          <w:tcPr>
+            <w:tcW w:type="dxa" w:w="2736"/>
+          </w:tcPr>
+          <w:p>
+            <w:pPr>
+              <w:spacing w:before="40" w:after="40"/>
+            </w:pPr>
+            <w:r/>
+            <w:r>
+              <w:rPr>
+                <w:b w:val="0"/>
+                <w:sz w:val="18"/>
+              </w:rPr>
+              <w:t>Data in transit</w:t>
+            </w:r>
+          </w:p>
+        </w:tc>
+        <w:tc>
+          <w:tcPr>
+            <w:tcW w:type="dxa" w:w="5040"/>
+          </w:tcPr>
+          <w:p>
+            <w:pPr>
+              <w:spacing w:before="40" w:after="40"/>
+            </w:pPr>
+            <w:r/>
+            <w:r>
+              <w:rPr>
+                <w:b w:val="0"/>
+                <w:sz w:val="18"/>
+              </w:rPr>
+              <w:t>TLS 1.2+ on every interface, internal and external</w:t>
+            </w:r>
+          </w:p>
+        </w:tc>
+        <w:tc>
+          <w:tcPr>
+            <w:tcW w:type="dxa" w:w="1584"/>
+          </w:tcPr>
+          <w:p>
+            <w:pPr>
+              <w:spacing w:before="40" w:after="40"/>
+            </w:pPr>
+            <w:r/>
+            <w:r>
+              <w:rPr>
+                <w:b w:val="0"/>
+                <w:sz w:val="18"/>
+              </w:rPr>
+              <w:t>Deployment</w:t>
+            </w:r>
+          </w:p>
+        </w:tc>
+      </w:tr>
+      <w:tr>
+        <w:tc>
+          <w:tcPr>
+            <w:tcW w:type="dxa" w:w="2736"/>
+            <w:shd w:val="clear" w:fill="F2F5F9"/>
+          </w:tcPr>
+          <w:p>
+            <w:pPr>
+              <w:spacing w:before="40" w:after="40"/>
+            </w:pPr>
+            <w:r/>
+            <w:r>
+              <w:rPr>
+                <w:b w:val="0"/>
+                <w:sz w:val="18"/>
+              </w:rPr>
+              <w:t>Data at rest — database</w:t>
+            </w:r>
+          </w:p>
+        </w:tc>
+        <w:tc>
+          <w:tcPr>
+            <w:tcW w:type="dxa" w:w="5040"/>
+            <w:shd w:val="clear" w:fill="F2F5F9"/>
+          </w:tcPr>
+          <w:p>
+            <w:pPr>
+              <w:spacing w:before="40" w:after="40"/>
+            </w:pPr>
+            <w:r/>
+            <w:r>
+              <w:rPr>
+                <w:b w:val="0"/>
+                <w:sz w:val="18"/>
+              </w:rPr>
+              <w:t>AES-256 volume encryption with managed keys</w:t>
+            </w:r>
+          </w:p>
+        </w:tc>
+        <w:tc>
+          <w:tcPr>
+            <w:tcW w:type="dxa" w:w="1584"/>
+            <w:shd w:val="clear" w:fill="F2F5F9"/>
+          </w:tcPr>
+          <w:p>
+            <w:pPr>
+              <w:spacing w:before="40" w:after="40"/>
+            </w:pPr>
+            <w:r/>
+            <w:r>
+              <w:rPr>
+                <w:b w:val="0"/>
+                <w:sz w:val="18"/>
+              </w:rPr>
+              <w:t>Deployment</w:t>
+            </w:r>
+          </w:p>
+        </w:tc>
+      </w:tr>
+      <w:tr>
+        <w:tc>
+          <w:tcPr>
+            <w:tcW w:type="dxa" w:w="2736"/>
+          </w:tcPr>
+          <w:p>
+            <w:pPr>
+              <w:spacing w:before="40" w:after="40"/>
+            </w:pPr>
+            <w:r/>
+            <w:r>
+              <w:rPr>
+                <w:b w:val="0"/>
+                <w:sz w:val="18"/>
+              </w:rPr>
+              <w:t>Data at rest — evidence and documents</w:t>
+            </w:r>
+          </w:p>
+        </w:tc>
+        <w:tc>
+          <w:tcPr>
+            <w:tcW w:type="dxa" w:w="5040"/>
+          </w:tcPr>
+          <w:p>
+            <w:pPr>
+              <w:spacing w:before="40" w:after="40"/>
+            </w:pPr>
+            <w:r/>
+            <w:r>
+              <w:rPr>
+                <w:b w:val="0"/>
+                <w:sz w:val="18"/>
+              </w:rPr>
+              <w:t>AES-256 server-side object encryption</w:t>
+            </w:r>
+          </w:p>
+        </w:tc>
+        <w:tc>
+          <w:tcPr>
+            <w:tcW w:type="dxa" w:w="1584"/>
+          </w:tcPr>
+          <w:p>
+            <w:pPr>
+              <w:spacing w:before="40" w:after="40"/>
+            </w:pPr>
+            <w:r/>
+            <w:r>
+              <w:rPr>
+                <w:b w:val="0"/>
+                <w:sz w:val="18"/>
+              </w:rPr>
+              <w:t>Deployment</w:t>
+            </w:r>
+          </w:p>
+        </w:tc>
+      </w:tr>
+      <w:tr>
+        <w:tc>
+          <w:tcPr>
+            <w:tcW w:type="dxa" w:w="2736"/>
+            <w:shd w:val="clear" w:fill="F2F5F9"/>
+          </w:tcPr>
+          <w:p>
+            <w:pPr>
+              <w:spacing w:before="40" w:after="40"/>
+            </w:pPr>
+            <w:r/>
+            <w:r>
+              <w:rPr>
+                <w:b w:val="0"/>
+                <w:sz w:val="18"/>
+              </w:rPr>
+              <w:t>Backups</w:t>
+            </w:r>
+          </w:p>
+        </w:tc>
+        <w:tc>
+          <w:tcPr>
+            <w:tcW w:type="dxa" w:w="5040"/>
+            <w:shd w:val="clear" w:fill="F2F5F9"/>
+          </w:tcPr>
+          <w:p>
+            <w:pPr>
+              <w:spacing w:before="40" w:after="40"/>
+            </w:pPr>
+            <w:r/>
+            <w:r>
+              <w:rPr>
+                <w:b w:val="0"/>
+                <w:sz w:val="18"/>
+              </w:rPr>
+              <w:t>Encrypted at rest with the same standard; encryption verified as part of the restore rehearsal</w:t>
+            </w:r>
+          </w:p>
+        </w:tc>
+        <w:tc>
+          <w:tcPr>
+            <w:tcW w:type="dxa" w:w="1584"/>
+            <w:shd w:val="clear" w:fill="F2F5F9"/>
+          </w:tcPr>
+          <w:p>
+            <w:pPr>
+              <w:spacing w:before="40" w:after="40"/>
+            </w:pPr>
+            <w:r/>
+            <w:r>
+              <w:rPr>
+                <w:b w:val="0"/>
+                <w:sz w:val="18"/>
+              </w:rPr>
+              <w:t>Deployment</w:t>
+            </w:r>
+          </w:p>
+        </w:tc>
+      </w:tr>
+      <w:tr>
+        <w:tc>
+          <w:tcPr>
+            <w:tcW w:type="dxa" w:w="2736"/>
+          </w:tcPr>
+          <w:p>
+            <w:pPr>
+              <w:spacing w:before="40" w:after="40"/>
+            </w:pPr>
+            <w:r/>
+            <w:r>
+              <w:rPr>
+                <w:b w:val="0"/>
+                <w:sz w:val="18"/>
+              </w:rPr>
+              <w:t>Password storage</w:t>
+            </w:r>
+          </w:p>
+        </w:tc>
+        <w:tc>
+          <w:tcPr>
+            <w:tcW w:type="dxa" w:w="5040"/>
+          </w:tcPr>
+          <w:p>
+            <w:pPr>
+              <w:spacing w:before="40" w:after="40"/>
+            </w:pPr>
+            <w:r/>
+            <w:r>
+              <w:rPr>
+                <w:b w:val="0"/>
+                <w:sz w:val="18"/>
+              </w:rPr>
+              <w:t>bcrypt, cost factor 12</w:t>
+            </w:r>
+          </w:p>
+        </w:tc>
+        <w:tc>
+          <w:tcPr>
+            <w:tcW w:type="dxa" w:w="1584"/>
+          </w:tcPr>
+          <w:p>
+            <w:pPr>
+              <w:spacing w:before="40" w:after="40"/>
+            </w:pPr>
+            <w:r/>
+            <w:r>
+              <w:rPr>
+                <w:b w:val="0"/>
+                <w:sz w:val="18"/>
+              </w:rPr>
+              <w:t>In force</w:t>
+            </w:r>
+          </w:p>
+        </w:tc>
+      </w:tr>
+      <w:tr>
+        <w:tc>
+          <w:tcPr>
+            <w:tcW w:type="dxa" w:w="2736"/>
+            <w:shd w:val="clear" w:fill="F2F5F9"/>
+          </w:tcPr>
+          <w:p>
+            <w:pPr>
+              <w:spacing w:before="40" w:after="40"/>
+            </w:pPr>
+            <w:r/>
+            <w:r>
+              <w:rPr>
+                <w:b w:val="0"/>
+                <w:sz w:val="18"/>
+              </w:rPr>
+              <w:t>Payment callback authenticity</w:t>
+            </w:r>
+          </w:p>
+        </w:tc>
+        <w:tc>
+          <w:tcPr>
+            <w:tcW w:type="dxa" w:w="5040"/>
+            <w:shd w:val="clear" w:fill="F2F5F9"/>
+          </w:tcPr>
+          <w:p>
+            <w:pPr>
+              <w:spacing w:before="40" w:after="40"/>
+            </w:pPr>
+            <w:r/>
+            <w:r>
+              <w:rPr>
+                <w:b w:val="0"/>
+                <w:sz w:val="18"/>
+              </w:rPr>
+              <w:t>HMAC-SHA256 over raw bytes, constant-time comparison</w:t>
+            </w:r>
+          </w:p>
+        </w:tc>
+        <w:tc>
+          <w:tcPr>
+            <w:tcW w:type="dxa" w:w="1584"/>
+            <w:shd w:val="clear" w:fill="F2F5F9"/>
+          </w:tcPr>
+          <w:p>
+            <w:pPr>
+              <w:spacing w:before="40" w:after="40"/>
+            </w:pPr>
+            <w:r/>
+            <w:r>
+              <w:rPr>
+                <w:b w:val="0"/>
+                <w:sz w:val="18"/>
+              </w:rPr>
+              <w:t>In force</w:t>
+            </w:r>
+          </w:p>
+        </w:tc>
+      </w:tr>
+      <w:tr>
+        <w:tc>
+          <w:tcPr>
+            <w:tcW w:type="dxa" w:w="2736"/>
+          </w:tcPr>
+          <w:p>
+            <w:pPr>
+              <w:spacing w:before="40" w:after="40"/>
+            </w:pPr>
+            <w:r/>
+            <w:r>
+              <w:rPr>
+                <w:b w:val="0"/>
+                <w:sz w:val="18"/>
+              </w:rPr>
+              <w:t>Document tamper evidence</w:t>
+            </w:r>
+          </w:p>
+        </w:tc>
+        <w:tc>
+          <w:tcPr>
+            <w:tcW w:type="dxa" w:w="5040"/>
+          </w:tcPr>
+          <w:p>
+            <w:pPr>
+              <w:spacing w:before="40" w:after="40"/>
+            </w:pPr>
+            <w:r/>
+            <w:r>
+              <w:rPr>
+                <w:b w:val="0"/>
+                <w:sz w:val="18"/>
+              </w:rPr>
+              <w:t>SHA-256 content digest, printed and audited</w:t>
+            </w:r>
+          </w:p>
+        </w:tc>
+        <w:tc>
+          <w:tcPr>
+            <w:tcW w:type="dxa" w:w="1584"/>
+          </w:tcPr>
+          <w:p>
+            <w:pPr>
+              <w:spacing w:before="40" w:after="40"/>
+            </w:pPr>
+            <w:r/>
+            <w:r>
+              <w:rPr>
+                <w:b w:val="0"/>
+                <w:sz w:val="18"/>
+              </w:rPr>
+              <w:t>In force</w:t>
+            </w:r>
+          </w:p>
+        </w:tc>
+      </w:tr>
+      <w:tr>
+        <w:tc>
+          <w:tcPr>
+            <w:tcW w:type="dxa" w:w="2736"/>
+            <w:shd w:val="clear" w:fill="F2F5F9"/>
+          </w:tcPr>
+          <w:p>
+            <w:pPr>
+              <w:spacing w:before="40" w:after="40"/>
+            </w:pPr>
+            <w:r/>
+            <w:r>
+              <w:rPr>
+                <w:b w:val="0"/>
+                <w:sz w:val="18"/>
+              </w:rPr>
+              <w:t>Session credentials</w:t>
+            </w:r>
+          </w:p>
+        </w:tc>
+        <w:tc>
+          <w:tcPr>
+            <w:tcW w:type="dxa" w:w="5040"/>
+            <w:shd w:val="clear" w:fill="F2F5F9"/>
+          </w:tcPr>
+          <w:p>
+            <w:pPr>
+              <w:spacing w:before="40" w:after="40"/>
+            </w:pPr>
+            <w:r/>
+            <w:r>
+              <w:rPr>
+                <w:b w:val="0"/>
+                <w:sz w:val="18"/>
+              </w:rPr>
+              <w:t>Signed JSON Web Tokens; refresh tokens stored as hashes</w:t>
+            </w:r>
+          </w:p>
+        </w:tc>
+        <w:tc>
+          <w:tcPr>
+            <w:tcW w:type="dxa" w:w="1584"/>
+            <w:shd w:val="clear" w:fill="F2F5F9"/>
+          </w:tcPr>
+          <w:p>
+            <w:pPr>
+              <w:spacing w:before="40" w:after="40"/>
+            </w:pPr>
+            <w:r/>
+            <w:r>
+              <w:rPr>
+                <w:b w:val="0"/>
+                <w:sz w:val="18"/>
+              </w:rPr>
+              <w:t>In force</w:t>
+            </w:r>
+          </w:p>
+        </w:tc>
+      </w:tr>
+      <w:tr>
+        <w:tc>
+          <w:tcPr>
+            <w:tcW w:type="dxa" w:w="2736"/>
+          </w:tcPr>
+          <w:p>
+            <w:pPr>
+              <w:spacing w:before="40" w:after="40"/>
+            </w:pPr>
+            <w:r/>
+            <w:r>
+              <w:rPr>
+                <w:b w:val="0"/>
+                <w:sz w:val="18"/>
+              </w:rPr>
+              <w:t>Key custody</w:t>
+            </w:r>
+          </w:p>
+        </w:tc>
+        <w:tc>
+          <w:tcPr>
+            <w:tcW w:type="dxa" w:w="5040"/>
+          </w:tcPr>
+          <w:p>
+            <w:pPr>
+              <w:spacing w:before="40" w:after="40"/>
+            </w:pPr>
+            <w:r/>
+            <w:r>
+              <w:rPr>
+                <w:b w:val="0"/>
+                <w:sz w:val="18"/>
+              </w:rPr>
+              <w:t>Keys held in a managed key management service, never in source, images or configuration files</w:t>
+            </w:r>
+          </w:p>
+        </w:tc>
+        <w:tc>
+          <w:tcPr>
+            <w:tcW w:type="dxa" w:w="1584"/>
+          </w:tcPr>
+          <w:p>
+            <w:pPr>
+              <w:spacing w:before="40" w:after="40"/>
+            </w:pPr>
+            <w:r/>
+            <w:r>
+              <w:rPr>
+                <w:b w:val="0"/>
+                <w:sz w:val="18"/>
+              </w:rPr>
+              <w:t>Deployment</w:t>
+            </w:r>
+          </w:p>
+        </w:tc>
+      </w:tr>
+      <w:tr>
+        <w:tc>
+          <w:tcPr>
+            <w:tcW w:type="dxa" w:w="2736"/>
+            <w:shd w:val="clear" w:fill="F2F5F9"/>
+          </w:tcPr>
+          <w:p>
+            <w:pPr>
+              <w:spacing w:before="40" w:after="40"/>
+            </w:pPr>
+            <w:r/>
+            <w:r>
+              <w:rPr>
+                <w:b w:val="0"/>
+                <w:sz w:val="18"/>
+              </w:rPr>
+              <w:t>Key rotation</w:t>
+            </w:r>
+          </w:p>
+        </w:tc>
+        <w:tc>
+          <w:tcPr>
+            <w:tcW w:type="dxa" w:w="5040"/>
+            <w:shd w:val="clear" w:fill="F2F5F9"/>
+          </w:tcPr>
+          <w:p>
+            <w:pPr>
+              <w:spacing w:before="40" w:after="40"/>
+            </w:pPr>
+            <w:r/>
+            <w:r>
+              <w:rPr>
+                <w:b w:val="0"/>
+                <w:sz w:val="18"/>
+              </w:rPr>
+              <w:t>Documented rotation procedure and cadence for every credential the platform holds, exercised during commissioning</w:t>
+            </w:r>
+          </w:p>
+        </w:tc>
+        <w:tc>
+          <w:tcPr>
+            <w:tcW w:type="dxa" w:w="1584"/>
+            <w:shd w:val="clear" w:fill="F2F5F9"/>
+          </w:tcPr>
+          <w:p>
+            <w:pPr>
+              <w:spacing w:before="40" w:after="40"/>
+            </w:pPr>
+            <w:r/>
+            <w:r>
+              <w:rPr>
+                <w:b w:val="0"/>
+                <w:sz w:val="18"/>
+              </w:rPr>
+              <w:t>Deployment</w:t>
+            </w:r>
+          </w:p>
+        </w:tc>
+      </w:tr>
+    </w:tbl>
+    <w:p>
+      <w:pPr>
+        <w:spacing w:after="80"/>
+      </w:pPr>
+    </w:p>
+    <w:p>
+      <w:pPr>
+        <w:pStyle w:val="Heading2"/>
+      </w:pPr>
+      <w:r>
+        <w:t>4.8 Secrets management</w:t>
+      </w:r>
+    </w:p>
+    <w:p>
+      <w:pPr>
+        <w:pStyle w:val="ListBullet"/>
+        <w:spacing w:after="60"/>
+      </w:pPr>
+      <w:r>
+        <w:rPr>
+          <w:b/>
+        </w:rPr>
+        <w:t xml:space="preserve">No secrets in code — </w:t>
+      </w:r>
+      <w:r>
+        <w:t>no credential, key or connection string appears in source control, in a container image, or in a build artefact. Secrets are injected at runtime from a managed secret store.</w:t>
+      </w:r>
+    </w:p>
+    <w:p>
+      <w:pPr>
+        <w:pStyle w:val="ListBullet"/>
+        <w:spacing w:after="60"/>
+      </w:pPr>
+      <w:r>
+        <w:rPr>
+          <w:b/>
+        </w:rPr>
+        <w:t xml:space="preserve">Fail-fast configuration — In force. </w:t>
+      </w:r>
+      <w:r>
+        <w:t>configuration is validated at start-up; a missing or malformed secret fails the deployment rather than failing inside a request handler in the middle of the night.</w:t>
+      </w:r>
+    </w:p>
+    <w:p>
+      <w:pPr>
+        <w:pStyle w:val="ListBullet"/>
+        <w:spacing w:after="60"/>
+      </w:pPr>
+      <w:r>
+        <w:rPr>
+          <w:b/>
+        </w:rPr>
+        <w:t xml:space="preserve">Secret scanning — </w:t>
+      </w:r>
+      <w:r>
+        <w:t>automated secret scanning in the build pipeline blocks a commit that introduces a credential.</w:t>
+      </w:r>
+    </w:p>
+    <w:p>
+      <w:pPr>
+        <w:pStyle w:val="ListBullet"/>
+        <w:spacing w:after="60"/>
+      </w:pPr>
+      <w:r>
+        <w:rPr>
+          <w:b/>
+        </w:rPr>
+        <w:t xml:space="preserve">Per-integration credentials — </w:t>
+      </w:r>
+      <w:r>
+        <w:t>each integration holds its own credential with the narrowest scope the provider offers, so a single compromise does not confer broad access.</w:t>
+      </w:r>
+    </w:p>
+    <w:p>
+      <w:r>
+        <w:br w:type="page"/>
+      </w:r>
+    </w:p>
+    <w:p>
+      <w:pPr>
+        <w:pStyle w:val="Heading2"/>
+      </w:pPr>
+      <w:r>
+        <w:t>4.9 Application security</w:t>
+      </w:r>
+    </w:p>
+    <w:p>
+      <w:pPr>
+        <w:pStyle w:val="ListBullet"/>
+        <w:spacing w:after="60"/>
+      </w:pPr>
+      <w:r>
+        <w:rPr>
+          <w:b/>
+        </w:rPr>
+        <w:t xml:space="preserve">Input validation — In force. </w:t>
       </w:r>
       <w:r>
         <w:t>every route validates its input against a schema before the handler executes, with types generated from that same schema, so a validated request and its type cannot disagree.</w:t>
@@ -5268,7 +6840,7 @@
         <w:rPr>
           <w:b/>
         </w:rPr>
-        <w:t xml:space="preserve">Injection defence — </w:t>
+        <w:t xml:space="preserve">Injection defence — In force. </w:t>
       </w:r>
       <w:r>
         <w:t>no SQL is constructed by string concatenation. Parameterised queries throughout remove injection as a class rather than defending against it case by case.</w:t>
@@ -5283,7 +6855,7 @@
         <w:rPr>
           <w:b/>
         </w:rPr>
-        <w:t xml:space="preserve">Query surface — </w:t>
+        <w:t xml:space="preserve">Query surface control — In force. </w:t>
       </w:r>
       <w:r>
         <w:t>sort and filter parameters are restricted to an allow-list, preventing both information disclosure and denial of service through unindexed scans.</w:t>
@@ -5298,10 +6870,10 @@
         <w:rPr>
           <w:b/>
         </w:rPr>
-        <w:t xml:space="preserve">Transport — </w:t>
+        <w:t xml:space="preserve">Broken-access-control defence — In force. </w:t>
       </w:r>
       <w:r>
-        <w:t>security headers are set at the edge, cross-origin access is restricted to an explicit allow-list rather than a wildcard, and request bodies are capped.</w:t>
+        <w:t>object-level authorisation is enforced on every record and every file, which is the control that prevents insecure direct object reference — the most common flaw in systems of this kind.</w:t>
       </w:r>
     </w:p>
     <w:p>
@@ -5313,10 +6885,10 @@
         <w:rPr>
           <w:b/>
         </w:rPr>
-        <w:t xml:space="preserve">Configuration — </w:t>
+        <w:t xml:space="preserve">Resource exhaustion — In force. </w:t>
       </w:r>
       <w:r>
-        <w:t>configuration is validated at start-up. A missing or malformed secret fails the deployment rather than failing inside a request handler in the middle of the night.</w:t>
+        <w:t>request bodies are capped, pagination is bounded, and expensive aggregations are indexed.</w:t>
       </w:r>
     </w:p>
     <w:p>
@@ -5328,10 +6900,10 @@
         <w:rPr>
           <w:b/>
         </w:rPr>
-        <w:t xml:space="preserve">Secure development — </w:t>
+        <w:t xml:space="preserve">Recognised standards — </w:t>
       </w:r>
       <w:r>
-        <w:t>static analysis, dependency scanning and secret scanning execute in the build pipeline, failing the build on a high-severity finding.</w:t>
+        <w:t>the application is developed against the OWASP Application Security Verification Standard, and the independent assessment in section 4.14 is scoped to the OWASP Top 10 and the OWASP Mobile Top 10.</w:t>
       </w:r>
     </w:p>
     <w:p>
@@ -5339,7 +6911,7 @@
         <w:pStyle w:val="Heading2"/>
       </w:pPr>
       <w:r>
-        <w:t>4.6 Monitoring, detection and incident response</w:t>
+        <w:t>4.10 Vulnerability and patch management</w:t>
       </w:r>
     </w:p>
     <w:p>
@@ -5351,7 +6923,309 @@
         <w:rPr>
           <w:b/>
         </w:rPr>
-        <w:t xml:space="preserve">Anomaly detection — </w:t>
+        <w:t xml:space="preserve">Continuous scanning — In force. </w:t>
+      </w:r>
+      <w:r>
+        <w:t>static application security testing, software composition analysis of every third-party dependency, and secret scanning execute on every build, failing the build on a high-severity finding.</w:t>
+      </w:r>
+    </w:p>
+    <w:p>
+      <w:pPr>
+        <w:pStyle w:val="ListBullet"/>
+        <w:spacing w:after="60"/>
+      </w:pPr>
+      <w:r>
+        <w:rPr>
+          <w:b/>
+        </w:rPr>
+        <w:t xml:space="preserve">Dependency inventory — </w:t>
+      </w:r>
+      <w:r>
+        <w:t>a software bill of materials is maintained for both applications and the API, so exposure to a newly disclosed vulnerability can be answered in minutes rather than days.</w:t>
+      </w:r>
+    </w:p>
+    <w:p>
+      <w:pPr>
+        <w:pStyle w:val="ListBullet"/>
+        <w:spacing w:after="60"/>
+      </w:pPr>
+      <w:r>
+        <w:rPr>
+          <w:b/>
+        </w:rPr>
+        <w:t xml:space="preserve">Patch cadence — </w:t>
+      </w:r>
+      <w:r>
+        <w:t>critical vulnerabilities remediated within 7 days of disclosure, high within 30, medium within 90, tracked to closure and reported to the Corporation.</w:t>
+      </w:r>
+    </w:p>
+    <w:p>
+      <w:pPr>
+        <w:pStyle w:val="ListBullet"/>
+        <w:spacing w:after="60"/>
+      </w:pPr>
+      <w:r>
+        <w:rPr>
+          <w:b/>
+        </w:rPr>
+        <w:t xml:space="preserve">Pinned dependencies — In force. </w:t>
+      </w:r>
+      <w:r>
+        <w:t>the platform's dependencies are pinned to exact versions, so a build is reproducible and an unexpected upgrade cannot arrive unreviewed.</w:t>
+      </w:r>
+    </w:p>
+    <w:p>
+      <w:pPr>
+        <w:pStyle w:val="Heading2"/>
+      </w:pPr>
+      <w:r>
+        <w:t>4.11 Availability, backup and recovery</w:t>
+      </w:r>
+    </w:p>
+    <w:p>
+      <w:pPr>
+        <w:pStyle w:val="ListBullet"/>
+        <w:spacing w:after="60"/>
+      </w:pPr>
+      <w:r>
+        <w:rPr>
+          <w:b/>
+        </w:rPr>
+        <w:t xml:space="preserve">Backup — </w:t>
+      </w:r>
+      <w:r>
+        <w:t>automated daily backups with point-in-time recovery, retained to a schedule the Corporation sets, encrypted at rest.</w:t>
+      </w:r>
+    </w:p>
+    <w:p>
+      <w:pPr>
+        <w:pStyle w:val="ListBullet"/>
+        <w:spacing w:after="60"/>
+      </w:pPr>
+      <w:r>
+        <w:rPr>
+          <w:b/>
+        </w:rPr>
+        <w:t xml:space="preserve">Restore rehearsal — </w:t>
+      </w:r>
+      <w:r>
+        <w:t>a full restore into an isolated environment, timed and verified table by table, performed during commissioning and at an agreed cadence thereafter. A backup that has never been restored is not a backup.</w:t>
+      </w:r>
+    </w:p>
+    <w:p>
+      <w:pPr>
+        <w:pStyle w:val="ListBullet"/>
+        <w:spacing w:after="60"/>
+      </w:pPr>
+      <w:r>
+        <w:rPr>
+          <w:b/>
+        </w:rPr>
+        <w:t xml:space="preserve">Stated objectives — </w:t>
+      </w:r>
+      <w:r>
+        <w:t>recovery point and recovery time objectives agreed with the Corporation and measured rather than assumed. Measured restore performance at demonstration scale is reported in section 5.</w:t>
+      </w:r>
+    </w:p>
+    <w:p>
+      <w:pPr>
+        <w:pStyle w:val="ListBullet"/>
+        <w:spacing w:after="60"/>
+      </w:pPr>
+      <w:r>
+        <w:rPr>
+          <w:b/>
+        </w:rPr>
+        <w:t xml:space="preserve">Retention after restore — </w:t>
+      </w:r>
+      <w:r>
+        <w:t>a restore can resurrect records a retention sweep has destroyed, so the documented restore procedure includes a re-run of the retention sweep immediately afterwards.</w:t>
+      </w:r>
+    </w:p>
+    <w:p>
+      <w:pPr>
+        <w:pStyle w:val="ListBullet"/>
+        <w:spacing w:after="60"/>
+      </w:pPr>
+      <w:r>
+        <w:rPr>
+          <w:b/>
+        </w:rPr>
+        <w:t xml:space="preserve">Availability monitoring — </w:t>
+      </w:r>
+      <w:r>
+        <w:t>health and readiness endpoints, with external uptime monitoring and alerting to a named on-call contact.</w:t>
+      </w:r>
+    </w:p>
+    <w:p>
+      <w:pPr>
+        <w:pStyle w:val="Heading2"/>
+      </w:pPr>
+      <w:r>
+        <w:t>4.12 Change management and environment separation</w:t>
+      </w:r>
+    </w:p>
+    <w:p>
+      <w:pPr>
+        <w:pStyle w:val="ListBullet"/>
+        <w:spacing w:after="60"/>
+      </w:pPr>
+      <w:r>
+        <w:rPr>
+          <w:b/>
+        </w:rPr>
+        <w:t xml:space="preserve">Peer review — </w:t>
+      </w:r>
+      <w:r>
+        <w:t>every change is peer reviewed before merge; changes touching authentication, authorisation or money require a second reviewer.</w:t>
+      </w:r>
+    </w:p>
+    <w:p>
+      <w:pPr>
+        <w:pStyle w:val="ListBullet"/>
+        <w:spacing w:after="60"/>
+      </w:pPr>
+      <w:r>
+        <w:rPr>
+          <w:b/>
+        </w:rPr>
+        <w:t xml:space="preserve">Environment promotion — </w:t>
+      </w:r>
+      <w:r>
+        <w:t>changes promote through development and staging to production. Nothing reaches production without passing the full automated suite.</w:t>
+      </w:r>
+    </w:p>
+    <w:p>
+      <w:pPr>
+        <w:pStyle w:val="ListBullet"/>
+        <w:spacing w:after="60"/>
+      </w:pPr>
+      <w:r>
+        <w:rPr>
+          <w:b/>
+        </w:rPr>
+        <w:t xml:space="preserve">Immutable artefacts — </w:t>
+      </w:r>
+      <w:r>
+        <w:t>deployments are immutable and versioned, so the exact artefact running in production is identifiable and a rollback is a redeployment of a known good version rather than a repair.</w:t>
+      </w:r>
+    </w:p>
+    <w:p>
+      <w:pPr>
+        <w:pStyle w:val="ListBullet"/>
+        <w:spacing w:after="60"/>
+      </w:pPr>
+      <w:r>
+        <w:rPr>
+          <w:b/>
+        </w:rPr>
+        <w:t xml:space="preserve">Schema migration — In force. </w:t>
+      </w:r>
+      <w:r>
+        <w:t>database changes are applied as reviewed, ordered migrations that are themselves version-controlled.</w:t>
+      </w:r>
+    </w:p>
+    <w:p>
+      <w:pPr>
+        <w:pStyle w:val="ListBullet"/>
+        <w:spacing w:after="60"/>
+      </w:pPr>
+      <w:r>
+        <w:rPr>
+          <w:b/>
+        </w:rPr>
+        <w:t xml:space="preserve">Rollback — </w:t>
+      </w:r>
+      <w:r>
+        <w:t>a documented rollback procedure with a stated decision threshold, exercised during commissioning.</w:t>
+      </w:r>
+    </w:p>
+    <w:p>
+      <w:pPr>
+        <w:pStyle w:val="Heading2"/>
+      </w:pPr>
+      <w:r>
+        <w:t>4.13 Personnel and operational governance</w:t>
+      </w:r>
+    </w:p>
+    <w:p>
+      <w:pPr>
+        <w:pStyle w:val="ListBullet"/>
+        <w:spacing w:after="60"/>
+      </w:pPr>
+      <w:r>
+        <w:rPr>
+          <w:b/>
+        </w:rPr>
+        <w:t xml:space="preserve">Named accountability — </w:t>
+      </w:r>
+      <w:r>
+        <w:t>a named security owner on the supplier side and a named counterpart in the Corporation, with a written escalation path.</w:t>
+      </w:r>
+    </w:p>
+    <w:p>
+      <w:pPr>
+        <w:pStyle w:val="ListBullet"/>
+        <w:spacing w:after="60"/>
+      </w:pPr>
+      <w:r>
+        <w:rPr>
+          <w:b/>
+        </w:rPr>
+        <w:t xml:space="preserve">Personnel assurance — </w:t>
+      </w:r>
+      <w:r>
+        <w:t>background verification for every individual holding production access, and confidentiality undertakings covering all personnel.</w:t>
+      </w:r>
+    </w:p>
+    <w:p>
+      <w:pPr>
+        <w:pStyle w:val="ListBullet"/>
+        <w:spacing w:after="60"/>
+      </w:pPr>
+      <w:r>
+        <w:rPr>
+          <w:b/>
+        </w:rPr>
+        <w:t xml:space="preserve">Access lifecycle — </w:t>
+      </w:r>
+      <w:r>
+        <w:t>production access granted on the principle of least privilege, reviewed at an agreed cadence, and revoked within one working day of an individual leaving the engagement.</w:t>
+      </w:r>
+    </w:p>
+    <w:p>
+      <w:pPr>
+        <w:pStyle w:val="ListBullet"/>
+        <w:spacing w:after="60"/>
+      </w:pPr>
+      <w:r>
+        <w:rPr>
+          <w:b/>
+        </w:rPr>
+        <w:t xml:space="preserve">Threat modelling — </w:t>
+      </w:r>
+      <w:r>
+        <w:t>a threat model produced before build and revisited at each milestone, covering the attacker classes that matter here: a dishonest attendant, a compromised officer account, an operator seeking a competitor's data, and an external attacker pursuing citizen data.</w:t>
+      </w:r>
+    </w:p>
+    <w:p>
+      <w:pPr>
+        <w:pStyle w:val="Heading2"/>
+      </w:pPr>
+      <w:r>
+        <w:t>4.14 Monitoring, detection and incident response</w:t>
+      </w:r>
+    </w:p>
+    <w:p>
+      <w:pPr>
+        <w:pStyle w:val="ListBullet"/>
+        <w:spacing w:after="60"/>
+      </w:pPr>
+      <w:r>
+        <w:rPr>
+          <w:b/>
+        </w:rPr>
+        <w:t xml:space="preserve">Anomaly detection — In force. </w:t>
       </w:r>
       <w:r>
         <w:t>eight anomaly classes evaluated at every sign-in, scored and stored with the event; trusted locations suppress routine noise so the alerts that appear are worth reading.</w:t>
@@ -5366,7 +7240,22 @@
         <w:rPr>
           <w:b/>
         </w:rPr>
-        <w:t xml:space="preserve">Error reporting — </w:t>
+        <w:t xml:space="preserve">Centralised logging — </w:t>
+      </w:r>
+      <w:r>
+        <w:t>application, access and security logs aggregated centrally, with 180 days retained within India as the CERT-In Directions require, and integrity protection so a log cannot be silently edited.</w:t>
+      </w:r>
+    </w:p>
+    <w:p>
+      <w:pPr>
+        <w:pStyle w:val="ListBullet"/>
+        <w:spacing w:after="60"/>
+      </w:pPr>
+      <w:r>
+        <w:rPr>
+          <w:b/>
+        </w:rPr>
+        <w:t xml:space="preserve">Error reporting — In force. </w:t>
       </w:r>
       <w:r>
         <w:t>errors are reported off-platform with the correlating request identifier propagated, so an error and the audit record that produced it can be traced to one another. Personal data is removed before an event leaves.</w:t>
@@ -5381,10 +7270,10 @@
         <w:rPr>
           <w:b/>
         </w:rPr>
-        <w:t xml:space="preserve">Log retention — </w:t>
+        <w:t xml:space="preserve">Security alerting — </w:t>
       </w:r>
       <w:r>
-        <w:t>180 days of operational logs retained within India, as the CERT-In Directions require.</w:t>
+        <w:t>alerting on authentication anomalies, repeated authorisation failures, cash variance beyond threshold, failed settlements and platform health, routed to a named recipient.</w:t>
       </w:r>
     </w:p>
     <w:p>
@@ -5399,7 +7288,7 @@
         <w:t xml:space="preserve">Incident response — </w:t>
       </w:r>
       <w:r>
-        <w:t>a documented plan with severity definitions, the parallel CERT-In six-hour reporting clock and the DPDP notification obligation to the Data Protection Board and affected individuals, a decision tree, a who-decides table, and an inventory of exactly what the platform can supply to scope an incident. Rehearsed before go-live.</w:t>
+        <w:t>a documented plan with severity definitions, the parallel CERT-In six-hour reporting clock and the DPDP obligation to notify the Data Protection Board and affected individuals, a decision tree, a who-decides table, and an inventory of exactly what the platform can supply to scope an incident. Rehearsed as a tabletop exercise before go-live.</w:t>
       </w:r>
     </w:p>
     <w:p>
@@ -5407,7 +7296,7 @@
         <w:pStyle w:val="Heading2"/>
       </w:pPr>
       <w:r>
-        <w:t>4.7 Regulatory alignment</w:t>
+        <w:t>4.15 Regulatory alignment</w:t>
       </w:r>
     </w:p>
     <w:tbl>
@@ -5429,7 +7318,7 @@
           </w:tcPr>
           <w:p>
             <w:pPr>
-              <w:spacing w:after="40" w:before="40"/>
+              <w:spacing w:before="40" w:after="40"/>
             </w:pPr>
             <w:r/>
             <w:r>
@@ -5449,7 +7338,7 @@
           </w:tcPr>
           <w:p>
             <w:pPr>
-              <w:spacing w:after="40" w:before="40"/>
+              <w:spacing w:before="40" w:after="40"/>
             </w:pPr>
             <w:r/>
             <w:r>
@@ -5470,14 +7359,15 @@
           </w:tcPr>
           <w:p>
             <w:pPr>
-              <w:spacing w:after="40" w:before="40"/>
-            </w:pPr>
-            <w:r/>
-            <w:r>
-              <w:rPr>
-                <w:sz w:val="18"/>
-              </w:rPr>
-              <w:t>Digital Personal Data Protection Act 2023 — purpose limitation</w:t>
+              <w:spacing w:before="40" w:after="40"/>
+            </w:pPr>
+            <w:r/>
+            <w:r>
+              <w:rPr>
+                <w:b w:val="0"/>
+                <w:sz w:val="18"/>
+              </w:rPr>
+              <w:t>DPDP Act 2023 — purpose limitation</w:t>
             </w:r>
           </w:p>
         </w:tc>
@@ -5487,11 +7377,12 @@
           </w:tcPr>
           <w:p>
             <w:pPr>
-              <w:spacing w:after="40" w:before="40"/>
-            </w:pPr>
-            <w:r/>
-            <w:r>
-              <w:rPr>
+              <w:spacing w:before="40" w:after="40"/>
+            </w:pPr>
+            <w:r/>
+            <w:r>
+              <w:rPr>
+                <w:b w:val="0"/>
                 <w:sz w:val="18"/>
               </w:rPr>
               <w:t>Every media file records its capture purpose, which governs storage, retention and access</w:t>
@@ -5503,14 +7394,16 @@
         <w:tc>
           <w:tcPr>
             <w:tcW w:type="dxa" w:w="3456"/>
-          </w:tcPr>
-          <w:p>
-            <w:pPr>
-              <w:spacing w:after="40" w:before="40"/>
-            </w:pPr>
-            <w:r/>
-            <w:r>
-              <w:rPr>
+            <w:shd w:val="clear" w:fill="F2F5F9"/>
+          </w:tcPr>
+          <w:p>
+            <w:pPr>
+              <w:spacing w:before="40" w:after="40"/>
+            </w:pPr>
+            <w:r/>
+            <w:r>
+              <w:rPr>
+                <w:b w:val="0"/>
                 <w:sz w:val="18"/>
               </w:rPr>
               <w:t>DPDP — consent</w:t>
@@ -5520,14 +7413,16 @@
         <w:tc>
           <w:tcPr>
             <w:tcW w:type="dxa" w:w="5904"/>
-          </w:tcPr>
-          <w:p>
-            <w:pPr>
-              <w:spacing w:after="40" w:before="40"/>
-            </w:pPr>
-            <w:r/>
-            <w:r>
-              <w:rPr>
+            <w:shd w:val="clear" w:fill="F2F5F9"/>
+          </w:tcPr>
+          <w:p>
+            <w:pPr>
+              <w:spacing w:before="40" w:after="40"/>
+            </w:pPr>
+            <w:r/>
+            <w:r>
+              <w:rPr>
+                <w:b w:val="0"/>
                 <w:sz w:val="18"/>
               </w:rPr>
               <w:t>Append-only consent ledger with purpose, notice version, channel, address and who recorded it</w:t>
@@ -5542,11 +7437,12 @@
           </w:tcPr>
           <w:p>
             <w:pPr>
-              <w:spacing w:after="40" w:before="40"/>
-            </w:pPr>
-            <w:r/>
-            <w:r>
-              <w:rPr>
+              <w:spacing w:before="40" w:after="40"/>
+            </w:pPr>
+            <w:r/>
+            <w:r>
+              <w:rPr>
+                <w:b w:val="0"/>
                 <w:sz w:val="18"/>
               </w:rPr>
               <w:t>DPDP — notice</w:t>
@@ -5559,11 +7455,12 @@
           </w:tcPr>
           <w:p>
             <w:pPr>
-              <w:spacing w:after="40" w:before="40"/>
-            </w:pPr>
-            <w:r/>
-            <w:r>
-              <w:rPr>
+              <w:spacing w:before="40" w:after="40"/>
+            </w:pPr>
+            <w:r/>
+            <w:r>
+              <w:rPr>
+                <w:b w:val="0"/>
                 <w:sz w:val="18"/>
               </w:rPr>
               <w:t>Published privacy notice stating what is held and for how long</w:t>
@@ -5575,14 +7472,16 @@
         <w:tc>
           <w:tcPr>
             <w:tcW w:type="dxa" w:w="3456"/>
-          </w:tcPr>
-          <w:p>
-            <w:pPr>
-              <w:spacing w:after="40" w:before="40"/>
-            </w:pPr>
-            <w:r/>
-            <w:r>
-              <w:rPr>
+            <w:shd w:val="clear" w:fill="F2F5F9"/>
+          </w:tcPr>
+          <w:p>
+            <w:pPr>
+              <w:spacing w:before="40" w:after="40"/>
+            </w:pPr>
+            <w:r/>
+            <w:r>
+              <w:rPr>
+                <w:b w:val="0"/>
                 <w:sz w:val="18"/>
               </w:rPr>
               <w:t>DPDP — rights of the data principal</w:t>
@@ -5592,14 +7491,16 @@
         <w:tc>
           <w:tcPr>
             <w:tcW w:type="dxa" w:w="5904"/>
-          </w:tcPr>
-          <w:p>
-            <w:pPr>
-              <w:spacing w:after="40" w:before="40"/>
-            </w:pPr>
-            <w:r/>
-            <w:r>
-              <w:rPr>
+            <w:shd w:val="clear" w:fill="F2F5F9"/>
+          </w:tcPr>
+          <w:p>
+            <w:pPr>
+              <w:spacing w:before="40" w:after="40"/>
+            </w:pPr>
+            <w:r/>
+            <w:r>
+              <w:rPr>
+                <w:b w:val="0"/>
                 <w:sz w:val="18"/>
               </w:rPr>
               <w:t>Access, correction and erasure implemented; erasure as anonymisation so financial records survive</w:t>
@@ -5614,11 +7515,12 @@
           </w:tcPr>
           <w:p>
             <w:pPr>
-              <w:spacing w:after="40" w:before="40"/>
-            </w:pPr>
-            <w:r/>
-            <w:r>
-              <w:rPr>
+              <w:spacing w:before="40" w:after="40"/>
+            </w:pPr>
+            <w:r/>
+            <w:r>
+              <w:rPr>
+                <w:b w:val="0"/>
                 <w:sz w:val="18"/>
               </w:rPr>
               <w:t>DPDP — storage limitation</w:t>
@@ -5631,11 +7533,12 @@
           </w:tcPr>
           <w:p>
             <w:pPr>
-              <w:spacing w:after="40" w:before="40"/>
-            </w:pPr>
-            <w:r/>
-            <w:r>
-              <w:rPr>
+              <w:spacing w:before="40" w:after="40"/>
+            </w:pPr>
+            <w:r/>
+            <w:r>
+              <w:rPr>
+                <w:b w:val="0"/>
                 <w:sz w:val="18"/>
               </w:rPr>
               <w:t>Eight retention classes, enforced nightly, destruction itself audited</w:t>
@@ -5647,14 +7550,16 @@
         <w:tc>
           <w:tcPr>
             <w:tcW w:type="dxa" w:w="3456"/>
-          </w:tcPr>
-          <w:p>
-            <w:pPr>
-              <w:spacing w:after="40" w:before="40"/>
-            </w:pPr>
-            <w:r/>
-            <w:r>
-              <w:rPr>
+            <w:shd w:val="clear" w:fill="F2F5F9"/>
+          </w:tcPr>
+          <w:p>
+            <w:pPr>
+              <w:spacing w:before="40" w:after="40"/>
+            </w:pPr>
+            <w:r/>
+            <w:r>
+              <w:rPr>
+                <w:b w:val="0"/>
                 <w:sz w:val="18"/>
               </w:rPr>
               <w:t>DPDP — breach notification</w:t>
@@ -5664,14 +7569,16 @@
         <w:tc>
           <w:tcPr>
             <w:tcW w:type="dxa" w:w="5904"/>
-          </w:tcPr>
-          <w:p>
-            <w:pPr>
-              <w:spacing w:after="40" w:before="40"/>
-            </w:pPr>
-            <w:r/>
-            <w:r>
-              <w:rPr>
+            <w:shd w:val="clear" w:fill="F2F5F9"/>
+          </w:tcPr>
+          <w:p>
+            <w:pPr>
+              <w:spacing w:before="40" w:after="40"/>
+            </w:pPr>
+            <w:r/>
+            <w:r>
+              <w:rPr>
+                <w:b w:val="0"/>
                 <w:sz w:val="18"/>
               </w:rPr>
               <w:t>Runbook covering notification to the Data Protection Board and affected individuals</w:t>
@@ -5686,14 +7593,15 @@
           </w:tcPr>
           <w:p>
             <w:pPr>
-              <w:spacing w:after="40" w:before="40"/>
-            </w:pPr>
-            <w:r/>
-            <w:r>
-              <w:rPr>
-                <w:sz w:val="18"/>
-              </w:rPr>
-              <w:t>CERT-In Directions 2022 — incident reporting</w:t>
+              <w:spacing w:before="40" w:after="40"/>
+            </w:pPr>
+            <w:r/>
+            <w:r>
+              <w:rPr>
+                <w:b w:val="0"/>
+                <w:sz w:val="18"/>
+              </w:rPr>
+              <w:t>DPDP — data localisation</w:t>
             </w:r>
           </w:p>
         </w:tc>
@@ -5703,14 +7611,15 @@
           </w:tcPr>
           <w:p>
             <w:pPr>
-              <w:spacing w:after="40" w:before="40"/>
-            </w:pPr>
-            <w:r/>
-            <w:r>
-              <w:rPr>
-                <w:sz w:val="18"/>
-              </w:rPr>
-              <w:t>Six-hour reporting clock built into the incident response plan</w:t>
+              <w:spacing w:before="40" w:after="40"/>
+            </w:pPr>
+            <w:r/>
+            <w:r>
+              <w:rPr>
+                <w:b w:val="0"/>
+                <w:sz w:val="18"/>
+              </w:rPr>
+              <w:t>All personal data resident in India</w:t>
             </w:r>
           </w:p>
         </w:tc>
@@ -5719,34 +7628,38 @@
         <w:tc>
           <w:tcPr>
             <w:tcW w:type="dxa" w:w="3456"/>
-          </w:tcPr>
-          <w:p>
-            <w:pPr>
-              <w:spacing w:after="40" w:before="40"/>
-            </w:pPr>
-            <w:r/>
-            <w:r>
-              <w:rPr>
-                <w:sz w:val="18"/>
-              </w:rPr>
-              <w:t>CERT-In Directions 2022 — log retention</w:t>
+            <w:shd w:val="clear" w:fill="F2F5F9"/>
+          </w:tcPr>
+          <w:p>
+            <w:pPr>
+              <w:spacing w:before="40" w:after="40"/>
+            </w:pPr>
+            <w:r/>
+            <w:r>
+              <w:rPr>
+                <w:b w:val="0"/>
+                <w:sz w:val="18"/>
+              </w:rPr>
+              <w:t>CERT-In Directions 2022 — incident reporting</w:t>
             </w:r>
           </w:p>
         </w:tc>
         <w:tc>
           <w:tcPr>
             <w:tcW w:type="dxa" w:w="5904"/>
-          </w:tcPr>
-          <w:p>
-            <w:pPr>
-              <w:spacing w:after="40" w:before="40"/>
-            </w:pPr>
-            <w:r/>
-            <w:r>
-              <w:rPr>
-                <w:sz w:val="18"/>
-              </w:rPr>
-              <w:t>180 days of logs retained within India</w:t>
+            <w:shd w:val="clear" w:fill="F2F5F9"/>
+          </w:tcPr>
+          <w:p>
+            <w:pPr>
+              <w:spacing w:before="40" w:after="40"/>
+            </w:pPr>
+            <w:r/>
+            <w:r>
+              <w:rPr>
+                <w:b w:val="0"/>
+                <w:sz w:val="18"/>
+              </w:rPr>
+              <w:t>Six-hour reporting clock built into the incident response plan</w:t>
             </w:r>
           </w:p>
         </w:tc>
@@ -5758,11 +7671,168 @@
           </w:tcPr>
           <w:p>
             <w:pPr>
-              <w:spacing w:after="40" w:before="40"/>
-            </w:pPr>
-            <w:r/>
-            <w:r>
-              <w:rPr>
+              <w:spacing w:before="40" w:after="40"/>
+            </w:pPr>
+            <w:r/>
+            <w:r>
+              <w:rPr>
+                <w:b w:val="0"/>
+                <w:sz w:val="18"/>
+              </w:rPr>
+              <w:t>CERT-In Directions 2022 — log retention</w:t>
+            </w:r>
+          </w:p>
+        </w:tc>
+        <w:tc>
+          <w:tcPr>
+            <w:tcW w:type="dxa" w:w="5904"/>
+          </w:tcPr>
+          <w:p>
+            <w:pPr>
+              <w:spacing w:before="40" w:after="40"/>
+            </w:pPr>
+            <w:r/>
+            <w:r>
+              <w:rPr>
+                <w:b w:val="0"/>
+                <w:sz w:val="18"/>
+              </w:rPr>
+              <w:t>180 days of ICT logs retained within India</w:t>
+            </w:r>
+          </w:p>
+        </w:tc>
+      </w:tr>
+      <w:tr>
+        <w:tc>
+          <w:tcPr>
+            <w:tcW w:type="dxa" w:w="3456"/>
+            <w:shd w:val="clear" w:fill="F2F5F9"/>
+          </w:tcPr>
+          <w:p>
+            <w:pPr>
+              <w:spacing w:before="40" w:after="40"/>
+            </w:pPr>
+            <w:r/>
+            <w:r>
+              <w:rPr>
+                <w:b w:val="0"/>
+                <w:sz w:val="18"/>
+              </w:rPr>
+              <w:t>CERT-In Directions 2022 — time synchronisation</w:t>
+            </w:r>
+          </w:p>
+        </w:tc>
+        <w:tc>
+          <w:tcPr>
+            <w:tcW w:type="dxa" w:w="5904"/>
+            <w:shd w:val="clear" w:fill="F2F5F9"/>
+          </w:tcPr>
+          <w:p>
+            <w:pPr>
+              <w:spacing w:before="40" w:after="40"/>
+            </w:pPr>
+            <w:r/>
+            <w:r>
+              <w:rPr>
+                <w:b w:val="0"/>
+                <w:sz w:val="18"/>
+              </w:rPr>
+              <w:t>System clocks synchronised to NIC or NPL time servers</w:t>
+            </w:r>
+          </w:p>
+        </w:tc>
+      </w:tr>
+      <w:tr>
+        <w:tc>
+          <w:tcPr>
+            <w:tcW w:type="dxa" w:w="3456"/>
+          </w:tcPr>
+          <w:p>
+            <w:pPr>
+              <w:spacing w:before="40" w:after="40"/>
+            </w:pPr>
+            <w:r/>
+            <w:r>
+              <w:rPr>
+                <w:b w:val="0"/>
+                <w:sz w:val="18"/>
+              </w:rPr>
+              <w:t>PCI-DSS</w:t>
+            </w:r>
+          </w:p>
+        </w:tc>
+        <w:tc>
+          <w:tcPr>
+            <w:tcW w:type="dxa" w:w="5904"/>
+          </w:tcPr>
+          <w:p>
+            <w:pPr>
+              <w:spacing w:before="40" w:after="40"/>
+            </w:pPr>
+            <w:r/>
+            <w:r>
+              <w:rPr>
+                <w:b w:val="0"/>
+                <w:sz w:val="18"/>
+              </w:rPr>
+              <w:t>No cardholder data enters the platform; the gateway holds it and carries the compliance obligation</w:t>
+            </w:r>
+          </w:p>
+        </w:tc>
+      </w:tr>
+      <w:tr>
+        <w:tc>
+          <w:tcPr>
+            <w:tcW w:type="dxa" w:w="3456"/>
+            <w:shd w:val="clear" w:fill="F2F5F9"/>
+          </w:tcPr>
+          <w:p>
+            <w:pPr>
+              <w:spacing w:before="40" w:after="40"/>
+            </w:pPr>
+            <w:r/>
+            <w:r>
+              <w:rPr>
+                <w:b w:val="0"/>
+                <w:sz w:val="18"/>
+              </w:rPr>
+              <w:t>IT Act 2000, section 43A</w:t>
+            </w:r>
+          </w:p>
+        </w:tc>
+        <w:tc>
+          <w:tcPr>
+            <w:tcW w:type="dxa" w:w="5904"/>
+            <w:shd w:val="clear" w:fill="F2F5F9"/>
+          </w:tcPr>
+          <w:p>
+            <w:pPr>
+              <w:spacing w:before="40" w:after="40"/>
+            </w:pPr>
+            <w:r/>
+            <w:r>
+              <w:rPr>
+                <w:b w:val="0"/>
+                <w:sz w:val="18"/>
+              </w:rPr>
+              <w:t>Reasonable security practices evidenced by the controls in this section and by independent assessment</w:t>
+            </w:r>
+          </w:p>
+        </w:tc>
+      </w:tr>
+      <w:tr>
+        <w:tc>
+          <w:tcPr>
+            <w:tcW w:type="dxa" w:w="3456"/>
+          </w:tcPr>
+          <w:p>
+            <w:pPr>
+              <w:spacing w:before="40" w:after="40"/>
+            </w:pPr>
+            <w:r/>
+            <w:r>
+              <w:rPr>
+                <w:b w:val="0"/>
                 <w:sz w:val="18"/>
               </w:rPr>
               <w:t>Accountability</w:t>
@@ -5775,11 +7845,12 @@
           </w:tcPr>
           <w:p>
             <w:pPr>
-              <w:spacing w:after="40" w:before="40"/>
-            </w:pPr>
-            <w:r/>
-            <w:r>
-              <w:rPr>
+              <w:spacing w:before="40" w:after="40"/>
+            </w:pPr>
+            <w:r/>
+            <w:r>
+              <w:rPr>
+                <w:b w:val="0"/>
                 <w:sz w:val="18"/>
               </w:rPr>
               <w:t>Every access and change attributable to a named actor, device and address</w:t>
@@ -5798,7 +7869,7 @@
         <w:pStyle w:val="Heading2"/>
       </w:pPr>
       <w:r>
-        <w:t>4.8 Independent assurance</w:t>
+        <w:t>4.16 Independent assurance</w:t>
       </w:r>
     </w:p>
     <w:p>
@@ -5807,7 +7878,7 @@
           <w:b w:val="0"/>
           <w:i w:val="0"/>
         </w:rPr>
-        <w:t>The controls above are verified by inspection and automated test, which is not the same as having been attacked by someone attempting to defeat them. The following independent assurance is recommended before the platform holds live citizen data, and is supported within the delivery scope.</w:t>
+        <w:t>The controls above are verified by inspection and automated test, which is not the same as having been attacked by a party attempting to defeat them. The following independent assurance is recommended before the platform holds live citizen data, and is supported within the delivery scope.</w:t>
       </w:r>
     </w:p>
     <w:p>
@@ -5825,7 +7896,7 @@
         <w:spacing w:after="60"/>
       </w:pPr>
       <w:r>
-        <w:t>Penetration test across all three clients.</w:t>
+        <w:t>Penetration testing across all three clients, scoped to the OWASP Top 10 and the OWASP Mobile Top 10.</w:t>
       </w:r>
     </w:p>
     <w:p>
@@ -5852,7 +7923,7 @@
         <w:spacing w:after="60"/>
       </w:pPr>
       <w:r>
-        <w:t>Load testing at peak concurrency against the authority's own infrastructure.</w:t>
+        <w:t>Load testing at peak concurrency against the Corporation's own infrastructure.</w:t>
       </w:r>
     </w:p>
     <w:p>
@@ -5863,7 +7934,7 @@
           <w:color w:val="5C6675"/>
           <w:sz w:val="19"/>
         </w:rPr>
-        <w:t>The auditor's and penetration testing firm's own fees are commissioned and borne by the Corporation.</w:t>
+        <w:t>The empanelled auditor's and the penetration testing firm's own fees are commissioned and borne by the Corporation.</w:t>
       </w:r>
     </w:p>
     <w:p>
@@ -5908,7 +7979,7 @@
           </w:tcPr>
           <w:p>
             <w:pPr>
-              <w:spacing w:after="40" w:before="40"/>
+              <w:spacing w:before="40" w:after="40"/>
             </w:pPr>
             <w:r/>
             <w:r>
@@ -5928,7 +7999,7 @@
           </w:tcPr>
           <w:p>
             <w:pPr>
-              <w:spacing w:after="40" w:before="40"/>
+              <w:spacing w:before="40" w:after="40"/>
             </w:pPr>
             <w:r/>
             <w:r>
@@ -5948,7 +8019,7 @@
           </w:tcPr>
           <w:p>
             <w:pPr>
-              <w:spacing w:after="40" w:before="40"/>
+              <w:spacing w:before="40" w:after="40"/>
             </w:pPr>
             <w:r/>
             <w:r>
@@ -5969,11 +8040,12 @@
           </w:tcPr>
           <w:p>
             <w:pPr>
-              <w:spacing w:after="40" w:before="40"/>
-            </w:pPr>
-            <w:r/>
-            <w:r>
-              <w:rPr>
+              <w:spacing w:before="40" w:after="40"/>
+            </w:pPr>
+            <w:r/>
+            <w:r>
+              <w:rPr>
+                <w:b w:val="0"/>
                 <w:sz w:val="18"/>
               </w:rPr>
               <w:t>Backup</w:t>
@@ -5986,11 +8058,12 @@
           </w:tcPr>
           <w:p>
             <w:pPr>
-              <w:spacing w:after="40" w:before="40"/>
-            </w:pPr>
-            <w:r/>
-            <w:r>
-              <w:rPr>
+              <w:spacing w:before="40" w:after="40"/>
+            </w:pPr>
+            <w:r/>
+            <w:r>
+              <w:rPr>
+                <w:b w:val="0"/>
                 <w:sz w:val="18"/>
               </w:rPr>
               <w:t>Compressed dump of the entire database</w:t>
@@ -6003,11 +8076,12 @@
           </w:tcPr>
           <w:p>
             <w:pPr>
-              <w:spacing w:after="40" w:before="40"/>
-            </w:pPr>
-            <w:r/>
-            <w:r>
-              <w:rPr>
+              <w:spacing w:before="40" w:after="40"/>
+            </w:pPr>
+            <w:r/>
+            <w:r>
+              <w:rPr>
+                <w:b w:val="0"/>
                 <w:sz w:val="18"/>
               </w:rPr>
               <w:t>0.87 seconds, producing 6.3 MB from 98 MB</w:t>
@@ -6019,14 +8093,16 @@
         <w:tc>
           <w:tcPr>
             <w:tcW w:type="dxa" w:w="2160"/>
-          </w:tcPr>
-          <w:p>
-            <w:pPr>
-              <w:spacing w:after="40" w:before="40"/>
-            </w:pPr>
-            <w:r/>
-            <w:r>
-              <w:rPr>
+            <w:shd w:val="clear" w:fill="F2F5F9"/>
+          </w:tcPr>
+          <w:p>
+            <w:pPr>
+              <w:spacing w:before="40" w:after="40"/>
+            </w:pPr>
+            <w:r/>
+            <w:r>
+              <w:rPr>
+                <w:b w:val="0"/>
                 <w:sz w:val="18"/>
               </w:rPr>
               <w:t>Restore</w:t>
@@ -6036,14 +8112,16 @@
         <w:tc>
           <w:tcPr>
             <w:tcW w:type="dxa" w:w="3888"/>
-          </w:tcPr>
-          <w:p>
-            <w:pPr>
-              <w:spacing w:after="40" w:before="40"/>
-            </w:pPr>
-            <w:r/>
-            <w:r>
-              <w:rPr>
+            <w:shd w:val="clear" w:fill="F2F5F9"/>
+          </w:tcPr>
+          <w:p>
+            <w:pPr>
+              <w:spacing w:before="40" w:after="40"/>
+            </w:pPr>
+            <w:r/>
+            <w:r>
+              <w:rPr>
+                <w:b w:val="0"/>
                 <w:sz w:val="18"/>
               </w:rPr>
               <w:t>Full restore into an empty database, row counts then compared table by table</w:t>
@@ -6053,14 +8131,16 @@
         <w:tc>
           <w:tcPr>
             <w:tcW w:type="dxa" w:w="3312"/>
-          </w:tcPr>
-          <w:p>
-            <w:pPr>
-              <w:spacing w:after="40" w:before="40"/>
-            </w:pPr>
-            <w:r/>
-            <w:r>
-              <w:rPr>
+            <w:shd w:val="clear" w:fill="F2F5F9"/>
+          </w:tcPr>
+          <w:p>
+            <w:pPr>
+              <w:spacing w:before="40" w:after="40"/>
+            </w:pPr>
+            <w:r/>
+            <w:r>
+              <w:rPr>
+                <w:b w:val="0"/>
                 <w:sz w:val="18"/>
               </w:rPr>
               <w:t>3.12 seconds, every record accounted for</w:t>
@@ -6075,11 +8155,12 @@
           </w:tcPr>
           <w:p>
             <w:pPr>
-              <w:spacing w:after="40" w:before="40"/>
-            </w:pPr>
-            <w:r/>
-            <w:r>
-              <w:rPr>
+              <w:spacing w:before="40" w:after="40"/>
+            </w:pPr>
+            <w:r/>
+            <w:r>
+              <w:rPr>
+                <w:b w:val="0"/>
                 <w:sz w:val="18"/>
               </w:rPr>
               <w:t>Dashboard</w:t>
@@ -6092,11 +8173,12 @@
           </w:tcPr>
           <w:p>
             <w:pPr>
-              <w:spacing w:after="40" w:before="40"/>
-            </w:pPr>
-            <w:r/>
-            <w:r>
-              <w:rPr>
+              <w:spacing w:before="40" w:after="40"/>
+            </w:pPr>
+            <w:r/>
+            <w:r>
+              <w:rPr>
+                <w:b w:val="0"/>
                 <w:sz w:val="18"/>
               </w:rPr>
               <w:t>The heaviest read an officer performs at sign-in</w:t>
@@ -6109,11 +8191,12 @@
           </w:tcPr>
           <w:p>
             <w:pPr>
-              <w:spacing w:after="40" w:before="40"/>
-            </w:pPr>
-            <w:r/>
-            <w:r>
-              <w:rPr>
+              <w:spacing w:before="40" w:after="40"/>
+            </w:pPr>
+            <w:r/>
+            <w:r>
+              <w:rPr>
+                <w:b w:val="0"/>
                 <w:sz w:val="18"/>
               </w:rPr>
               <w:t>29 milliseconds</w:t>
@@ -6125,14 +8208,16 @@
         <w:tc>
           <w:tcPr>
             <w:tcW w:type="dxa" w:w="2160"/>
-          </w:tcPr>
-          <w:p>
-            <w:pPr>
-              <w:spacing w:after="40" w:before="40"/>
-            </w:pPr>
-            <w:r/>
-            <w:r>
-              <w:rPr>
+            <w:shd w:val="clear" w:fill="F2F5F9"/>
+          </w:tcPr>
+          <w:p>
+            <w:pPr>
+              <w:spacing w:before="40" w:after="40"/>
+            </w:pPr>
+            <w:r/>
+            <w:r>
+              <w:rPr>
+                <w:b w:val="0"/>
                 <w:sz w:val="18"/>
               </w:rPr>
               <w:t>Revenue aggregation</w:t>
@@ -6142,14 +8227,16 @@
         <w:tc>
           <w:tcPr>
             <w:tcW w:type="dxa" w:w="3888"/>
-          </w:tcPr>
-          <w:p>
-            <w:pPr>
-              <w:spacing w:after="40" w:before="40"/>
-            </w:pPr>
-            <w:r/>
-            <w:r>
-              <w:rPr>
+            <w:shd w:val="clear" w:fill="F2F5F9"/>
+          </w:tcPr>
+          <w:p>
+            <w:pPr>
+              <w:spacing w:before="40" w:after="40"/>
+            </w:pPr>
+            <w:r/>
+            <w:r>
+              <w:rPr>
+                <w:b w:val="0"/>
                 <w:sz w:val="18"/>
               </w:rPr>
               <w:t>Sum and commission split across 60,649 payments</w:t>
@@ -6159,14 +8246,16 @@
         <w:tc>
           <w:tcPr>
             <w:tcW w:type="dxa" w:w="3312"/>
-          </w:tcPr>
-          <w:p>
-            <w:pPr>
-              <w:spacing w:after="40" w:before="40"/>
-            </w:pPr>
-            <w:r/>
-            <w:r>
-              <w:rPr>
+            <w:shd w:val="clear" w:fill="F2F5F9"/>
+          </w:tcPr>
+          <w:p>
+            <w:pPr>
+              <w:spacing w:before="40" w:after="40"/>
+            </w:pPr>
+            <w:r/>
+            <w:r>
+              <w:rPr>
+                <w:b w:val="0"/>
                 <w:sz w:val="18"/>
               </w:rPr>
               <w:t>256 milliseconds</w:t>
@@ -6181,11 +8270,12 @@
           </w:tcPr>
           <w:p>
             <w:pPr>
-              <w:spacing w:after="40" w:before="40"/>
-            </w:pPr>
-            <w:r/>
-            <w:r>
-              <w:rPr>
+              <w:spacing w:before="40" w:after="40"/>
+            </w:pPr>
+            <w:r/>
+            <w:r>
+              <w:rPr>
+                <w:b w:val="0"/>
                 <w:sz w:val="18"/>
               </w:rPr>
               <w:t>Thirty-day trend series</w:t>
@@ -6198,11 +8288,12 @@
           </w:tcPr>
           <w:p>
             <w:pPr>
-              <w:spacing w:after="40" w:before="40"/>
-            </w:pPr>
-            <w:r/>
-            <w:r>
-              <w:rPr>
+              <w:spacing w:before="40" w:after="40"/>
+            </w:pPr>
+            <w:r/>
+            <w:r>
+              <w:rPr>
+                <w:b w:val="0"/>
                 <w:sz w:val="18"/>
               </w:rPr>
               <w:t>Daily aggregation across the full period</w:t>
@@ -6215,11 +8306,12 @@
           </w:tcPr>
           <w:p>
             <w:pPr>
-              <w:spacing w:after="40" w:before="40"/>
-            </w:pPr>
-            <w:r/>
-            <w:r>
-              <w:rPr>
+              <w:spacing w:before="40" w:after="40"/>
+            </w:pPr>
+            <w:r/>
+            <w:r>
+              <w:rPr>
+                <w:b w:val="0"/>
                 <w:sz w:val="18"/>
               </w:rPr>
               <w:t>208 milliseconds</w:t>
@@ -6231,14 +8323,16 @@
         <w:tc>
           <w:tcPr>
             <w:tcW w:type="dxa" w:w="2160"/>
-          </w:tcPr>
-          <w:p>
-            <w:pPr>
-              <w:spacing w:after="40" w:before="40"/>
-            </w:pPr>
-            <w:r/>
-            <w:r>
-              <w:rPr>
+            <w:shd w:val="clear" w:fill="F2F5F9"/>
+          </w:tcPr>
+          <w:p>
+            <w:pPr>
+              <w:spacing w:before="40" w:after="40"/>
+            </w:pPr>
+            <w:r/>
+            <w:r>
+              <w:rPr>
+                <w:b w:val="0"/>
                 <w:sz w:val="18"/>
               </w:rPr>
               <w:t>List screens</w:t>
@@ -6248,14 +8342,16 @@
         <w:tc>
           <w:tcPr>
             <w:tcW w:type="dxa" w:w="3888"/>
-          </w:tcPr>
-          <w:p>
-            <w:pPr>
-              <w:spacing w:after="40" w:before="40"/>
-            </w:pPr>
-            <w:r/>
-            <w:r>
-              <w:rPr>
+            <w:shd w:val="clear" w:fill="F2F5F9"/>
+          </w:tcPr>
+          <w:p>
+            <w:pPr>
+              <w:spacing w:before="40" w:after="40"/>
+            </w:pPr>
+            <w:r/>
+            <w:r>
+              <w:rPr>
+                <w:b w:val="0"/>
                 <w:sz w:val="18"/>
               </w:rPr>
               <w:t>Sessions, payments, settlements, audit, zones, shifts</w:t>
@@ -6265,14 +8361,16 @@
         <w:tc>
           <w:tcPr>
             <w:tcW w:type="dxa" w:w="3312"/>
-          </w:tcPr>
-          <w:p>
-            <w:pPr>
-              <w:spacing w:after="40" w:before="40"/>
-            </w:pPr>
-            <w:r/>
-            <w:r>
-              <w:rPr>
+            <w:shd w:val="clear" w:fill="F2F5F9"/>
+          </w:tcPr>
+          <w:p>
+            <w:pPr>
+              <w:spacing w:before="40" w:after="40"/>
+            </w:pPr>
+            <w:r/>
+            <w:r>
+              <w:rPr>
+                <w:b w:val="0"/>
                 <w:sz w:val="18"/>
               </w:rPr>
               <w:t>4 to 31 milliseconds</w:t>
@@ -6287,11 +8385,12 @@
           </w:tcPr>
           <w:p>
             <w:pPr>
-              <w:spacing w:after="40" w:before="40"/>
-            </w:pPr>
-            <w:r/>
-            <w:r>
-              <w:rPr>
+              <w:spacing w:before="40" w:after="40"/>
+            </w:pPr>
+            <w:r/>
+            <w:r>
+              <w:rPr>
+                <w:b w:val="0"/>
                 <w:sz w:val="18"/>
               </w:rPr>
               <w:t>Automated tests</w:t>
@@ -6304,11 +8403,12 @@
           </w:tcPr>
           <w:p>
             <w:pPr>
-              <w:spacing w:after="40" w:before="40"/>
-            </w:pPr>
-            <w:r/>
-            <w:r>
-              <w:rPr>
+              <w:spacing w:before="40" w:after="40"/>
+            </w:pPr>
+            <w:r/>
+            <w:r>
+              <w:rPr>
+                <w:b w:val="0"/>
                 <w:sz w:val="18"/>
               </w:rPr>
               <w:t>Backend and frontend suites</w:t>
@@ -6321,11 +8421,12 @@
           </w:tcPr>
           <w:p>
             <w:pPr>
-              <w:spacing w:after="40" w:before="40"/>
-            </w:pPr>
-            <w:r/>
-            <w:r>
-              <w:rPr>
+              <w:spacing w:before="40" w:after="40"/>
+            </w:pPr>
+            <w:r/>
+            <w:r>
+              <w:rPr>
+                <w:b w:val="0"/>
                 <w:sz w:val="18"/>
               </w:rPr>
               <w:t>538 tests</w:t>
@@ -6337,14 +8438,16 @@
         <w:tc>
           <w:tcPr>
             <w:tcW w:type="dxa" w:w="2160"/>
-          </w:tcPr>
-          <w:p>
-            <w:pPr>
-              <w:spacing w:after="40" w:before="40"/>
-            </w:pPr>
-            <w:r/>
-            <w:r>
-              <w:rPr>
+            <w:shd w:val="clear" w:fill="F2F5F9"/>
+          </w:tcPr>
+          <w:p>
+            <w:pPr>
+              <w:spacing w:before="40" w:after="40"/>
+            </w:pPr>
+            <w:r/>
+            <w:r>
+              <w:rPr>
+                <w:b w:val="0"/>
                 <w:sz w:val="18"/>
               </w:rPr>
               <w:t>Authorisation assertions</w:t>
@@ -6354,14 +8457,16 @@
         <w:tc>
           <w:tcPr>
             <w:tcW w:type="dxa" w:w="3888"/>
-          </w:tcPr>
-          <w:p>
-            <w:pPr>
-              <w:spacing w:after="40" w:before="40"/>
-            </w:pPr>
-            <w:r/>
-            <w:r>
-              <w:rPr>
+            <w:shd w:val="clear" w:fill="F2F5F9"/>
+          </w:tcPr>
+          <w:p>
+            <w:pPr>
+              <w:spacing w:before="40" w:after="40"/>
+            </w:pPr>
+            <w:r/>
+            <w:r>
+              <w:rPr>
+                <w:b w:val="0"/>
                 <w:sz w:val="18"/>
               </w:rPr>
               <w:t>Route-and-role decisions checked on every build</w:t>
@@ -6371,14 +8476,16 @@
         <w:tc>
           <w:tcPr>
             <w:tcW w:type="dxa" w:w="3312"/>
-          </w:tcPr>
-          <w:p>
-            <w:pPr>
-              <w:spacing w:after="40" w:before="40"/>
-            </w:pPr>
-            <w:r/>
-            <w:r>
-              <w:rPr>
+            <w:shd w:val="clear" w:fill="F2F5F9"/>
+          </w:tcPr>
+          <w:p>
+            <w:pPr>
+              <w:spacing w:before="40" w:after="40"/>
+            </w:pPr>
+            <w:r/>
+            <w:r>
+              <w:rPr>
+                <w:b w:val="0"/>
                 <w:sz w:val="18"/>
               </w:rPr>
               <w:t>1,155</w:t>
@@ -6400,7 +8507,2090 @@
           <w:color w:val="5C6675"/>
           <w:sz w:val="19"/>
         </w:rPr>
-        <w:t>These figures establish that nothing in the platform degrades badly at a realistic volume. They are not a substitute for load testing at peak concurrency, which is listed in section 4.8 and should be conducted against the authority's own infrastructure.</w:t>
+        <w:t>These figures establish that nothing in the platform degrades badly at a realistic volume. They are not a substitute for load testing at peak concurrency, which is listed in section 4.16 and should be conducted against the Corporation's own infrastructure.</w:t>
+      </w:r>
+    </w:p>
+    <w:p>
+      <w:r>
+        <w:br w:type="page"/>
+      </w:r>
+    </w:p>
+    <w:p>
+      <w:pPr>
+        <w:pStyle w:val="Heading1"/>
+      </w:pPr>
+      <w:r>
+        <w:t>6. Commercial terms</w:t>
+      </w:r>
+    </w:p>
+    <w:p>
+      <w:r>
+        <w:rPr>
+          <w:b w:val="0"/>
+          <w:i w:val="0"/>
+        </w:rPr>
+        <w:t>All amounts are exclusive of Goods and Services Tax, which is charged in addition at the prevailing rate and is presently 18%.</w:t>
+      </w:r>
+    </w:p>
+    <w:p>
+      <w:pPr>
+        <w:pStyle w:val="Heading2"/>
+      </w:pPr>
+      <w:r>
+        <w:t>6.1 Capital cost</w:t>
+      </w:r>
+    </w:p>
+    <w:tbl>
+      <w:tblPr>
+        <w:tblStyle w:val="TableGrid"/>
+        <w:tblW w:type="auto" w:w="0"/>
+        <w:jc w:val="center"/>
+        <w:tblLook w:firstColumn="1" w:firstRow="1" w:lastColumn="0" w:lastRow="0" w:noHBand="0" w:noVBand="1" w:val="04A0"/>
+      </w:tblPr>
+      <w:tblGrid>
+        <w:gridCol w:w="4824"/>
+        <w:gridCol w:w="4824"/>
+      </w:tblGrid>
+      <w:tr>
+        <w:tc>
+          <w:tcPr>
+            <w:tcW w:type="dxa" w:w="6624"/>
+            <w:shd w:val="clear" w:fill="0C6E56"/>
+          </w:tcPr>
+          <w:p>
+            <w:pPr>
+              <w:spacing w:before="40" w:after="40"/>
+            </w:pPr>
+            <w:r/>
+            <w:r>
+              <w:rPr>
+                <w:b/>
+                <w:color w:val="FFFFFF"/>
+                <w:sz w:val="18"/>
+              </w:rPr>
+              <w:t>Item</w:t>
+            </w:r>
+          </w:p>
+        </w:tc>
+        <w:tc>
+          <w:tcPr>
+            <w:tcW w:type="dxa" w:w="2736"/>
+            <w:shd w:val="clear" w:fill="0C6E56"/>
+          </w:tcPr>
+          <w:p>
+            <w:pPr>
+              <w:spacing w:before="40" w:after="40"/>
+            </w:pPr>
+            <w:r/>
+            <w:r>
+              <w:rPr>
+                <w:b/>
+                <w:color w:val="FFFFFF"/>
+                <w:sz w:val="18"/>
+              </w:rPr>
+              <w:t>Amount (Rs)</w:t>
+            </w:r>
+          </w:p>
+        </w:tc>
+      </w:tr>
+      <w:tr>
+        <w:tc>
+          <w:tcPr>
+            <w:tcW w:type="dxa" w:w="6624"/>
+          </w:tcPr>
+          <w:p>
+            <w:pPr>
+              <w:spacing w:before="40" w:after="40"/>
+            </w:pPr>
+            <w:r/>
+            <w:r>
+              <w:rPr>
+                <w:b w:val="0"/>
+                <w:sz w:val="18"/>
+              </w:rPr>
+              <w:t>Design, development, testing and delivery of the complete platform — API, Admin Portal, Vendor Mobile Application and Citizen Mobile Application</w:t>
+            </w:r>
+          </w:p>
+        </w:tc>
+        <w:tc>
+          <w:tcPr>
+            <w:tcW w:type="dxa" w:w="2736"/>
+          </w:tcPr>
+          <w:p>
+            <w:pPr>
+              <w:spacing w:before="40" w:after="40"/>
+            </w:pPr>
+            <w:r/>
+            <w:r>
+              <w:rPr>
+                <w:b w:val="0"/>
+                <w:sz w:val="18"/>
+              </w:rPr>
+              <w:t>1,50,00,000</w:t>
+            </w:r>
+          </w:p>
+        </w:tc>
+      </w:tr>
+      <w:tr>
+        <w:tc>
+          <w:tcPr>
+            <w:tcW w:type="dxa" w:w="6624"/>
+            <w:shd w:val="clear" w:fill="F2F5F9"/>
+          </w:tcPr>
+          <w:p>
+            <w:pPr>
+              <w:spacing w:before="40" w:after="40"/>
+            </w:pPr>
+            <w:r/>
+            <w:r>
+              <w:rPr>
+                <w:b w:val="0"/>
+                <w:sz w:val="18"/>
+              </w:rPr>
+              <w:t>Goods and Services Tax at 18%</w:t>
+            </w:r>
+          </w:p>
+        </w:tc>
+        <w:tc>
+          <w:tcPr>
+            <w:tcW w:type="dxa" w:w="2736"/>
+            <w:shd w:val="clear" w:fill="F2F5F9"/>
+          </w:tcPr>
+          <w:p>
+            <w:pPr>
+              <w:spacing w:before="40" w:after="40"/>
+            </w:pPr>
+            <w:r/>
+            <w:r>
+              <w:rPr>
+                <w:b w:val="0"/>
+                <w:sz w:val="18"/>
+              </w:rPr>
+              <w:t>27,00,000</w:t>
+            </w:r>
+          </w:p>
+        </w:tc>
+      </w:tr>
+      <w:tr>
+        <w:tc>
+          <w:tcPr>
+            <w:tcW w:type="dxa" w:w="6624"/>
+          </w:tcPr>
+          <w:p>
+            <w:pPr>
+              <w:spacing w:before="40" w:after="40"/>
+            </w:pPr>
+            <w:r/>
+            <w:r>
+              <w:rPr>
+                <w:b/>
+                <w:sz w:val="18"/>
+              </w:rPr>
+              <w:t>Total payable, inclusive of GST</w:t>
+            </w:r>
+          </w:p>
+        </w:tc>
+        <w:tc>
+          <w:tcPr>
+            <w:tcW w:type="dxa" w:w="2736"/>
+          </w:tcPr>
+          <w:p>
+            <w:pPr>
+              <w:spacing w:before="40" w:after="40"/>
+            </w:pPr>
+            <w:r/>
+            <w:r>
+              <w:rPr>
+                <w:b/>
+                <w:sz w:val="18"/>
+              </w:rPr>
+              <w:t>1,77,00,000</w:t>
+            </w:r>
+          </w:p>
+        </w:tc>
+      </w:tr>
+    </w:tbl>
+    <w:p>
+      <w:pPr>
+        <w:spacing w:after="80"/>
+      </w:pPr>
+    </w:p>
+    <w:p>
+      <w:pPr>
+        <w:pStyle w:val="Heading2"/>
+      </w:pPr>
+      <w:r>
+        <w:t>6.2 Payment schedule — capital</w:t>
+      </w:r>
+    </w:p>
+    <w:tbl>
+      <w:tblPr>
+        <w:tblStyle w:val="TableGrid"/>
+        <w:tblW w:type="auto" w:w="0"/>
+        <w:jc w:val="center"/>
+        <w:tblLook w:firstColumn="1" w:firstRow="1" w:lastColumn="0" w:lastRow="0" w:noHBand="0" w:noVBand="1" w:val="04A0"/>
+      </w:tblPr>
+      <w:tblGrid>
+        <w:gridCol w:w="1930"/>
+        <w:gridCol w:w="1930"/>
+        <w:gridCol w:w="1930"/>
+        <w:gridCol w:w="1930"/>
+        <w:gridCol w:w="1930"/>
+      </w:tblGrid>
+      <w:tr>
+        <w:tc>
+          <w:tcPr>
+            <w:tcW w:type="dxa" w:w="1440"/>
+            <w:shd w:val="clear" w:fill="1F4FD8"/>
+          </w:tcPr>
+          <w:p>
+            <w:pPr>
+              <w:spacing w:before="40" w:after="40"/>
+            </w:pPr>
+            <w:r/>
+            <w:r>
+              <w:rPr>
+                <w:b/>
+                <w:color w:val="FFFFFF"/>
+                <w:sz w:val="18"/>
+              </w:rPr>
+              <w:t>Stage</w:t>
+            </w:r>
+          </w:p>
+        </w:tc>
+        <w:tc>
+          <w:tcPr>
+            <w:tcW w:type="dxa" w:w="3024"/>
+            <w:shd w:val="clear" w:fill="1F4FD8"/>
+          </w:tcPr>
+          <w:p>
+            <w:pPr>
+              <w:spacing w:before="40" w:after="40"/>
+            </w:pPr>
+            <w:r/>
+            <w:r>
+              <w:rPr>
+                <w:b/>
+                <w:color w:val="FFFFFF"/>
+                <w:sz w:val="18"/>
+              </w:rPr>
+              <w:t>Trigger</w:t>
+            </w:r>
+          </w:p>
+        </w:tc>
+        <w:tc>
+          <w:tcPr>
+            <w:tcW w:type="dxa" w:w="864"/>
+            <w:shd w:val="clear" w:fill="1F4FD8"/>
+          </w:tcPr>
+          <w:p>
+            <w:pPr>
+              <w:spacing w:before="40" w:after="40"/>
+            </w:pPr>
+            <w:r/>
+            <w:r>
+              <w:rPr>
+                <w:b/>
+                <w:color w:val="FFFFFF"/>
+                <w:sz w:val="18"/>
+              </w:rPr>
+              <w:t>Share</w:t>
+            </w:r>
+          </w:p>
+        </w:tc>
+        <w:tc>
+          <w:tcPr>
+            <w:tcW w:type="dxa" w:w="2016"/>
+            <w:shd w:val="clear" w:fill="1F4FD8"/>
+          </w:tcPr>
+          <w:p>
+            <w:pPr>
+              <w:spacing w:before="40" w:after="40"/>
+            </w:pPr>
+            <w:r/>
+            <w:r>
+              <w:rPr>
+                <w:b/>
+                <w:color w:val="FFFFFF"/>
+                <w:sz w:val="18"/>
+              </w:rPr>
+              <w:t>Amount (Rs)</w:t>
+            </w:r>
+          </w:p>
+        </w:tc>
+        <w:tc>
+          <w:tcPr>
+            <w:tcW w:type="dxa" w:w="2016"/>
+            <w:shd w:val="clear" w:fill="1F4FD8"/>
+          </w:tcPr>
+          <w:p>
+            <w:pPr>
+              <w:spacing w:before="40" w:after="40"/>
+            </w:pPr>
+            <w:r/>
+            <w:r>
+              <w:rPr>
+                <w:b/>
+                <w:color w:val="FFFFFF"/>
+                <w:sz w:val="18"/>
+              </w:rPr>
+              <w:t>Inc. GST (Rs)</w:t>
+            </w:r>
+          </w:p>
+        </w:tc>
+      </w:tr>
+      <w:tr>
+        <w:tc>
+          <w:tcPr>
+            <w:tcW w:type="dxa" w:w="1440"/>
+          </w:tcPr>
+          <w:p>
+            <w:pPr>
+              <w:spacing w:before="40" w:after="40"/>
+            </w:pPr>
+            <w:r/>
+            <w:r>
+              <w:rPr>
+                <w:b w:val="0"/>
+                <w:sz w:val="18"/>
+              </w:rPr>
+              <w:t>Advance</w:t>
+            </w:r>
+          </w:p>
+        </w:tc>
+        <w:tc>
+          <w:tcPr>
+            <w:tcW w:type="dxa" w:w="3024"/>
+          </w:tcPr>
+          <w:p>
+            <w:pPr>
+              <w:spacing w:before="40" w:after="40"/>
+            </w:pPr>
+            <w:r/>
+            <w:r>
+              <w:rPr>
+                <w:b w:val="0"/>
+                <w:sz w:val="18"/>
+              </w:rPr>
+              <w:t>On award of the contract</w:t>
+            </w:r>
+          </w:p>
+        </w:tc>
+        <w:tc>
+          <w:tcPr>
+            <w:tcW w:type="dxa" w:w="864"/>
+          </w:tcPr>
+          <w:p>
+            <w:pPr>
+              <w:spacing w:before="40" w:after="40"/>
+            </w:pPr>
+            <w:r/>
+            <w:r>
+              <w:rPr>
+                <w:b w:val="0"/>
+                <w:sz w:val="18"/>
+              </w:rPr>
+              <w:t>50%</w:t>
+            </w:r>
+          </w:p>
+        </w:tc>
+        <w:tc>
+          <w:tcPr>
+            <w:tcW w:type="dxa" w:w="2016"/>
+          </w:tcPr>
+          <w:p>
+            <w:pPr>
+              <w:spacing w:before="40" w:after="40"/>
+            </w:pPr>
+            <w:r/>
+            <w:r>
+              <w:rPr>
+                <w:b w:val="0"/>
+                <w:sz w:val="18"/>
+              </w:rPr>
+              <w:t>75,00,000</w:t>
+            </w:r>
+          </w:p>
+        </w:tc>
+        <w:tc>
+          <w:tcPr>
+            <w:tcW w:type="dxa" w:w="2016"/>
+          </w:tcPr>
+          <w:p>
+            <w:pPr>
+              <w:spacing w:before="40" w:after="40"/>
+            </w:pPr>
+            <w:r/>
+            <w:r>
+              <w:rPr>
+                <w:b w:val="0"/>
+                <w:sz w:val="18"/>
+              </w:rPr>
+              <w:t>88,50,000</w:t>
+            </w:r>
+          </w:p>
+        </w:tc>
+      </w:tr>
+      <w:tr>
+        <w:tc>
+          <w:tcPr>
+            <w:tcW w:type="dxa" w:w="1440"/>
+            <w:shd w:val="clear" w:fill="F2F5F9"/>
+          </w:tcPr>
+          <w:p>
+            <w:pPr>
+              <w:spacing w:before="40" w:after="40"/>
+            </w:pPr>
+            <w:r/>
+            <w:r>
+              <w:rPr>
+                <w:b w:val="0"/>
+                <w:sz w:val="18"/>
+              </w:rPr>
+              <w:t>On completion</w:t>
+            </w:r>
+          </w:p>
+        </w:tc>
+        <w:tc>
+          <w:tcPr>
+            <w:tcW w:type="dxa" w:w="3024"/>
+            <w:shd w:val="clear" w:fill="F2F5F9"/>
+          </w:tcPr>
+          <w:p>
+            <w:pPr>
+              <w:spacing w:before="40" w:after="40"/>
+            </w:pPr>
+            <w:r/>
+            <w:r>
+              <w:rPr>
+                <w:b w:val="0"/>
+                <w:sz w:val="18"/>
+              </w:rPr>
+              <w:t>On delivery and successful testing</w:t>
+            </w:r>
+          </w:p>
+        </w:tc>
+        <w:tc>
+          <w:tcPr>
+            <w:tcW w:type="dxa" w:w="864"/>
+            <w:shd w:val="clear" w:fill="F2F5F9"/>
+          </w:tcPr>
+          <w:p>
+            <w:pPr>
+              <w:spacing w:before="40" w:after="40"/>
+            </w:pPr>
+            <w:r/>
+            <w:r>
+              <w:rPr>
+                <w:b w:val="0"/>
+                <w:sz w:val="18"/>
+              </w:rPr>
+              <w:t>50%</w:t>
+            </w:r>
+          </w:p>
+        </w:tc>
+        <w:tc>
+          <w:tcPr>
+            <w:tcW w:type="dxa" w:w="2016"/>
+            <w:shd w:val="clear" w:fill="F2F5F9"/>
+          </w:tcPr>
+          <w:p>
+            <w:pPr>
+              <w:spacing w:before="40" w:after="40"/>
+            </w:pPr>
+            <w:r/>
+            <w:r>
+              <w:rPr>
+                <w:b w:val="0"/>
+                <w:sz w:val="18"/>
+              </w:rPr>
+              <w:t>75,00,000</w:t>
+            </w:r>
+          </w:p>
+        </w:tc>
+        <w:tc>
+          <w:tcPr>
+            <w:tcW w:type="dxa" w:w="2016"/>
+            <w:shd w:val="clear" w:fill="F2F5F9"/>
+          </w:tcPr>
+          <w:p>
+            <w:pPr>
+              <w:spacing w:before="40" w:after="40"/>
+            </w:pPr>
+            <w:r/>
+            <w:r>
+              <w:rPr>
+                <w:b w:val="0"/>
+                <w:sz w:val="18"/>
+              </w:rPr>
+              <w:t>88,50,000</w:t>
+            </w:r>
+          </w:p>
+        </w:tc>
+      </w:tr>
+      <w:tr>
+        <w:tc>
+          <w:tcPr>
+            <w:tcW w:type="dxa" w:w="1440"/>
+          </w:tcPr>
+          <w:p>
+            <w:pPr>
+              <w:spacing w:before="40" w:after="40"/>
+            </w:pPr>
+            <w:r/>
+            <w:r>
+              <w:rPr>
+                <w:b/>
+                <w:sz w:val="18"/>
+              </w:rPr>
+              <w:t>Total</w:t>
+            </w:r>
+          </w:p>
+        </w:tc>
+        <w:tc>
+          <w:tcPr>
+            <w:tcW w:type="dxa" w:w="3024"/>
+          </w:tcPr>
+          <w:p>
+            <w:pPr>
+              <w:spacing w:before="40" w:after="40"/>
+            </w:pPr>
+            <w:r/>
+            <w:r>
+              <w:rPr>
+                <w:b w:val="0"/>
+                <w:sz w:val="18"/>
+              </w:rPr>
+            </w:r>
+          </w:p>
+        </w:tc>
+        <w:tc>
+          <w:tcPr>
+            <w:tcW w:type="dxa" w:w="864"/>
+          </w:tcPr>
+          <w:p>
+            <w:pPr>
+              <w:spacing w:before="40" w:after="40"/>
+            </w:pPr>
+            <w:r/>
+            <w:r>
+              <w:rPr>
+                <w:b/>
+                <w:sz w:val="18"/>
+              </w:rPr>
+              <w:t>100%</w:t>
+            </w:r>
+          </w:p>
+        </w:tc>
+        <w:tc>
+          <w:tcPr>
+            <w:tcW w:type="dxa" w:w="2016"/>
+          </w:tcPr>
+          <w:p>
+            <w:pPr>
+              <w:spacing w:before="40" w:after="40"/>
+            </w:pPr>
+            <w:r/>
+            <w:r>
+              <w:rPr>
+                <w:b/>
+                <w:sz w:val="18"/>
+              </w:rPr>
+              <w:t>1,50,00,000</w:t>
+            </w:r>
+          </w:p>
+        </w:tc>
+        <w:tc>
+          <w:tcPr>
+            <w:tcW w:type="dxa" w:w="2016"/>
+          </w:tcPr>
+          <w:p>
+            <w:pPr>
+              <w:spacing w:before="40" w:after="40"/>
+            </w:pPr>
+            <w:r/>
+            <w:r>
+              <w:rPr>
+                <w:b/>
+                <w:sz w:val="18"/>
+              </w:rPr>
+              <w:t>1,77,00,000</w:t>
+            </w:r>
+          </w:p>
+        </w:tc>
+      </w:tr>
+    </w:tbl>
+    <w:p>
+      <w:pPr>
+        <w:spacing w:after="80"/>
+      </w:pPr>
+    </w:p>
+    <w:p>
+      <w:pPr>
+        <w:spacing w:after="200"/>
+      </w:pPr>
+      <w:r>
+        <w:rPr>
+          <w:b/>
+        </w:rPr>
+        <w:t xml:space="preserve">Payment terms. </w:t>
+      </w:r>
+      <w:r>
+        <w:rPr>
+          <w:b w:val="0"/>
+        </w:rPr>
+        <w:t>All invoices are payable within fifteen (15) days of submission. 'Successful testing' means completion of user acceptance testing against the agreed Scope of Work, with sign-off not to be unreasonably withheld or delayed.</w:t>
+      </w:r>
+    </w:p>
+    <w:p>
+      <w:pPr>
+        <w:pStyle w:val="Heading2"/>
+      </w:pPr>
+      <w:r>
+        <w:t>6.3 Annual maintenance</w:t>
+      </w:r>
+    </w:p>
+    <w:p>
+      <w:r>
+        <w:rPr>
+          <w:b w:val="0"/>
+          <w:i w:val="0"/>
+        </w:rPr>
+        <w:t>Annual maintenance commences on expiry of the warranty period and is charged at Rs 25,00,000 per annum for the first year, increasing each subsequent year by Rs 2,50,000 — being ten per cent of the initial annual charge.</w:t>
+      </w:r>
+    </w:p>
+    <w:tbl>
+      <w:tblPr>
+        <w:tblStyle w:val="TableGrid"/>
+        <w:tblW w:type="auto" w:w="0"/>
+        <w:jc w:val="center"/>
+        <w:tblLook w:firstColumn="1" w:firstRow="1" w:lastColumn="0" w:lastRow="0" w:noHBand="0" w:noVBand="1" w:val="04A0"/>
+      </w:tblPr>
+      <w:tblGrid>
+        <w:gridCol w:w="2412"/>
+        <w:gridCol w:w="2412"/>
+        <w:gridCol w:w="2412"/>
+        <w:gridCol w:w="2412"/>
+      </w:tblGrid>
+      <w:tr>
+        <w:tc>
+          <w:tcPr>
+            <w:tcW w:type="dxa" w:w="2016"/>
+            <w:shd w:val="clear" w:fill="0C6E56"/>
+          </w:tcPr>
+          <w:p>
+            <w:pPr>
+              <w:spacing w:before="40" w:after="40"/>
+            </w:pPr>
+            <w:r/>
+            <w:r>
+              <w:rPr>
+                <w:b/>
+                <w:color w:val="FFFFFF"/>
+                <w:sz w:val="18"/>
+              </w:rPr>
+              <w:t>Contract year</w:t>
+            </w:r>
+          </w:p>
+        </w:tc>
+        <w:tc>
+          <w:tcPr>
+            <w:tcW w:type="dxa" w:w="2448"/>
+            <w:shd w:val="clear" w:fill="0C6E56"/>
+          </w:tcPr>
+          <w:p>
+            <w:pPr>
+              <w:spacing w:before="40" w:after="40"/>
+            </w:pPr>
+            <w:r/>
+            <w:r>
+              <w:rPr>
+                <w:b/>
+                <w:color w:val="FFFFFF"/>
+                <w:sz w:val="18"/>
+              </w:rPr>
+              <w:t>Annual charge (Rs)</w:t>
+            </w:r>
+          </w:p>
+        </w:tc>
+        <w:tc>
+          <w:tcPr>
+            <w:tcW w:type="dxa" w:w="2736"/>
+            <w:shd w:val="clear" w:fill="0C6E56"/>
+          </w:tcPr>
+          <w:p>
+            <w:pPr>
+              <w:spacing w:before="40" w:after="40"/>
+            </w:pPr>
+            <w:r/>
+            <w:r>
+              <w:rPr>
+                <w:b/>
+                <w:color w:val="FFFFFF"/>
+                <w:sz w:val="18"/>
+              </w:rPr>
+              <w:t>Half-yearly instalment (Rs)</w:t>
+            </w:r>
+          </w:p>
+        </w:tc>
+        <w:tc>
+          <w:tcPr>
+            <w:tcW w:type="dxa" w:w="2160"/>
+            <w:shd w:val="clear" w:fill="0C6E56"/>
+          </w:tcPr>
+          <w:p>
+            <w:pPr>
+              <w:spacing w:before="40" w:after="40"/>
+            </w:pPr>
+            <w:r/>
+            <w:r>
+              <w:rPr>
+                <w:b/>
+                <w:color w:val="FFFFFF"/>
+                <w:sz w:val="18"/>
+              </w:rPr>
+              <w:t>Inc. GST (Rs)</w:t>
+            </w:r>
+          </w:p>
+        </w:tc>
+      </w:tr>
+      <w:tr>
+        <w:tc>
+          <w:tcPr>
+            <w:tcW w:type="dxa" w:w="2016"/>
+          </w:tcPr>
+          <w:p>
+            <w:pPr>
+              <w:spacing w:before="40" w:after="40"/>
+            </w:pPr>
+            <w:r/>
+            <w:r>
+              <w:rPr>
+                <w:b w:val="0"/>
+                <w:sz w:val="18"/>
+              </w:rPr>
+              <w:t>Year 1</w:t>
+            </w:r>
+          </w:p>
+        </w:tc>
+        <w:tc>
+          <w:tcPr>
+            <w:tcW w:type="dxa" w:w="2448"/>
+          </w:tcPr>
+          <w:p>
+            <w:pPr>
+              <w:spacing w:before="40" w:after="40"/>
+            </w:pPr>
+            <w:r/>
+            <w:r>
+              <w:rPr>
+                <w:b w:val="0"/>
+                <w:sz w:val="18"/>
+              </w:rPr>
+              <w:t>25,00,000</w:t>
+            </w:r>
+          </w:p>
+        </w:tc>
+        <w:tc>
+          <w:tcPr>
+            <w:tcW w:type="dxa" w:w="2736"/>
+          </w:tcPr>
+          <w:p>
+            <w:pPr>
+              <w:spacing w:before="40" w:after="40"/>
+            </w:pPr>
+            <w:r/>
+            <w:r>
+              <w:rPr>
+                <w:b w:val="0"/>
+                <w:sz w:val="18"/>
+              </w:rPr>
+              <w:t>12,50,000</w:t>
+            </w:r>
+          </w:p>
+        </w:tc>
+        <w:tc>
+          <w:tcPr>
+            <w:tcW w:type="dxa" w:w="2160"/>
+          </w:tcPr>
+          <w:p>
+            <w:pPr>
+              <w:spacing w:before="40" w:after="40"/>
+            </w:pPr>
+            <w:r/>
+            <w:r>
+              <w:rPr>
+                <w:b w:val="0"/>
+                <w:sz w:val="18"/>
+              </w:rPr>
+              <w:t>29,50,000</w:t>
+            </w:r>
+          </w:p>
+        </w:tc>
+      </w:tr>
+      <w:tr>
+        <w:tc>
+          <w:tcPr>
+            <w:tcW w:type="dxa" w:w="2016"/>
+            <w:shd w:val="clear" w:fill="F2F5F9"/>
+          </w:tcPr>
+          <w:p>
+            <w:pPr>
+              <w:spacing w:before="40" w:after="40"/>
+            </w:pPr>
+            <w:r/>
+            <w:r>
+              <w:rPr>
+                <w:b w:val="0"/>
+                <w:sz w:val="18"/>
+              </w:rPr>
+              <w:t>Year 2</w:t>
+            </w:r>
+          </w:p>
+        </w:tc>
+        <w:tc>
+          <w:tcPr>
+            <w:tcW w:type="dxa" w:w="2448"/>
+            <w:shd w:val="clear" w:fill="F2F5F9"/>
+          </w:tcPr>
+          <w:p>
+            <w:pPr>
+              <w:spacing w:before="40" w:after="40"/>
+            </w:pPr>
+            <w:r/>
+            <w:r>
+              <w:rPr>
+                <w:b w:val="0"/>
+                <w:sz w:val="18"/>
+              </w:rPr>
+              <w:t>27,50,000</w:t>
+            </w:r>
+          </w:p>
+        </w:tc>
+        <w:tc>
+          <w:tcPr>
+            <w:tcW w:type="dxa" w:w="2736"/>
+            <w:shd w:val="clear" w:fill="F2F5F9"/>
+          </w:tcPr>
+          <w:p>
+            <w:pPr>
+              <w:spacing w:before="40" w:after="40"/>
+            </w:pPr>
+            <w:r/>
+            <w:r>
+              <w:rPr>
+                <w:b w:val="0"/>
+                <w:sz w:val="18"/>
+              </w:rPr>
+              <w:t>13,75,000</w:t>
+            </w:r>
+          </w:p>
+        </w:tc>
+        <w:tc>
+          <w:tcPr>
+            <w:tcW w:type="dxa" w:w="2160"/>
+            <w:shd w:val="clear" w:fill="F2F5F9"/>
+          </w:tcPr>
+          <w:p>
+            <w:pPr>
+              <w:spacing w:before="40" w:after="40"/>
+            </w:pPr>
+            <w:r/>
+            <w:r>
+              <w:rPr>
+                <w:b w:val="0"/>
+                <w:sz w:val="18"/>
+              </w:rPr>
+              <w:t>32,45,000</w:t>
+            </w:r>
+          </w:p>
+        </w:tc>
+      </w:tr>
+      <w:tr>
+        <w:tc>
+          <w:tcPr>
+            <w:tcW w:type="dxa" w:w="2016"/>
+          </w:tcPr>
+          <w:p>
+            <w:pPr>
+              <w:spacing w:before="40" w:after="40"/>
+            </w:pPr>
+            <w:r/>
+            <w:r>
+              <w:rPr>
+                <w:b w:val="0"/>
+                <w:sz w:val="18"/>
+              </w:rPr>
+              <w:t>Year 3</w:t>
+            </w:r>
+          </w:p>
+        </w:tc>
+        <w:tc>
+          <w:tcPr>
+            <w:tcW w:type="dxa" w:w="2448"/>
+          </w:tcPr>
+          <w:p>
+            <w:pPr>
+              <w:spacing w:before="40" w:after="40"/>
+            </w:pPr>
+            <w:r/>
+            <w:r>
+              <w:rPr>
+                <w:b w:val="0"/>
+                <w:sz w:val="18"/>
+              </w:rPr>
+              <w:t>30,00,000</w:t>
+            </w:r>
+          </w:p>
+        </w:tc>
+        <w:tc>
+          <w:tcPr>
+            <w:tcW w:type="dxa" w:w="2736"/>
+          </w:tcPr>
+          <w:p>
+            <w:pPr>
+              <w:spacing w:before="40" w:after="40"/>
+            </w:pPr>
+            <w:r/>
+            <w:r>
+              <w:rPr>
+                <w:b w:val="0"/>
+                <w:sz w:val="18"/>
+              </w:rPr>
+              <w:t>15,00,000</w:t>
+            </w:r>
+          </w:p>
+        </w:tc>
+        <w:tc>
+          <w:tcPr>
+            <w:tcW w:type="dxa" w:w="2160"/>
+          </w:tcPr>
+          <w:p>
+            <w:pPr>
+              <w:spacing w:before="40" w:after="40"/>
+            </w:pPr>
+            <w:r/>
+            <w:r>
+              <w:rPr>
+                <w:b w:val="0"/>
+                <w:sz w:val="18"/>
+              </w:rPr>
+              <w:t>35,40,000</w:t>
+            </w:r>
+          </w:p>
+        </w:tc>
+      </w:tr>
+      <w:tr>
+        <w:tc>
+          <w:tcPr>
+            <w:tcW w:type="dxa" w:w="2016"/>
+            <w:shd w:val="clear" w:fill="F2F5F9"/>
+          </w:tcPr>
+          <w:p>
+            <w:pPr>
+              <w:spacing w:before="40" w:after="40"/>
+            </w:pPr>
+            <w:r/>
+            <w:r>
+              <w:rPr>
+                <w:b w:val="0"/>
+                <w:sz w:val="18"/>
+              </w:rPr>
+              <w:t>Year 4</w:t>
+            </w:r>
+          </w:p>
+        </w:tc>
+        <w:tc>
+          <w:tcPr>
+            <w:tcW w:type="dxa" w:w="2448"/>
+            <w:shd w:val="clear" w:fill="F2F5F9"/>
+          </w:tcPr>
+          <w:p>
+            <w:pPr>
+              <w:spacing w:before="40" w:after="40"/>
+            </w:pPr>
+            <w:r/>
+            <w:r>
+              <w:rPr>
+                <w:b w:val="0"/>
+                <w:sz w:val="18"/>
+              </w:rPr>
+              <w:t>32,50,000</w:t>
+            </w:r>
+          </w:p>
+        </w:tc>
+        <w:tc>
+          <w:tcPr>
+            <w:tcW w:type="dxa" w:w="2736"/>
+            <w:shd w:val="clear" w:fill="F2F5F9"/>
+          </w:tcPr>
+          <w:p>
+            <w:pPr>
+              <w:spacing w:before="40" w:after="40"/>
+            </w:pPr>
+            <w:r/>
+            <w:r>
+              <w:rPr>
+                <w:b w:val="0"/>
+                <w:sz w:val="18"/>
+              </w:rPr>
+              <w:t>16,25,000</w:t>
+            </w:r>
+          </w:p>
+        </w:tc>
+        <w:tc>
+          <w:tcPr>
+            <w:tcW w:type="dxa" w:w="2160"/>
+            <w:shd w:val="clear" w:fill="F2F5F9"/>
+          </w:tcPr>
+          <w:p>
+            <w:pPr>
+              <w:spacing w:before="40" w:after="40"/>
+            </w:pPr>
+            <w:r/>
+            <w:r>
+              <w:rPr>
+                <w:b w:val="0"/>
+                <w:sz w:val="18"/>
+              </w:rPr>
+              <w:t>38,35,000</w:t>
+            </w:r>
+          </w:p>
+        </w:tc>
+      </w:tr>
+      <w:tr>
+        <w:tc>
+          <w:tcPr>
+            <w:tcW w:type="dxa" w:w="2016"/>
+          </w:tcPr>
+          <w:p>
+            <w:pPr>
+              <w:spacing w:before="40" w:after="40"/>
+            </w:pPr>
+            <w:r/>
+            <w:r>
+              <w:rPr>
+                <w:b w:val="0"/>
+                <w:sz w:val="18"/>
+              </w:rPr>
+              <w:t>Year 5</w:t>
+            </w:r>
+          </w:p>
+        </w:tc>
+        <w:tc>
+          <w:tcPr>
+            <w:tcW w:type="dxa" w:w="2448"/>
+          </w:tcPr>
+          <w:p>
+            <w:pPr>
+              <w:spacing w:before="40" w:after="40"/>
+            </w:pPr>
+            <w:r/>
+            <w:r>
+              <w:rPr>
+                <w:b w:val="0"/>
+                <w:sz w:val="18"/>
+              </w:rPr>
+              <w:t>35,00,000</w:t>
+            </w:r>
+          </w:p>
+        </w:tc>
+        <w:tc>
+          <w:tcPr>
+            <w:tcW w:type="dxa" w:w="2736"/>
+          </w:tcPr>
+          <w:p>
+            <w:pPr>
+              <w:spacing w:before="40" w:after="40"/>
+            </w:pPr>
+            <w:r/>
+            <w:r>
+              <w:rPr>
+                <w:b w:val="0"/>
+                <w:sz w:val="18"/>
+              </w:rPr>
+              <w:t>17,50,000</w:t>
+            </w:r>
+          </w:p>
+        </w:tc>
+        <w:tc>
+          <w:tcPr>
+            <w:tcW w:type="dxa" w:w="2160"/>
+          </w:tcPr>
+          <w:p>
+            <w:pPr>
+              <w:spacing w:before="40" w:after="40"/>
+            </w:pPr>
+            <w:r/>
+            <w:r>
+              <w:rPr>
+                <w:b w:val="0"/>
+                <w:sz w:val="18"/>
+              </w:rPr>
+              <w:t>41,30,000</w:t>
+            </w:r>
+          </w:p>
+        </w:tc>
+      </w:tr>
+      <w:tr>
+        <w:tc>
+          <w:tcPr>
+            <w:tcW w:type="dxa" w:w="2016"/>
+            <w:shd w:val="clear" w:fill="F2F5F9"/>
+          </w:tcPr>
+          <w:p>
+            <w:pPr>
+              <w:spacing w:before="40" w:after="40"/>
+            </w:pPr>
+            <w:r/>
+            <w:r>
+              <w:rPr>
+                <w:b/>
+                <w:sz w:val="18"/>
+              </w:rPr>
+              <w:t>Five-year total</w:t>
+            </w:r>
+          </w:p>
+        </w:tc>
+        <w:tc>
+          <w:tcPr>
+            <w:tcW w:type="dxa" w:w="2448"/>
+            <w:shd w:val="clear" w:fill="F2F5F9"/>
+          </w:tcPr>
+          <w:p>
+            <w:pPr>
+              <w:spacing w:before="40" w:after="40"/>
+            </w:pPr>
+            <w:r/>
+            <w:r>
+              <w:rPr>
+                <w:b/>
+                <w:sz w:val="18"/>
+              </w:rPr>
+              <w:t>1,50,00,000</w:t>
+            </w:r>
+          </w:p>
+        </w:tc>
+        <w:tc>
+          <w:tcPr>
+            <w:tcW w:type="dxa" w:w="2736"/>
+            <w:shd w:val="clear" w:fill="F2F5F9"/>
+          </w:tcPr>
+          <w:p>
+            <w:pPr>
+              <w:spacing w:before="40" w:after="40"/>
+            </w:pPr>
+            <w:r/>
+            <w:r>
+              <w:rPr>
+                <w:b w:val="0"/>
+                <w:sz w:val="18"/>
+              </w:rPr>
+            </w:r>
+          </w:p>
+        </w:tc>
+        <w:tc>
+          <w:tcPr>
+            <w:tcW w:type="dxa" w:w="2160"/>
+            <w:shd w:val="clear" w:fill="F2F5F9"/>
+          </w:tcPr>
+          <w:p>
+            <w:pPr>
+              <w:spacing w:before="40" w:after="40"/>
+            </w:pPr>
+            <w:r/>
+            <w:r>
+              <w:rPr>
+                <w:b/>
+                <w:sz w:val="18"/>
+              </w:rPr>
+              <w:t>1,77,00,000</w:t>
+            </w:r>
+          </w:p>
+        </w:tc>
+      </w:tr>
+    </w:tbl>
+    <w:p>
+      <w:pPr>
+        <w:spacing w:after="80"/>
+      </w:pPr>
+    </w:p>
+    <w:p>
+      <w:pPr>
+        <w:spacing w:after="200"/>
+      </w:pPr>
+      <w:r>
+        <w:rPr>
+          <w:b/>
+        </w:rPr>
+        <w:t xml:space="preserve">Billing. </w:t>
+      </w:r>
+      <w:r>
+        <w:rPr>
+          <w:b w:val="0"/>
+        </w:rPr>
+        <w:t>Fifty per cent of each year's charge is invoiced in advance for the first six months, and the remaining fifty per cent in advance for the following six months. Invoices are payable within fifteen (15) days of submission.</w:t>
+      </w:r>
+    </w:p>
+    <w:p>
+      <w:pPr>
+        <w:pStyle w:val="Heading2"/>
+      </w:pPr>
+      <w:r>
+        <w:t>6.4 What annual maintenance covers</w:t>
+      </w:r>
+    </w:p>
+    <w:tbl>
+      <w:tblPr>
+        <w:tblStyle w:val="TableGrid"/>
+        <w:tblW w:type="auto" w:w="0"/>
+        <w:jc w:val="center"/>
+        <w:tblLook w:firstColumn="1" w:firstRow="1" w:lastColumn="0" w:lastRow="0" w:noHBand="0" w:noVBand="1" w:val="04A0"/>
+      </w:tblPr>
+      <w:tblGrid>
+        <w:gridCol w:w="4824"/>
+        <w:gridCol w:w="4824"/>
+      </w:tblGrid>
+      <w:tr>
+        <w:tc>
+          <w:tcPr>
+            <w:tcW w:type="dxa" w:w="4752"/>
+            <w:shd w:val="clear" w:fill="1F4FD8"/>
+          </w:tcPr>
+          <w:p>
+            <w:pPr>
+              <w:spacing w:before="40" w:after="40"/>
+            </w:pPr>
+            <w:r/>
+            <w:r>
+              <w:rPr>
+                <w:b/>
+                <w:color w:val="FFFFFF"/>
+                <w:sz w:val="18"/>
+              </w:rPr>
+              <w:t>Included</w:t>
+            </w:r>
+          </w:p>
+        </w:tc>
+        <w:tc>
+          <w:tcPr>
+            <w:tcW w:type="dxa" w:w="4608"/>
+            <w:shd w:val="clear" w:fill="1F4FD8"/>
+          </w:tcPr>
+          <w:p>
+            <w:pPr>
+              <w:spacing w:before="40" w:after="40"/>
+            </w:pPr>
+            <w:r/>
+            <w:r>
+              <w:rPr>
+                <w:b/>
+                <w:color w:val="FFFFFF"/>
+                <w:sz w:val="18"/>
+              </w:rPr>
+              <w:t>Excluded — charged on actuals</w:t>
+            </w:r>
+          </w:p>
+        </w:tc>
+      </w:tr>
+      <w:tr>
+        <w:tc>
+          <w:tcPr>
+            <w:tcW w:type="dxa" w:w="4752"/>
+          </w:tcPr>
+          <w:p>
+            <w:pPr>
+              <w:spacing w:before="40" w:after="40"/>
+            </w:pPr>
+            <w:r/>
+            <w:r>
+              <w:rPr>
+                <w:b w:val="0"/>
+                <w:sz w:val="18"/>
+              </w:rPr>
+              <w:t>Defect resolution across all three applications, to the agreed service levels</w:t>
+            </w:r>
+          </w:p>
+        </w:tc>
+        <w:tc>
+          <w:tcPr>
+            <w:tcW w:type="dxa" w:w="4608"/>
+          </w:tcPr>
+          <w:p>
+            <w:pPr>
+              <w:spacing w:before="40" w:after="40"/>
+            </w:pPr>
+            <w:r/>
+            <w:r>
+              <w:rPr>
+                <w:b w:val="0"/>
+                <w:sz w:val="18"/>
+              </w:rPr>
+              <w:t>New modules, screens or user classes</w:t>
+            </w:r>
+          </w:p>
+        </w:tc>
+      </w:tr>
+      <w:tr>
+        <w:tc>
+          <w:tcPr>
+            <w:tcW w:type="dxa" w:w="4752"/>
+            <w:shd w:val="clear" w:fill="F2F5F9"/>
+          </w:tcPr>
+          <w:p>
+            <w:pPr>
+              <w:spacing w:before="40" w:after="40"/>
+            </w:pPr>
+            <w:r/>
+            <w:r>
+              <w:rPr>
+                <w:b w:val="0"/>
+                <w:sz w:val="18"/>
+              </w:rPr>
+              <w:t>Security patching and dependency updates</w:t>
+            </w:r>
+          </w:p>
+        </w:tc>
+        <w:tc>
+          <w:tcPr>
+            <w:tcW w:type="dxa" w:w="4608"/>
+            <w:shd w:val="clear" w:fill="F2F5F9"/>
+          </w:tcPr>
+          <w:p>
+            <w:pPr>
+              <w:spacing w:before="40" w:after="40"/>
+            </w:pPr>
+            <w:r/>
+            <w:r>
+              <w:rPr>
+                <w:b w:val="0"/>
+                <w:sz w:val="18"/>
+              </w:rPr>
+              <w:t>Any Phase 2 item listed in section 2.6</w:t>
+            </w:r>
+          </w:p>
+        </w:tc>
+      </w:tr>
+      <w:tr>
+        <w:tc>
+          <w:tcPr>
+            <w:tcW w:type="dxa" w:w="4752"/>
+          </w:tcPr>
+          <w:p>
+            <w:pPr>
+              <w:spacing w:before="40" w:after="40"/>
+            </w:pPr>
+            <w:r/>
+            <w:r>
+              <w:rPr>
+                <w:b w:val="0"/>
+                <w:sz w:val="18"/>
+              </w:rPr>
+              <w:t>Compatibility with new Android, iOS and browser releases, including the app-store resubmissions that requires</w:t>
+            </w:r>
+          </w:p>
+        </w:tc>
+        <w:tc>
+          <w:tcPr>
+            <w:tcW w:type="dxa" w:w="4608"/>
+          </w:tcPr>
+          <w:p>
+            <w:pPr>
+              <w:spacing w:before="40" w:after="40"/>
+            </w:pPr>
+            <w:r/>
+            <w:r>
+              <w:rPr>
+                <w:b w:val="0"/>
+                <w:sz w:val="18"/>
+              </w:rPr>
+              <w:t>New third-party integrations</w:t>
+            </w:r>
+          </w:p>
+        </w:tc>
+      </w:tr>
+      <w:tr>
+        <w:tc>
+          <w:tcPr>
+            <w:tcW w:type="dxa" w:w="4752"/>
+            <w:shd w:val="clear" w:fill="F2F5F9"/>
+          </w:tcPr>
+          <w:p>
+            <w:pPr>
+              <w:spacing w:before="40" w:after="40"/>
+            </w:pPr>
+            <w:r/>
+            <w:r>
+              <w:rPr>
+                <w:b w:val="0"/>
+                <w:sz w:val="18"/>
+              </w:rPr>
+              <w:t>Payment gateway and messaging provider API changes</w:t>
+            </w:r>
+          </w:p>
+        </w:tc>
+        <w:tc>
+          <w:tcPr>
+            <w:tcW w:type="dxa" w:w="4608"/>
+            <w:shd w:val="clear" w:fill="F2F5F9"/>
+          </w:tcPr>
+          <w:p>
+            <w:pPr>
+              <w:spacing w:before="40" w:after="40"/>
+            </w:pPr>
+            <w:r/>
+            <w:r>
+              <w:rPr>
+                <w:b w:val="0"/>
+                <w:sz w:val="18"/>
+              </w:rPr>
+              <w:t>Data migration from other systems</w:t>
+            </w:r>
+          </w:p>
+        </w:tc>
+      </w:tr>
+      <w:tr>
+        <w:tc>
+          <w:tcPr>
+            <w:tcW w:type="dxa" w:w="4752"/>
+          </w:tcPr>
+          <w:p>
+            <w:pPr>
+              <w:spacing w:before="40" w:after="40"/>
+            </w:pPr>
+            <w:r/>
+            <w:r>
+              <w:rPr>
+                <w:b w:val="0"/>
+                <w:sz w:val="18"/>
+              </w:rPr>
+              <w:t>Statutory and tax-rate changes affecting existing calculations</w:t>
+            </w:r>
+          </w:p>
+        </w:tc>
+        <w:tc>
+          <w:tcPr>
+            <w:tcW w:type="dxa" w:w="4608"/>
+          </w:tcPr>
+          <w:p>
+            <w:pPr>
+              <w:spacing w:before="40" w:after="40"/>
+            </w:pPr>
+            <w:r/>
+            <w:r>
+              <w:rPr>
+                <w:b w:val="0"/>
+                <w:sz w:val="18"/>
+              </w:rPr>
+              <w:t>Reports beyond the delivered catalogue</w:t>
+            </w:r>
+          </w:p>
+        </w:tc>
+      </w:tr>
+      <w:tr>
+        <w:tc>
+          <w:tcPr>
+            <w:tcW w:type="dxa" w:w="4752"/>
+            <w:shd w:val="clear" w:fill="F2F5F9"/>
+          </w:tcPr>
+          <w:p>
+            <w:pPr>
+              <w:spacing w:before="40" w:after="40"/>
+            </w:pPr>
+            <w:r/>
+            <w:r>
+              <w:rPr>
+                <w:b w:val="0"/>
+                <w:sz w:val="18"/>
+              </w:rPr>
+              <w:t>Monitoring, backup verification and restore rehearsals</w:t>
+            </w:r>
+          </w:p>
+        </w:tc>
+        <w:tc>
+          <w:tcPr>
+            <w:tcW w:type="dxa" w:w="4608"/>
+            <w:shd w:val="clear" w:fill="F2F5F9"/>
+          </w:tcPr>
+          <w:p>
+            <w:pPr>
+              <w:spacing w:before="40" w:after="40"/>
+            </w:pPr>
+            <w:r/>
+            <w:r>
+              <w:rPr>
+                <w:b w:val="0"/>
+                <w:sz w:val="18"/>
+              </w:rPr>
+              <w:t>Extension to additional urban local bodies</w:t>
+            </w:r>
+          </w:p>
+        </w:tc>
+      </w:tr>
+      <w:tr>
+        <w:tc>
+          <w:tcPr>
+            <w:tcW w:type="dxa" w:w="4752"/>
+          </w:tcPr>
+          <w:p>
+            <w:pPr>
+              <w:spacing w:before="40" w:after="40"/>
+            </w:pPr>
+            <w:r/>
+            <w:r>
+              <w:rPr>
+                <w:b w:val="0"/>
+                <w:sz w:val="18"/>
+              </w:rPr>
+              <w:t>Release management and deployment</w:t>
+            </w:r>
+          </w:p>
+        </w:tc>
+        <w:tc>
+          <w:tcPr>
+            <w:tcW w:type="dxa" w:w="4608"/>
+          </w:tcPr>
+          <w:p>
+            <w:pPr>
+              <w:spacing w:before="40" w:after="40"/>
+            </w:pPr>
+            <w:r/>
+            <w:r>
+              <w:rPr>
+                <w:b w:val="0"/>
+                <w:sz w:val="18"/>
+              </w:rPr>
+              <w:t>Handsets, printers, signage and any hardware</w:t>
+            </w:r>
+          </w:p>
+        </w:tc>
+      </w:tr>
+      <w:tr>
+        <w:tc>
+          <w:tcPr>
+            <w:tcW w:type="dxa" w:w="4752"/>
+            <w:shd w:val="clear" w:fill="F2F5F9"/>
+          </w:tcPr>
+          <w:p>
+            <w:pPr>
+              <w:spacing w:before="40" w:after="40"/>
+            </w:pPr>
+            <w:r/>
+            <w:r>
+              <w:rPr>
+                <w:b w:val="0"/>
+                <w:sz w:val="18"/>
+              </w:rPr>
+              <w:t>Second-line support during agreed hours</w:t>
+            </w:r>
+          </w:p>
+        </w:tc>
+        <w:tc>
+          <w:tcPr>
+            <w:tcW w:type="dxa" w:w="4608"/>
+            <w:shd w:val="clear" w:fill="F2F5F9"/>
+          </w:tcPr>
+          <w:p>
+            <w:pPr>
+              <w:spacing w:before="40" w:after="40"/>
+            </w:pPr>
+            <w:r/>
+            <w:r>
+              <w:rPr>
+                <w:b w:val="0"/>
+                <w:sz w:val="18"/>
+              </w:rPr>
+              <w:t>First-line citizen support and call handling</w:t>
+            </w:r>
+          </w:p>
+        </w:tc>
+      </w:tr>
+      <w:tr>
+        <w:tc>
+          <w:tcPr>
+            <w:tcW w:type="dxa" w:w="4752"/>
+          </w:tcPr>
+          <w:p>
+            <w:pPr>
+              <w:spacing w:before="40" w:after="40"/>
+            </w:pPr>
+            <w:r/>
+            <w:r>
+              <w:rPr>
+                <w:b w:val="0"/>
+                <w:sz w:val="18"/>
+              </w:rPr>
+              <w:t>Minor enhancements up to three person-days per calendar month, not carried forward</w:t>
+            </w:r>
+          </w:p>
+        </w:tc>
+        <w:tc>
+          <w:tcPr>
+            <w:tcW w:type="dxa" w:w="4608"/>
+          </w:tcPr>
+          <w:p>
+            <w:pPr>
+              <w:spacing w:before="40" w:after="40"/>
+            </w:pPr>
+            <w:r/>
+            <w:r>
+              <w:rPr>
+                <w:b w:val="0"/>
+                <w:sz w:val="18"/>
+              </w:rPr>
+              <w:t>Performance work for volumes beyond the contracted ceiling</w:t>
+            </w:r>
+          </w:p>
+        </w:tc>
+      </w:tr>
+    </w:tbl>
+    <w:p>
+      <w:pPr>
+        <w:spacing w:after="80"/>
+      </w:pPr>
+    </w:p>
+    <w:p>
+      <w:pPr>
+        <w:pStyle w:val="Heading2"/>
+      </w:pPr>
+      <w:r>
+        <w:t>6.5 Hardware and post-delivery enhancements</w:t>
+      </w:r>
+    </w:p>
+    <w:p>
+      <w:pPr>
+        <w:spacing w:after="200"/>
+      </w:pPr>
+      <w:r>
+        <w:rPr>
+          <w:b/>
+        </w:rPr>
+        <w:t xml:space="preserve">Charged on actuals. </w:t>
+      </w:r>
+      <w:r>
+        <w:rPr>
+          <w:b w:val="0"/>
+        </w:rPr>
+        <w:t>Any hardware, and any feature or enhancement requested after delivery that falls outside the scope in section 2, is quoted separately and charged at cost for hardware and at the agreed professional-services rate for effort. No such item is undertaken without the Corporation's written instruction, and an estimate is provided before work begins.</w:t>
+      </w:r>
+    </w:p>
+    <w:p>
+      <w:pPr>
+        <w:pStyle w:val="Heading2"/>
+      </w:pPr>
+      <w:r>
+        <w:t>6.6 Costs borne by the Corporation</w:t>
+      </w:r>
+    </w:p>
+    <w:p>
+      <w:r>
+        <w:rPr>
+          <w:b w:val="0"/>
+          <w:i w:val="0"/>
+        </w:rPr>
+        <w:t>The following are contracted by the Corporation in its own name and paid directly to the provider. They scale with usage, and are therefore excluded from both the capital cost and the annual maintenance charge.</w:t>
+      </w:r>
+    </w:p>
+    <w:tbl>
+      <w:tblPr>
+        <w:tblStyle w:val="TableGrid"/>
+        <w:tblW w:type="auto" w:w="0"/>
+        <w:jc w:val="center"/>
+        <w:tblLook w:firstColumn="1" w:firstRow="1" w:lastColumn="0" w:lastRow="0" w:noHBand="0" w:noVBand="1" w:val="04A0"/>
+      </w:tblPr>
+      <w:tblGrid>
+        <w:gridCol w:w="4824"/>
+        <w:gridCol w:w="4824"/>
+      </w:tblGrid>
+      <w:tr>
+        <w:tc>
+          <w:tcPr>
+            <w:tcW w:type="dxa" w:w="2016"/>
+            <w:shd w:val="clear" w:fill="1F4FD8"/>
+          </w:tcPr>
+          <w:p>
+            <w:pPr>
+              <w:spacing w:before="40" w:after="40"/>
+            </w:pPr>
+            <w:r/>
+            <w:r>
+              <w:rPr>
+                <w:b/>
+                <w:color w:val="FFFFFF"/>
+                <w:sz w:val="18"/>
+              </w:rPr>
+              <w:t>Category</w:t>
+            </w:r>
+          </w:p>
+        </w:tc>
+        <w:tc>
+          <w:tcPr>
+            <w:tcW w:type="dxa" w:w="7344"/>
+            <w:shd w:val="clear" w:fill="1F4FD8"/>
+          </w:tcPr>
+          <w:p>
+            <w:pPr>
+              <w:spacing w:before="40" w:after="40"/>
+            </w:pPr>
+            <w:r/>
+            <w:r>
+              <w:rPr>
+                <w:b/>
+                <w:color w:val="FFFFFF"/>
+                <w:sz w:val="18"/>
+              </w:rPr>
+              <w:t>Items</w:t>
+            </w:r>
+          </w:p>
+        </w:tc>
+      </w:tr>
+      <w:tr>
+        <w:tc>
+          <w:tcPr>
+            <w:tcW w:type="dxa" w:w="2016"/>
+          </w:tcPr>
+          <w:p>
+            <w:pPr>
+              <w:spacing w:before="40" w:after="40"/>
+            </w:pPr>
+            <w:r/>
+            <w:r>
+              <w:rPr>
+                <w:b w:val="0"/>
+                <w:sz w:val="18"/>
+              </w:rPr>
+              <w:t>Infrastructure</w:t>
+            </w:r>
+          </w:p>
+        </w:tc>
+        <w:tc>
+          <w:tcPr>
+            <w:tcW w:type="dxa" w:w="7344"/>
+          </w:tcPr>
+          <w:p>
+            <w:pPr>
+              <w:spacing w:before="40" w:after="40"/>
+            </w:pPr>
+            <w:r/>
+            <w:r>
+              <w:rPr>
+                <w:b w:val="0"/>
+                <w:sz w:val="18"/>
+              </w:rPr>
+              <w:t>Cloud hosting or data-centre allocation, managed database, object storage, domain names and TLS certificates</w:t>
+            </w:r>
+          </w:p>
+        </w:tc>
+      </w:tr>
+      <w:tr>
+        <w:tc>
+          <w:tcPr>
+            <w:tcW w:type="dxa" w:w="2016"/>
+            <w:shd w:val="clear" w:fill="F2F5F9"/>
+          </w:tcPr>
+          <w:p>
+            <w:pPr>
+              <w:spacing w:before="40" w:after="40"/>
+            </w:pPr>
+            <w:r/>
+            <w:r>
+              <w:rPr>
+                <w:b w:val="0"/>
+                <w:sz w:val="18"/>
+              </w:rPr>
+              <w:t>Payments</w:t>
+            </w:r>
+          </w:p>
+        </w:tc>
+        <w:tc>
+          <w:tcPr>
+            <w:tcW w:type="dxa" w:w="7344"/>
+            <w:shd w:val="clear" w:fill="F2F5F9"/>
+          </w:tcPr>
+          <w:p>
+            <w:pPr>
+              <w:spacing w:before="40" w:after="40"/>
+            </w:pPr>
+            <w:r/>
+            <w:r>
+              <w:rPr>
+                <w:b w:val="0"/>
+                <w:sz w:val="18"/>
+              </w:rPr>
+              <w:t>Payment gateway merchant account and the merchant discount rate on every transaction; payout account for operator settlements</w:t>
+            </w:r>
+          </w:p>
+        </w:tc>
+      </w:tr>
+      <w:tr>
+        <w:tc>
+          <w:tcPr>
+            <w:tcW w:type="dxa" w:w="2016"/>
+          </w:tcPr>
+          <w:p>
+            <w:pPr>
+              <w:spacing w:before="40" w:after="40"/>
+            </w:pPr>
+            <w:r/>
+            <w:r>
+              <w:rPr>
+                <w:b w:val="0"/>
+                <w:sz w:val="18"/>
+              </w:rPr>
+              <w:t>Messaging</w:t>
+            </w:r>
+          </w:p>
+        </w:tc>
+        <w:tc>
+          <w:tcPr>
+            <w:tcW w:type="dxa" w:w="7344"/>
+          </w:tcPr>
+          <w:p>
+            <w:pPr>
+              <w:spacing w:before="40" w:after="40"/>
+            </w:pPr>
+            <w:r/>
+            <w:r>
+              <w:rPr>
+                <w:b w:val="0"/>
+                <w:sz w:val="18"/>
+              </w:rPr>
+              <w:t>SMS account and TRAI DLT registration, WhatsApp Business Account and Meta verification, transactional email provider</w:t>
+            </w:r>
+          </w:p>
+        </w:tc>
+      </w:tr>
+      <w:tr>
+        <w:tc>
+          <w:tcPr>
+            <w:tcW w:type="dxa" w:w="2016"/>
+            <w:shd w:val="clear" w:fill="F2F5F9"/>
+          </w:tcPr>
+          <w:p>
+            <w:pPr>
+              <w:spacing w:before="40" w:after="40"/>
+            </w:pPr>
+            <w:r/>
+            <w:r>
+              <w:rPr>
+                <w:b w:val="0"/>
+                <w:sz w:val="18"/>
+              </w:rPr>
+              <w:t>Platform services</w:t>
+            </w:r>
+          </w:p>
+        </w:tc>
+        <w:tc>
+          <w:tcPr>
+            <w:tcW w:type="dxa" w:w="7344"/>
+            <w:shd w:val="clear" w:fill="F2F5F9"/>
+          </w:tcPr>
+          <w:p>
+            <w:pPr>
+              <w:spacing w:before="40" w:after="40"/>
+            </w:pPr>
+            <w:r/>
+            <w:r>
+              <w:rPr>
+                <w:b w:val="0"/>
+                <w:sz w:val="18"/>
+              </w:rPr>
+              <w:t>Google Maps Platform key with billing, push notification services, error monitoring subscription</w:t>
+            </w:r>
+          </w:p>
+        </w:tc>
+      </w:tr>
+      <w:tr>
+        <w:tc>
+          <w:tcPr>
+            <w:tcW w:type="dxa" w:w="2016"/>
+          </w:tcPr>
+          <w:p>
+            <w:pPr>
+              <w:spacing w:before="40" w:after="40"/>
+            </w:pPr>
+            <w:r/>
+            <w:r>
+              <w:rPr>
+                <w:b w:val="0"/>
+                <w:sz w:val="18"/>
+              </w:rPr>
+              <w:t>App stores</w:t>
+            </w:r>
+          </w:p>
+        </w:tc>
+        <w:tc>
+          <w:tcPr>
+            <w:tcW w:type="dxa" w:w="7344"/>
+          </w:tcPr>
+          <w:p>
+            <w:pPr>
+              <w:spacing w:before="40" w:after="40"/>
+            </w:pPr>
+            <w:r/>
+            <w:r>
+              <w:rPr>
+                <w:b w:val="0"/>
+                <w:sz w:val="18"/>
+              </w:rPr>
+              <w:t>Apple Developer Program membership and Google Play Console account, enrolled in the Corporation's name</w:t>
+            </w:r>
+          </w:p>
+        </w:tc>
+      </w:tr>
+      <w:tr>
+        <w:tc>
+          <w:tcPr>
+            <w:tcW w:type="dxa" w:w="2016"/>
+            <w:shd w:val="clear" w:fill="F2F5F9"/>
+          </w:tcPr>
+          <w:p>
+            <w:pPr>
+              <w:spacing w:before="40" w:after="40"/>
+            </w:pPr>
+            <w:r/>
+            <w:r>
+              <w:rPr>
+                <w:b w:val="0"/>
+                <w:sz w:val="18"/>
+              </w:rPr>
+              <w:t>Assurance</w:t>
+            </w:r>
+          </w:p>
+        </w:tc>
+        <w:tc>
+          <w:tcPr>
+            <w:tcW w:type="dxa" w:w="7344"/>
+            <w:shd w:val="clear" w:fill="F2F5F9"/>
+          </w:tcPr>
+          <w:p>
+            <w:pPr>
+              <w:spacing w:before="40" w:after="40"/>
+            </w:pPr>
+            <w:r/>
+            <w:r>
+              <w:rPr>
+                <w:b w:val="0"/>
+                <w:sz w:val="18"/>
+              </w:rPr>
+              <w:t>CERT-In empanelled auditor's fee and penetration testing firm's fee</w:t>
+            </w:r>
+          </w:p>
+        </w:tc>
+      </w:tr>
+      <w:tr>
+        <w:tc>
+          <w:tcPr>
+            <w:tcW w:type="dxa" w:w="2016"/>
+          </w:tcPr>
+          <w:p>
+            <w:pPr>
+              <w:spacing w:before="40" w:after="40"/>
+            </w:pPr>
+            <w:r/>
+            <w:r>
+              <w:rPr>
+                <w:b w:val="0"/>
+                <w:sz w:val="18"/>
+              </w:rPr>
+              <w:t>Field</w:t>
+            </w:r>
+          </w:p>
+        </w:tc>
+        <w:tc>
+          <w:tcPr>
+            <w:tcW w:type="dxa" w:w="7344"/>
+          </w:tcPr>
+          <w:p>
+            <w:pPr>
+              <w:spacing w:before="40" w:after="40"/>
+            </w:pPr>
+            <w:r/>
+            <w:r>
+              <w:rPr>
+                <w:b w:val="0"/>
+                <w:sz w:val="18"/>
+              </w:rPr>
+              <w:t>Attendant handsets and data connections, printers if required, kerb signage and bay marking</w:t>
+            </w:r>
+          </w:p>
+        </w:tc>
+      </w:tr>
+    </w:tbl>
+    <w:p>
+      <w:pPr>
+        <w:spacing w:after="80"/>
+      </w:pPr>
+    </w:p>
+    <w:p>
+      <w:pPr>
+        <w:pStyle w:val="Heading2"/>
+      </w:pPr>
+      <w:r>
+        <w:t>6.7 Commercial assumptions</w:t>
+      </w:r>
+    </w:p>
+    <w:p>
+      <w:pPr>
+        <w:pStyle w:val="ListBullet"/>
+        <w:spacing w:after="60"/>
+      </w:pPr>
+      <w:r>
+        <w:t>the scope is Phase 1 as specified in section 2. Any Phase 2 item re-opens the architecture and the price.</w:t>
+      </w:r>
+    </w:p>
+    <w:p>
+      <w:pPr>
+        <w:pStyle w:val="ListBullet"/>
+        <w:spacing w:after="60"/>
+      </w:pPr>
+      <w:r>
+        <w:t>deployment is to a single urban local body. Multi-tenancy across several bodies is a different system, not a configuration change.</w:t>
+      </w:r>
+    </w:p>
+    <w:p>
+      <w:pPr>
+        <w:pStyle w:val="ListBullet"/>
+        <w:spacing w:after="60"/>
+      </w:pPr>
+      <w:r>
+        <w:t>the Corporation provides its ward and street register, surveyed zone boundaries, the approved tariff schedule, operator contracts and staff roster at mobilisation. Survey work to establish geo-fences is not included.</w:t>
+      </w:r>
+    </w:p>
+    <w:p>
+      <w:pPr>
+        <w:pStyle w:val="ListBullet"/>
+        <w:spacing w:after="60"/>
+      </w:pPr>
+      <w:r>
+        <w:t>decisions, approvals and data requested from the Corporation are provided within five working days. Delay beyond that threshold entitles the supplier to a corresponding extension of the delivery schedule.</w:t>
+      </w:r>
+    </w:p>
+    <w:p>
+      <w:pPr>
+        <w:pStyle w:val="ListBullet"/>
+        <w:spacing w:after="60"/>
+      </w:pPr>
+      <w:r>
+        <w:t>one security audit cycle and one re-test are included; further cycles are chargeable.</w:t>
+      </w:r>
+    </w:p>
+    <w:p>
+      <w:pPr>
+        <w:pStyle w:val="ListBullet"/>
+        <w:spacing w:after="60"/>
+      </w:pPr>
+      <w:r>
+        <w:t>no integration with existing municipal treasury, GIS or ERP systems is included; any such integration is scoped and priced separately.</w:t>
+      </w:r>
+    </w:p>
+    <w:p>
+      <w:pPr>
+        <w:pStyle w:val="ListBullet"/>
+        <w:spacing w:after="60"/>
+      </w:pPr>
+      <w:r>
+        <w:t>liability is capped at the contract value or one year's fees, whichever is the lower. Service-level credits, where agreed, are capped at ten per cent of the quarterly charge and exclude any failure arising from a third-party provider outage.</w:t>
       </w:r>
     </w:p>
     <w:p>
@@ -6419,7 +10609,7 @@
           <w:color w:val="5C6675"/>
           <w:sz w:val="18"/>
         </w:rPr>
-        <w:t>Feature counts are taken from the agreed KMCP Scope of Work. Platform metrics and security controls were verified against the running system in September 2026. Controls described as being in force were confirmed in executing code; those listed under independent assurance have not yet been performed.</w:t>
+        <w:t>Feature counts are taken from the agreed KMCP Scope of Work. Platform metrics and security controls were verified against the running system in September 2026. Controls marked In force were confirmed in executing code; controls marked Deployment form part of the target deployment architecture and are implemented during commissioning. This document is a commercial proposal and does not itself constitute a contract.</w:t>
       </w:r>
     </w:p>
     <w:sectPr>
@@ -6883,7 +11073,7 @@
     <w:pPr>
       <w:keepNext/>
       <w:keepLines/>
-      <w:spacing w:before="360" w:after="120"/>
+      <w:spacing w:before="320" w:after="120"/>
       <w:outlineLvl w:val="1"/>
     </w:pPr>
     <w:rPr>
@@ -6891,7 +11081,7 @@
       <w:b/>
       <w:bCs/>
       <w:color w:val="151A22"/>
-      <w:sz w:val="28"/>
+      <w:sz w:val="27"/>
       <w:szCs w:val="26"/>
     </w:rPr>
   </w:style>
@@ -6907,7 +11097,7 @@
     <w:pPr>
       <w:keepNext/>
       <w:keepLines/>
-      <w:spacing w:before="240" w:after="80"/>
+      <w:spacing w:before="220" w:after="80"/>
       <w:outlineLvl w:val="2"/>
     </w:pPr>
     <w:rPr>
@@ -6915,7 +11105,7 @@
       <w:b/>
       <w:bCs/>
       <w:color w:val="1F4FD8"/>
-      <w:sz w:val="23"/>
+      <w:sz w:val="22"/>
     </w:rPr>
   </w:style>
   <w:style w:type="paragraph" w:styleId="Heading4">

--- a/docs/KMCP_Capability_and_Security.docx
+++ b/docs/KMCP_Capability_and_Security.docx
@@ -1053,316 +1053,6 @@
       <w:pPr>
         <w:spacing w:after="80"/>
       </w:pPr>
-    </w:p>
-    <w:p>
-      <w:pPr>
-        <w:pStyle w:val="Heading3"/>
-      </w:pPr>
-      <w:r>
-        <w:t>Commercial summary</w:t>
-      </w:r>
-    </w:p>
-    <w:tbl>
-      <w:tblPr>
-        <w:tblStyle w:val="TableGrid"/>
-        <w:tblW w:type="auto" w:w="0"/>
-        <w:jc w:val="center"/>
-        <w:tblLook w:firstColumn="1" w:firstRow="1" w:lastColumn="0" w:lastRow="0" w:noHBand="0" w:noVBand="1" w:val="04A0"/>
-      </w:tblPr>
-      <w:tblGrid>
-        <w:gridCol w:w="4824"/>
-        <w:gridCol w:w="4824"/>
-      </w:tblGrid>
-      <w:tr>
-        <w:tc>
-          <w:tcPr>
-            <w:tcW w:type="dxa" w:w="3312"/>
-            <w:shd w:val="clear" w:fill="0C6E56"/>
-          </w:tcPr>
-          <w:p>
-            <w:pPr>
-              <w:spacing w:before="40" w:after="40"/>
-            </w:pPr>
-            <w:r/>
-            <w:r>
-              <w:rPr>
-                <w:b/>
-                <w:color w:val="FFFFFF"/>
-                <w:sz w:val="18"/>
-              </w:rPr>
-            </w:r>
-          </w:p>
-        </w:tc>
-        <w:tc>
-          <w:tcPr>
-            <w:tcW w:type="dxa" w:w="6048"/>
-            <w:shd w:val="clear" w:fill="0C6E56"/>
-          </w:tcPr>
-          <w:p>
-            <w:pPr>
-              <w:spacing w:before="40" w:after="40"/>
-            </w:pPr>
-            <w:r/>
-            <w:r>
-              <w:rPr>
-                <w:b/>
-                <w:color w:val="FFFFFF"/>
-                <w:sz w:val="18"/>
-              </w:rPr>
-            </w:r>
-          </w:p>
-        </w:tc>
-      </w:tr>
-      <w:tr>
-        <w:tc>
-          <w:tcPr>
-            <w:tcW w:type="dxa" w:w="3312"/>
-          </w:tcPr>
-          <w:p>
-            <w:pPr>
-              <w:spacing w:before="40" w:after="40"/>
-            </w:pPr>
-            <w:r/>
-            <w:r>
-              <w:rPr>
-                <w:b w:val="0"/>
-                <w:sz w:val="18"/>
-              </w:rPr>
-              <w:t>Capital cost</w:t>
-            </w:r>
-          </w:p>
-        </w:tc>
-        <w:tc>
-          <w:tcPr>
-            <w:tcW w:type="dxa" w:w="6048"/>
-          </w:tcPr>
-          <w:p>
-            <w:pPr>
-              <w:spacing w:before="40" w:after="40"/>
-            </w:pPr>
-            <w:r/>
-            <w:r>
-              <w:rPr>
-                <w:b w:val="0"/>
-                <w:sz w:val="18"/>
-              </w:rPr>
-              <w:t>Rs 1,50,00,000 plus GST</w:t>
-            </w:r>
-          </w:p>
-        </w:tc>
-      </w:tr>
-      <w:tr>
-        <w:tc>
-          <w:tcPr>
-            <w:tcW w:type="dxa" w:w="3312"/>
-            <w:shd w:val="clear" w:fill="F2F5F9"/>
-          </w:tcPr>
-          <w:p>
-            <w:pPr>
-              <w:spacing w:before="40" w:after="40"/>
-            </w:pPr>
-            <w:r/>
-            <w:r>
-              <w:rPr>
-                <w:b w:val="0"/>
-                <w:sz w:val="18"/>
-              </w:rPr>
-              <w:t>Payment</w:t>
-            </w:r>
-          </w:p>
-        </w:tc>
-        <w:tc>
-          <w:tcPr>
-            <w:tcW w:type="dxa" w:w="6048"/>
-            <w:shd w:val="clear" w:fill="F2F5F9"/>
-          </w:tcPr>
-          <w:p>
-            <w:pPr>
-              <w:spacing w:before="40" w:after="40"/>
-            </w:pPr>
-            <w:r/>
-            <w:r>
-              <w:rPr>
-                <w:b w:val="0"/>
-                <w:sz w:val="18"/>
-              </w:rPr>
-              <w:t>50% on award, 50% on delivery and successful testing</w:t>
-            </w:r>
-          </w:p>
-        </w:tc>
-      </w:tr>
-      <w:tr>
-        <w:tc>
-          <w:tcPr>
-            <w:tcW w:type="dxa" w:w="3312"/>
-          </w:tcPr>
-          <w:p>
-            <w:pPr>
-              <w:spacing w:before="40" w:after="40"/>
-            </w:pPr>
-            <w:r/>
-            <w:r>
-              <w:rPr>
-                <w:b w:val="0"/>
-                <w:sz w:val="18"/>
-              </w:rPr>
-              <w:t>Invoice terms</w:t>
-            </w:r>
-          </w:p>
-        </w:tc>
-        <w:tc>
-          <w:tcPr>
-            <w:tcW w:type="dxa" w:w="6048"/>
-          </w:tcPr>
-          <w:p>
-            <w:pPr>
-              <w:spacing w:before="40" w:after="40"/>
-            </w:pPr>
-            <w:r/>
-            <w:r>
-              <w:rPr>
-                <w:b w:val="0"/>
-                <w:sz w:val="18"/>
-              </w:rPr>
-              <w:t>Payable within 15 days of invoice submission</w:t>
-            </w:r>
-          </w:p>
-        </w:tc>
-      </w:tr>
-      <w:tr>
-        <w:tc>
-          <w:tcPr>
-            <w:tcW w:type="dxa" w:w="3312"/>
-            <w:shd w:val="clear" w:fill="F2F5F9"/>
-          </w:tcPr>
-          <w:p>
-            <w:pPr>
-              <w:spacing w:before="40" w:after="40"/>
-            </w:pPr>
-            <w:r/>
-            <w:r>
-              <w:rPr>
-                <w:b w:val="0"/>
-                <w:sz w:val="18"/>
-              </w:rPr>
-              <w:t>Annual maintenance</w:t>
-            </w:r>
-          </w:p>
-        </w:tc>
-        <w:tc>
-          <w:tcPr>
-            <w:tcW w:type="dxa" w:w="6048"/>
-            <w:shd w:val="clear" w:fill="F2F5F9"/>
-          </w:tcPr>
-          <w:p>
-            <w:pPr>
-              <w:spacing w:before="40" w:after="40"/>
-            </w:pPr>
-            <w:r/>
-            <w:r>
-              <w:rPr>
-                <w:b w:val="0"/>
-                <w:sz w:val="18"/>
-              </w:rPr>
-              <w:t>Rs 25,00,000 per annum plus GST, billed half-yearly in advance</w:t>
-            </w:r>
-          </w:p>
-        </w:tc>
-      </w:tr>
-      <w:tr>
-        <w:tc>
-          <w:tcPr>
-            <w:tcW w:type="dxa" w:w="3312"/>
-          </w:tcPr>
-          <w:p>
-            <w:pPr>
-              <w:spacing w:before="40" w:after="40"/>
-            </w:pPr>
-            <w:r/>
-            <w:r>
-              <w:rPr>
-                <w:b w:val="0"/>
-                <w:sz w:val="18"/>
-              </w:rPr>
-              <w:t>AMC escalation</w:t>
-            </w:r>
-          </w:p>
-        </w:tc>
-        <w:tc>
-          <w:tcPr>
-            <w:tcW w:type="dxa" w:w="6048"/>
-          </w:tcPr>
-          <w:p>
-            <w:pPr>
-              <w:spacing w:before="40" w:after="40"/>
-            </w:pPr>
-            <w:r/>
-            <w:r>
-              <w:rPr>
-                <w:b w:val="0"/>
-                <w:sz w:val="18"/>
-              </w:rPr>
-              <w:t>Rs 2,50,000 added each year, being 10% of the initial annual charge</w:t>
-            </w:r>
-          </w:p>
-        </w:tc>
-      </w:tr>
-      <w:tr>
-        <w:tc>
-          <w:tcPr>
-            <w:tcW w:type="dxa" w:w="3312"/>
-            <w:shd w:val="clear" w:fill="F2F5F9"/>
-          </w:tcPr>
-          <w:p>
-            <w:pPr>
-              <w:spacing w:before="40" w:after="40"/>
-            </w:pPr>
-            <w:r/>
-            <w:r>
-              <w:rPr>
-                <w:b w:val="0"/>
-                <w:sz w:val="18"/>
-              </w:rPr>
-              <w:t>Hardware and post-delivery enhancements</w:t>
-            </w:r>
-          </w:p>
-        </w:tc>
-        <w:tc>
-          <w:tcPr>
-            <w:tcW w:type="dxa" w:w="6048"/>
-            <w:shd w:val="clear" w:fill="F2F5F9"/>
-          </w:tcPr>
-          <w:p>
-            <w:pPr>
-              <w:spacing w:before="40" w:after="40"/>
-            </w:pPr>
-            <w:r/>
-            <w:r>
-              <w:rPr>
-                <w:b w:val="0"/>
-                <w:sz w:val="18"/>
-              </w:rPr>
-              <w:t>Charged on actuals</w:t>
-            </w:r>
-          </w:p>
-        </w:tc>
-      </w:tr>
-    </w:tbl>
-    <w:p>
-      <w:pPr>
-        <w:spacing w:after="80"/>
-      </w:pPr>
-    </w:p>
-    <w:p>
-      <w:r>
-        <w:rPr>
-          <w:b w:val="0"/>
-          <w:i/>
-          <w:color w:val="5C6675"/>
-          <w:sz w:val="19"/>
-        </w:rPr>
-        <w:t>Set out in full in section 6.</w:t>
-      </w:r>
     </w:p>
     <w:p>
       <w:r>
